--- a/LK2(KSIS).docx
+++ b/LK2(KSIS).docx
@@ -380,7 +380,6 @@
           <w:color w:val="1E1D1C"/>
           <w:sz w:val="28"/>
           <w:szCs w:val="28"/>
-          <w:lang w:val="en-US"/>
         </w:rPr>
         <w:t>traceroute</w:t>
       </w:r>
@@ -408,17 +407,16 @@
           <w:color w:val="1E1D1C"/>
           <w:sz w:val="28"/>
           <w:szCs w:val="28"/>
-          <w:lang w:val="en-US"/>
-        </w:rPr>
-      </w:pPr>
-      <w:r>
-        <w:rPr>
-          <w:rStyle w:val="kb0tx"/>
-          <w:rFonts w:eastAsiaTheme="majorEastAsia"/>
-          <w:color w:val="1E1D1C"/>
-          <w:sz w:val="28"/>
-          <w:szCs w:val="28"/>
-          <w:lang w:val="en-US"/>
+        </w:rPr>
+      </w:pPr>
+      <w:r>
+        <w:rPr>
+          <w:rStyle w:val="kb0tx"/>
+          <w:rFonts w:eastAsiaTheme="majorEastAsia"/>
+          <w:noProof/>
+          <w:color w:val="1E1D1C"/>
+          <w:sz w:val="28"/>
+          <w:szCs w:val="28"/>
         </w:rPr>
         <w:drawing>
           <wp:inline distT="0" distB="0" distL="0" distR="0" wp14:anchorId="55C5F2AC" wp14:editId="53F2B85E">
@@ -494,7 +492,6 @@
           <w:color w:val="1E1D1C"/>
           <w:sz w:val="28"/>
           <w:szCs w:val="28"/>
-          <w:lang w:val="en-US"/>
         </w:rPr>
         <w:t>Whireshark</w:t>
       </w:r>
@@ -528,7 +525,6 @@
           <w:color w:val="1E1D1C"/>
           <w:sz w:val="28"/>
           <w:szCs w:val="28"/>
-          <w:lang w:val="en-US"/>
         </w:rPr>
         <w:t>ICMP</w:t>
       </w:r>
@@ -556,13 +552,13 @@
           <w:color w:val="1E1D1C"/>
           <w:sz w:val="28"/>
           <w:szCs w:val="28"/>
-          <w:lang w:val="en-US"/>
-        </w:rPr>
-      </w:pPr>
-      <w:r>
-        <w:rPr>
-          <w:rStyle w:val="kb0tx"/>
-          <w:rFonts w:eastAsiaTheme="majorEastAsia"/>
+        </w:rPr>
+      </w:pPr>
+      <w:r>
+        <w:rPr>
+          <w:rStyle w:val="kb0tx"/>
+          <w:rFonts w:eastAsiaTheme="majorEastAsia"/>
+          <w:noProof/>
           <w:color w:val="1E1D1C"/>
           <w:sz w:val="28"/>
           <w:szCs w:val="28"/>
@@ -620,7 +616,6 @@
           <w:color w:val="1E1D1C"/>
           <w:sz w:val="28"/>
           <w:szCs w:val="28"/>
-          <w:lang w:val="en-US"/>
         </w:rPr>
       </w:pPr>
       <w:r>
@@ -648,451 +643,6 @@
           <w:color w:val="1E1D1C"/>
           <w:sz w:val="28"/>
           <w:szCs w:val="28"/>
-          <w:lang w:val="en-US"/>
-        </w:rPr>
-      </w:pPr>
-      <w:r>
-        <w:rPr>
-          <w:rStyle w:val="kb0tx"/>
-          <w:rFonts w:eastAsiaTheme="majorEastAsia"/>
-          <w:color w:val="1E1D1C"/>
-          <w:sz w:val="28"/>
-          <w:szCs w:val="28"/>
-          <w:lang w:val="en-US"/>
-        </w:rPr>
-        <w:drawing>
-          <wp:inline distT="0" distB="0" distL="0" distR="0" wp14:anchorId="5D6DF08D" wp14:editId="17C8EF60">
-            <wp:extent cx="4940300" cy="3289300"/>
-            <wp:effectExtent l="0" t="0" r="0" b="0"/>
-            <wp:docPr id="1008077965" name="Picture 1"/>
-            <wp:cNvGraphicFramePr>
-              <a:graphicFrameLocks xmlns:a="http://schemas.openxmlformats.org/drawingml/2006/main" noChangeAspect="1"/>
-            </wp:cNvGraphicFramePr>
-            <a:graphic xmlns:a="http://schemas.openxmlformats.org/drawingml/2006/main">
-              <a:graphicData uri="http://schemas.openxmlformats.org/drawingml/2006/picture">
-                <pic:pic xmlns:pic="http://schemas.openxmlformats.org/drawingml/2006/picture">
-                  <pic:nvPicPr>
-                    <pic:cNvPr id="1008077965" name=""/>
-                    <pic:cNvPicPr/>
-                  </pic:nvPicPr>
-                  <pic:blipFill>
-                    <a:blip r:embed="rId7"/>
-                    <a:stretch>
-                      <a:fillRect/>
-                    </a:stretch>
-                  </pic:blipFill>
-                  <pic:spPr>
-                    <a:xfrm>
-                      <a:off x="0" y="0"/>
-                      <a:ext cx="4940300" cy="3289300"/>
-                    </a:xfrm>
-                    <a:prstGeom prst="rect">
-                      <a:avLst/>
-                    </a:prstGeom>
-                  </pic:spPr>
-                </pic:pic>
-              </a:graphicData>
-            </a:graphic>
-          </wp:inline>
-        </w:drawing>
-      </w:r>
-    </w:p>
-    <w:p>
-      <w:pPr>
-        <w:pStyle w:val="zfr3q"/>
-        <w:spacing w:before="225" w:beforeAutospacing="0" w:after="0" w:afterAutospacing="0"/>
-        <w:ind w:left="720"/>
-        <w:jc w:val="both"/>
-        <w:rPr>
-          <w:rStyle w:val="kb0tx"/>
-          <w:rFonts w:eastAsiaTheme="majorEastAsia"/>
-          <w:color w:val="1E1D1C"/>
-          <w:sz w:val="28"/>
-          <w:szCs w:val="28"/>
-          <w:lang w:val="en-US"/>
-        </w:rPr>
-      </w:pPr>
-      <w:r>
-        <w:rPr>
-          <w:rStyle w:val="kb0tx"/>
-          <w:rFonts w:eastAsiaTheme="majorEastAsia"/>
-          <w:color w:val="1E1D1C"/>
-          <w:sz w:val="28"/>
-          <w:szCs w:val="28"/>
-          <w:lang w:val="ru-RU"/>
-        </w:rPr>
-        <w:t>Маршрут до google.com (</w:t>
-      </w:r>
-      <w:r>
-        <w:rPr>
-          <w:rStyle w:val="kb0tx"/>
-          <w:rFonts w:eastAsiaTheme="majorEastAsia"/>
-          <w:color w:val="1E1D1C"/>
-          <w:sz w:val="28"/>
-          <w:szCs w:val="28"/>
-          <w:lang w:val="ru-RU"/>
-        </w:rPr>
-        <w:t>8.8.8.8</w:t>
-      </w:r>
-      <w:r>
-        <w:rPr>
-          <w:rStyle w:val="kb0tx"/>
-          <w:rFonts w:eastAsiaTheme="majorEastAsia"/>
-          <w:color w:val="1E1D1C"/>
-          <w:sz w:val="28"/>
-          <w:szCs w:val="28"/>
-          <w:lang w:val="ru-RU"/>
-        </w:rPr>
-        <w:t>) прошёл через 1</w:t>
-      </w:r>
-      <w:r>
-        <w:rPr>
-          <w:rStyle w:val="kb0tx"/>
-          <w:rFonts w:eastAsiaTheme="majorEastAsia"/>
-          <w:color w:val="1E1D1C"/>
-          <w:sz w:val="28"/>
-          <w:szCs w:val="28"/>
-          <w:lang w:val="ru-RU"/>
-        </w:rPr>
-        <w:t>5</w:t>
-      </w:r>
-      <w:r>
-        <w:rPr>
-          <w:rStyle w:val="kb0tx"/>
-          <w:rFonts w:eastAsiaTheme="majorEastAsia"/>
-          <w:color w:val="1E1D1C"/>
-          <w:sz w:val="28"/>
-          <w:szCs w:val="28"/>
-          <w:lang w:val="ru-RU"/>
-        </w:rPr>
-        <w:t xml:space="preserve"> </w:t>
-      </w:r>
-      <w:proofErr w:type="spellStart"/>
-      <w:r>
-        <w:rPr>
-          <w:rStyle w:val="kb0tx"/>
-          <w:rFonts w:eastAsiaTheme="majorEastAsia"/>
-          <w:color w:val="1E1D1C"/>
-          <w:sz w:val="28"/>
-          <w:szCs w:val="28"/>
-          <w:lang w:val="ru-RU"/>
-        </w:rPr>
-        <w:t>хопов</w:t>
-      </w:r>
-      <w:proofErr w:type="spellEnd"/>
-      <w:r>
-        <w:rPr>
-          <w:rStyle w:val="kb0tx"/>
-          <w:rFonts w:eastAsiaTheme="majorEastAsia"/>
-          <w:color w:val="1E1D1C"/>
-          <w:sz w:val="28"/>
-          <w:szCs w:val="28"/>
-          <w:lang w:val="ru-RU"/>
-        </w:rPr>
-        <w:t>. Программа отправляла по 3 пакета на каждый хоп</w:t>
-      </w:r>
-    </w:p>
-    <w:p>
-      <w:pPr>
-        <w:pStyle w:val="zfr3q"/>
-        <w:numPr>
-          <w:ilvl w:val="0"/>
-          <w:numId w:val="1"/>
-        </w:numPr>
-        <w:spacing w:before="225" w:beforeAutospacing="0" w:after="0" w:afterAutospacing="0"/>
-        <w:jc w:val="both"/>
-        <w:rPr>
-          <w:rStyle w:val="kb0tx"/>
-          <w:rFonts w:eastAsiaTheme="majorEastAsia"/>
-          <w:color w:val="1E1D1C"/>
-          <w:sz w:val="28"/>
-          <w:szCs w:val="28"/>
-          <w:lang w:val="en-US"/>
-        </w:rPr>
-      </w:pPr>
-      <w:r>
-        <w:rPr>
-          <w:rStyle w:val="kb0tx"/>
-          <w:rFonts w:eastAsiaTheme="majorEastAsia"/>
-          <w:color w:val="1E1D1C"/>
-          <w:sz w:val="28"/>
-          <w:szCs w:val="28"/>
-          <w:lang w:val="ru-RU"/>
-        </w:rPr>
-        <w:t xml:space="preserve">Что поймал </w:t>
-      </w:r>
-      <w:r>
-        <w:rPr>
-          <w:rStyle w:val="kb0tx"/>
-          <w:rFonts w:eastAsiaTheme="majorEastAsia"/>
-          <w:color w:val="1E1D1C"/>
-          <w:sz w:val="28"/>
-          <w:szCs w:val="28"/>
-          <w:lang w:val="en-US"/>
-        </w:rPr>
-        <w:t>Wireshark</w:t>
-      </w:r>
-      <w:r>
-        <w:rPr>
-          <w:rStyle w:val="kb0tx"/>
-          <w:rFonts w:eastAsiaTheme="majorEastAsia"/>
-          <w:color w:val="1E1D1C"/>
-          <w:sz w:val="28"/>
-          <w:szCs w:val="28"/>
-          <w:lang w:val="ru-RU"/>
-        </w:rPr>
-        <w:t>:</w:t>
-      </w:r>
-    </w:p>
-    <w:p>
-      <w:pPr>
-        <w:pStyle w:val="zfr3q"/>
-        <w:spacing w:before="225" w:beforeAutospacing="0" w:after="0" w:afterAutospacing="0"/>
-        <w:ind w:left="720"/>
-        <w:jc w:val="both"/>
-        <w:rPr>
-          <w:rStyle w:val="kb0tx"/>
-          <w:rFonts w:eastAsiaTheme="majorEastAsia"/>
-          <w:color w:val="1E1D1C"/>
-          <w:sz w:val="28"/>
-          <w:szCs w:val="28"/>
-          <w:lang w:val="en-US"/>
-        </w:rPr>
-      </w:pPr>
-      <w:r>
-        <w:rPr>
-          <w:rStyle w:val="kb0tx"/>
-          <w:rFonts w:eastAsiaTheme="majorEastAsia"/>
-          <w:color w:val="1E1D1C"/>
-          <w:sz w:val="28"/>
-          <w:szCs w:val="28"/>
-          <w:lang w:val="en-US"/>
-        </w:rPr>
-        <w:drawing>
-          <wp:inline distT="0" distB="0" distL="0" distR="0" wp14:anchorId="0478A05C" wp14:editId="3E49A2C4">
-            <wp:extent cx="5731510" cy="1702435"/>
-            <wp:effectExtent l="0" t="0" r="0" b="0"/>
-            <wp:docPr id="1217596845" name="Picture 1" descr="A screenshot of a computer screen&#10;&#10;AI-generated content may be incorrect."/>
-            <wp:cNvGraphicFramePr>
-              <a:graphicFrameLocks xmlns:a="http://schemas.openxmlformats.org/drawingml/2006/main" noChangeAspect="1"/>
-            </wp:cNvGraphicFramePr>
-            <a:graphic xmlns:a="http://schemas.openxmlformats.org/drawingml/2006/main">
-              <a:graphicData uri="http://schemas.openxmlformats.org/drawingml/2006/picture">
-                <pic:pic xmlns:pic="http://schemas.openxmlformats.org/drawingml/2006/picture">
-                  <pic:nvPicPr>
-                    <pic:cNvPr id="1217596845" name="Picture 1" descr="A screenshot of a computer screen&#10;&#10;AI-generated content may be incorrect."/>
-                    <pic:cNvPicPr/>
-                  </pic:nvPicPr>
-                  <pic:blipFill>
-                    <a:blip r:embed="rId8"/>
-                    <a:stretch>
-                      <a:fillRect/>
-                    </a:stretch>
-                  </pic:blipFill>
-                  <pic:spPr>
-                    <a:xfrm>
-                      <a:off x="0" y="0"/>
-                      <a:ext cx="5731510" cy="1702435"/>
-                    </a:xfrm>
-                    <a:prstGeom prst="rect">
-                      <a:avLst/>
-                    </a:prstGeom>
-                  </pic:spPr>
-                </pic:pic>
-              </a:graphicData>
-            </a:graphic>
-          </wp:inline>
-        </w:drawing>
-      </w:r>
-    </w:p>
-    <w:p>
-      <w:pPr>
-        <w:pStyle w:val="zfr3q"/>
-        <w:spacing w:before="225" w:beforeAutospacing="0" w:after="0" w:afterAutospacing="0"/>
-        <w:ind w:left="720"/>
-        <w:jc w:val="both"/>
-        <w:rPr>
-          <w:rStyle w:val="kb0tx"/>
-          <w:rFonts w:eastAsiaTheme="majorEastAsia"/>
-          <w:color w:val="1E1D1C"/>
-          <w:sz w:val="28"/>
-          <w:szCs w:val="28"/>
-          <w:lang w:val="ru-RU"/>
-        </w:rPr>
-      </w:pPr>
-      <w:r>
-        <w:rPr>
-          <w:rStyle w:val="kb0tx"/>
-          <w:rFonts w:eastAsiaTheme="majorEastAsia"/>
-          <w:color w:val="1E1D1C"/>
-          <w:sz w:val="28"/>
-          <w:szCs w:val="28"/>
-          <w:lang w:val="ru-RU"/>
-        </w:rPr>
-        <w:t xml:space="preserve">на каждом значении TTL отправляются ровно </w:t>
-      </w:r>
-      <w:r>
-        <w:rPr>
-          <w:rStyle w:val="kb0tx"/>
-          <w:rFonts w:eastAsiaTheme="majorEastAsia"/>
-          <w:color w:val="1E1D1C"/>
-          <w:sz w:val="28"/>
-          <w:szCs w:val="28"/>
-          <w:u w:val="single"/>
-          <w:lang w:val="ru-RU"/>
-        </w:rPr>
-        <w:t>3 пакета</w:t>
-      </w:r>
-      <w:r>
-        <w:rPr>
-          <w:rStyle w:val="kb0tx"/>
-          <w:rFonts w:eastAsiaTheme="majorEastAsia"/>
-          <w:color w:val="1E1D1C"/>
-          <w:sz w:val="28"/>
-          <w:szCs w:val="28"/>
-          <w:lang w:val="ru-RU"/>
-        </w:rPr>
-        <w:t xml:space="preserve">, промежуточные роутеры отвечают TTL </w:t>
-      </w:r>
-      <w:proofErr w:type="spellStart"/>
-      <w:r>
-        <w:rPr>
-          <w:rStyle w:val="kb0tx"/>
-          <w:rFonts w:eastAsiaTheme="majorEastAsia"/>
-          <w:color w:val="1E1D1C"/>
-          <w:sz w:val="28"/>
-          <w:szCs w:val="28"/>
-          <w:lang w:val="ru-RU"/>
-        </w:rPr>
-        <w:t>Exceeded</w:t>
-      </w:r>
-      <w:proofErr w:type="spellEnd"/>
-      <w:r>
-        <w:rPr>
-          <w:rStyle w:val="kb0tx"/>
-          <w:rFonts w:eastAsiaTheme="majorEastAsia"/>
-          <w:color w:val="1E1D1C"/>
-          <w:sz w:val="28"/>
-          <w:szCs w:val="28"/>
-          <w:lang w:val="ru-RU"/>
-        </w:rPr>
-        <w:t xml:space="preserve">, </w:t>
-      </w:r>
-      <w:proofErr w:type="spellStart"/>
-      <w:r>
-        <w:rPr>
-          <w:rStyle w:val="kb0tx"/>
-          <w:rFonts w:eastAsiaTheme="majorEastAsia"/>
-          <w:color w:val="1E1D1C"/>
-          <w:sz w:val="28"/>
-          <w:szCs w:val="28"/>
-          <w:lang w:val="ru-RU"/>
-        </w:rPr>
-        <w:t>sequence</w:t>
-      </w:r>
-      <w:proofErr w:type="spellEnd"/>
-      <w:r>
-        <w:rPr>
-          <w:rStyle w:val="kb0tx"/>
-          <w:rFonts w:eastAsiaTheme="majorEastAsia"/>
-          <w:color w:val="1E1D1C"/>
-          <w:sz w:val="28"/>
-          <w:szCs w:val="28"/>
-          <w:lang w:val="ru-RU"/>
-        </w:rPr>
-        <w:t xml:space="preserve"> </w:t>
-      </w:r>
-      <w:proofErr w:type="spellStart"/>
-      <w:r>
-        <w:rPr>
-          <w:rStyle w:val="kb0tx"/>
-          <w:rFonts w:eastAsiaTheme="majorEastAsia"/>
-          <w:color w:val="1E1D1C"/>
-          <w:sz w:val="28"/>
-          <w:szCs w:val="28"/>
-          <w:lang w:val="ru-RU"/>
-        </w:rPr>
-        <w:t>number</w:t>
-      </w:r>
-      <w:proofErr w:type="spellEnd"/>
-      <w:r>
-        <w:rPr>
-          <w:rStyle w:val="kb0tx"/>
-          <w:rFonts w:eastAsiaTheme="majorEastAsia"/>
-          <w:color w:val="1E1D1C"/>
-          <w:sz w:val="28"/>
-          <w:szCs w:val="28"/>
-          <w:lang w:val="ru-RU"/>
-        </w:rPr>
-        <w:t xml:space="preserve"> увеличивается на 1 с каждым пакетом (34→43). На TTL=15 конечный узел 8.8.8.8 вернул Echo </w:t>
-      </w:r>
-      <w:proofErr w:type="spellStart"/>
-      <w:r>
-        <w:rPr>
-          <w:rStyle w:val="kb0tx"/>
-          <w:rFonts w:eastAsiaTheme="majorEastAsia"/>
-          <w:color w:val="1E1D1C"/>
-          <w:sz w:val="28"/>
-          <w:szCs w:val="28"/>
-          <w:lang w:val="ru-RU"/>
-        </w:rPr>
-        <w:t>Reply</w:t>
-      </w:r>
-      <w:proofErr w:type="spellEnd"/>
-      <w:r>
-        <w:rPr>
-          <w:rStyle w:val="kb0tx"/>
-          <w:rFonts w:eastAsiaTheme="majorEastAsia"/>
-          <w:color w:val="1E1D1C"/>
-          <w:sz w:val="28"/>
-          <w:szCs w:val="28"/>
-          <w:lang w:val="ru-RU"/>
-        </w:rPr>
-        <w:t xml:space="preserve"> (строка 98), маршрут успешно построен.</w:t>
-      </w:r>
-    </w:p>
-    <w:p>
-      <w:pPr>
-        <w:pStyle w:val="zfr3q"/>
-        <w:numPr>
-          <w:ilvl w:val="0"/>
-          <w:numId w:val="1"/>
-        </w:numPr>
-        <w:spacing w:before="225" w:beforeAutospacing="0" w:after="0" w:afterAutospacing="0"/>
-        <w:jc w:val="both"/>
-        <w:rPr>
-          <w:rStyle w:val="kb0tx"/>
-          <w:rFonts w:eastAsiaTheme="majorEastAsia"/>
-          <w:color w:val="1E1D1C"/>
-          <w:sz w:val="28"/>
-          <w:szCs w:val="28"/>
-          <w:lang w:val="ru-RU"/>
-        </w:rPr>
-      </w:pPr>
-      <w:r>
-        <w:rPr>
-          <w:rStyle w:val="kb0tx"/>
-          <w:rFonts w:eastAsiaTheme="majorEastAsia"/>
-          <w:color w:val="1E1D1C"/>
-          <w:sz w:val="28"/>
-          <w:szCs w:val="28"/>
-          <w:lang w:val="ru-RU"/>
-        </w:rPr>
-        <w:t>Дерево конечного узла:</w:t>
-      </w:r>
-    </w:p>
-    <w:p>
-      <w:pPr>
-        <w:pStyle w:val="zfr3q"/>
-        <w:spacing w:before="225" w:beforeAutospacing="0" w:after="0" w:afterAutospacing="0"/>
-        <w:ind w:left="720"/>
-        <w:jc w:val="both"/>
-        <w:rPr>
-          <w:rStyle w:val="kb0tx"/>
-          <w:rFonts w:eastAsiaTheme="majorEastAsia"/>
-          <w:color w:val="1E1D1C"/>
-          <w:sz w:val="28"/>
-          <w:szCs w:val="28"/>
           <w:lang w:val="ru-RU"/>
         </w:rPr>
       </w:pPr>
@@ -1103,35 +653,33 @@
           <w:color w:val="1E1D1C"/>
           <w:sz w:val="28"/>
           <w:szCs w:val="28"/>
-          <w:lang w:val="ru-RU"/>
           <w14:ligatures w14:val="standardContextual"/>
         </w:rPr>
-        <w:lastRenderedPageBreak/>
         <mc:AlternateContent>
           <mc:Choice Requires="wpi">
             <w:drawing>
               <wp:anchor distT="0" distB="0" distL="114300" distR="114300" simplePos="0" relativeHeight="251659264" behindDoc="0" locked="0" layoutInCell="1" allowOverlap="1">
                 <wp:simplePos x="0" y="0"/>
                 <wp:positionH relativeFrom="column">
-                  <wp:posOffset>808355</wp:posOffset>
+                  <wp:posOffset>485880</wp:posOffset>
                 </wp:positionH>
                 <wp:positionV relativeFrom="paragraph">
-                  <wp:posOffset>737870</wp:posOffset>
+                  <wp:posOffset>2525177</wp:posOffset>
                 </wp:positionV>
-                <wp:extent cx="1660525" cy="14605"/>
-                <wp:effectExtent l="25400" t="38100" r="28575" b="48895"/>
+                <wp:extent cx="2608920" cy="35280"/>
+                <wp:effectExtent l="38100" t="38100" r="33020" b="41275"/>
                 <wp:wrapNone/>
-                <wp:docPr id="156056498" name="Ink 2"/>
+                <wp:docPr id="297892756" name="Ink 2"/>
                 <wp:cNvGraphicFramePr/>
                 <a:graphic xmlns:a="http://schemas.openxmlformats.org/drawingml/2006/main">
                   <a:graphicData uri="http://schemas.microsoft.com/office/word/2010/wordprocessingInk">
-                    <w14:contentPart bwMode="auto" r:id="rId9">
+                    <w14:contentPart bwMode="auto" r:id="rId7">
                       <w14:nvContentPartPr>
                         <w14:cNvContentPartPr/>
                       </w14:nvContentPartPr>
                       <w14:xfrm>
                         <a:off x="0" y="0"/>
-                        <a:ext cx="1660525" cy="14605"/>
+                        <a:ext cx="2608920" cy="35280"/>
                       </w14:xfrm>
                     </w14:contentPart>
                   </a:graphicData>
@@ -1141,7 +689,7 @@
           </mc:Choice>
           <mc:Fallback>
             <w:pict>
-              <v:shapetype w14:anchorId="58036D89" id="_x0000_t75" coordsize="21600,21600" o:spt="75" o:preferrelative="t" path="m@4@5l@4@11@9@11@9@5xe" filled="f" stroked="f">
+              <v:shapetype w14:anchorId="7E4D211B" id="_x0000_t75" coordsize="21600,21600" o:spt="75" o:preferrelative="t" path="m@4@5l@4@11@9@11@9@5xe" filled="f" stroked="f">
                 <v:stroke joinstyle="miter"/>
                 <v:formulas>
                   <v:f eqn="if lineDrawn pixelLineWidth 0"/>
@@ -1160,8 +708,8 @@
                 <v:path o:extrusionok="f" gradientshapeok="t" o:connecttype="rect"/>
                 <o:lock v:ext="edit" aspectratio="t"/>
               </v:shapetype>
-              <v:shape id="Ink 2" o:spid="_x0000_s1026" type="#_x0000_t75" style="position:absolute;margin-left:62.95pt;margin-top:57.4pt;width:132.15pt;height:2.5pt;z-index:251659264;visibility:visible;mso-wrap-style:square;mso-wrap-distance-left:9pt;mso-wrap-distance-top:0;mso-wrap-distance-right:9pt;mso-wrap-distance-bottom:0;mso-position-horizontal:absolute;mso-position-horizontal-relative:text;mso-position-vertical:absolute;mso-position-vertical-relative:text" o:gfxdata="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">
-                <v:imagedata r:id="rId10" o:title=""/>
+              <v:shape id="Ink 2" o:spid="_x0000_s1026" type="#_x0000_t75" style="position:absolute;margin-left:37.55pt;margin-top:198.15pt;width:206.85pt;height:4.2pt;z-index:251659264;visibility:visible;mso-wrap-style:square;mso-wrap-distance-left:9pt;mso-wrap-distance-top:0;mso-wrap-distance-right:9pt;mso-wrap-distance-bottom:0;mso-position-horizontal:absolute;mso-position-horizontal-relative:text;mso-position-vertical:absolute;mso-position-vertical-relative:text" o:gfxdata="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">
+                <v:imagedata r:id="rId8" o:title=""/>
               </v:shape>
             </w:pict>
           </mc:Fallback>
@@ -1169,171 +717,17 @@
       </w:r>
       <w:r>
         <w:rPr>
-          <w:rFonts w:eastAsiaTheme="majorEastAsia"/>
-          <w:noProof/>
-          <w:color w:val="1E1D1C"/>
-          <w:sz w:val="28"/>
-          <w:szCs w:val="28"/>
-          <w:lang w:val="ru-RU"/>
-          <w14:ligatures w14:val="standardContextual"/>
-        </w:rPr>
-        <mc:AlternateContent>
-          <mc:Choice Requires="wpi">
-            <w:drawing>
-              <wp:anchor distT="0" distB="0" distL="114300" distR="114300" simplePos="0" relativeHeight="251664384" behindDoc="0" locked="0" layoutInCell="1" allowOverlap="1">
-                <wp:simplePos x="0" y="0"/>
-                <wp:positionH relativeFrom="column">
-                  <wp:posOffset>809480</wp:posOffset>
-                </wp:positionH>
-                <wp:positionV relativeFrom="paragraph">
-                  <wp:posOffset>1273171</wp:posOffset>
-                </wp:positionV>
-                <wp:extent cx="1661760" cy="21240"/>
-                <wp:effectExtent l="50800" t="50800" r="27940" b="55245"/>
-                <wp:wrapNone/>
-                <wp:docPr id="1340327575" name="Ink 9"/>
-                <wp:cNvGraphicFramePr/>
-                <a:graphic xmlns:a="http://schemas.openxmlformats.org/drawingml/2006/main">
-                  <a:graphicData uri="http://schemas.microsoft.com/office/word/2010/wordprocessingInk">
-                    <w14:contentPart bwMode="auto" r:id="rId11">
-                      <w14:nvContentPartPr>
-                        <w14:cNvContentPartPr/>
-                      </w14:nvContentPartPr>
-                      <w14:xfrm>
-                        <a:off x="0" y="0"/>
-                        <a:ext cx="1661760" cy="21240"/>
-                      </w14:xfrm>
-                    </w14:contentPart>
-                  </a:graphicData>
-                </a:graphic>
-              </wp:anchor>
-            </w:drawing>
-          </mc:Choice>
-          <mc:Fallback>
-            <w:pict>
-              <v:shape w14:anchorId="76BCD157" id="Ink 9" o:spid="_x0000_s1026" type="#_x0000_t75" style="position:absolute;margin-left:62.35pt;margin-top:98.85pt;width:133.7pt;height:4.5pt;z-index:251664384;visibility:visible;mso-wrap-style:square;mso-wrap-distance-left:9pt;mso-wrap-distance-top:0;mso-wrap-distance-right:9pt;mso-wrap-distance-bottom:0;mso-position-horizontal:absolute;mso-position-horizontal-relative:text;mso-position-vertical:absolute;mso-position-vertical-relative:text" o:gfxdata="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">
-                <v:imagedata r:id="rId12" o:title=""/>
-              </v:shape>
-            </w:pict>
-          </mc:Fallback>
-        </mc:AlternateContent>
-      </w:r>
-      <w:r>
-        <w:rPr>
-          <w:rFonts w:eastAsiaTheme="majorEastAsia"/>
-          <w:noProof/>
-          <w:color w:val="1E1D1C"/>
-          <w:sz w:val="28"/>
-          <w:szCs w:val="28"/>
-          <w:lang w:val="ru-RU"/>
-          <w14:ligatures w14:val="standardContextual"/>
-        </w:rPr>
-        <mc:AlternateContent>
-          <mc:Choice Requires="wpi">
-            <w:drawing>
-              <wp:anchor distT="0" distB="0" distL="114300" distR="114300" simplePos="0" relativeHeight="251662336" behindDoc="0" locked="0" layoutInCell="1" allowOverlap="1">
-                <wp:simplePos x="0" y="0"/>
-                <wp:positionH relativeFrom="column">
-                  <wp:posOffset>2314080</wp:posOffset>
-                </wp:positionH>
-                <wp:positionV relativeFrom="paragraph">
-                  <wp:posOffset>869428</wp:posOffset>
-                </wp:positionV>
-                <wp:extent cx="126720" cy="241200"/>
-                <wp:effectExtent l="50800" t="50800" r="38735" b="51435"/>
-                <wp:wrapNone/>
-                <wp:docPr id="854510624" name="Ink 7"/>
-                <wp:cNvGraphicFramePr/>
-                <a:graphic xmlns:a="http://schemas.openxmlformats.org/drawingml/2006/main">
-                  <a:graphicData uri="http://schemas.microsoft.com/office/word/2010/wordprocessingInk">
-                    <w14:contentPart bwMode="auto" r:id="rId13">
-                      <w14:nvContentPartPr>
-                        <w14:cNvContentPartPr/>
-                      </w14:nvContentPartPr>
-                      <w14:xfrm>
-                        <a:off x="0" y="0"/>
-                        <a:ext cx="126720" cy="241200"/>
-                      </w14:xfrm>
-                    </w14:contentPart>
-                  </a:graphicData>
-                </a:graphic>
-              </wp:anchor>
-            </w:drawing>
-          </mc:Choice>
-          <mc:Fallback>
-            <w:pict>
-              <v:shape w14:anchorId="01CA979B" id="Ink 7" o:spid="_x0000_s1026" type="#_x0000_t75" style="position:absolute;margin-left:180.8pt;margin-top:67.05pt;width:12.85pt;height:21.85pt;z-index:251662336;visibility:visible;mso-wrap-style:square;mso-wrap-distance-left:9pt;mso-wrap-distance-top:0;mso-wrap-distance-right:9pt;mso-wrap-distance-bottom:0;mso-position-horizontal:absolute;mso-position-horizontal-relative:text;mso-position-vertical:absolute;mso-position-vertical-relative:text" o:gfxdata="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">
-                <v:imagedata r:id="rId14" o:title=""/>
-              </v:shape>
-            </w:pict>
-          </mc:Fallback>
-        </mc:AlternateContent>
-      </w:r>
-      <w:r>
-        <w:rPr>
-          <w:rFonts w:eastAsiaTheme="majorEastAsia"/>
-          <w:noProof/>
-          <w:color w:val="1E1D1C"/>
-          <w:sz w:val="28"/>
-          <w:szCs w:val="28"/>
-          <w:lang w:val="ru-RU"/>
-          <w14:ligatures w14:val="standardContextual"/>
-        </w:rPr>
-        <mc:AlternateContent>
-          <mc:Choice Requires="wpi">
-            <w:drawing>
-              <wp:anchor distT="0" distB="0" distL="114300" distR="114300" simplePos="0" relativeHeight="251661312" behindDoc="0" locked="0" layoutInCell="1" allowOverlap="1">
-                <wp:simplePos x="0" y="0"/>
-                <wp:positionH relativeFrom="column">
-                  <wp:posOffset>683280</wp:posOffset>
-                </wp:positionH>
-                <wp:positionV relativeFrom="paragraph">
-                  <wp:posOffset>902908</wp:posOffset>
-                </wp:positionV>
-                <wp:extent cx="105480" cy="224280"/>
-                <wp:effectExtent l="50800" t="50800" r="34290" b="55245"/>
-                <wp:wrapNone/>
-                <wp:docPr id="691075508" name="Ink 6"/>
-                <wp:cNvGraphicFramePr/>
-                <a:graphic xmlns:a="http://schemas.openxmlformats.org/drawingml/2006/main">
-                  <a:graphicData uri="http://schemas.microsoft.com/office/word/2010/wordprocessingInk">
-                    <w14:contentPart bwMode="auto" r:id="rId15">
-                      <w14:nvContentPartPr>
-                        <w14:cNvContentPartPr/>
-                      </w14:nvContentPartPr>
-                      <w14:xfrm>
-                        <a:off x="0" y="0"/>
-                        <a:ext cx="105480" cy="224280"/>
-                      </w14:xfrm>
-                    </w14:contentPart>
-                  </a:graphicData>
-                </a:graphic>
-              </wp:anchor>
-            </w:drawing>
-          </mc:Choice>
-          <mc:Fallback>
-            <w:pict>
-              <v:shape w14:anchorId="2D701F8A" id="Ink 6" o:spid="_x0000_s1026" type="#_x0000_t75" style="position:absolute;margin-left:52.4pt;margin-top:69.7pt;width:11.1pt;height:20.45pt;z-index:251661312;visibility:visible;mso-wrap-style:square;mso-wrap-distance-left:9pt;mso-wrap-distance-top:0;mso-wrap-distance-right:9pt;mso-wrap-distance-bottom:0;mso-position-horizontal:absolute;mso-position-horizontal-relative:text;mso-position-vertical:absolute;mso-position-vertical-relative:text" o:gfxdata="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">
-                <v:imagedata r:id="rId16" o:title=""/>
-              </v:shape>
-            </w:pict>
-          </mc:Fallback>
-        </mc:AlternateContent>
-      </w:r>
-      <w:r>
-        <w:rPr>
-          <w:rStyle w:val="kb0tx"/>
-          <w:rFonts w:eastAsiaTheme="majorEastAsia"/>
-          <w:color w:val="1E1D1C"/>
-          <w:sz w:val="28"/>
-          <w:szCs w:val="28"/>
-          <w:lang w:val="ru-RU"/>
+          <w:rStyle w:val="kb0tx"/>
+          <w:rFonts w:eastAsiaTheme="majorEastAsia"/>
+          <w:color w:val="1E1D1C"/>
+          <w:sz w:val="28"/>
+          <w:szCs w:val="28"/>
         </w:rPr>
         <w:drawing>
-          <wp:inline distT="0" distB="0" distL="0" distR="0" wp14:anchorId="23606065" wp14:editId="54969246">
-            <wp:extent cx="5731510" cy="1991360"/>
-            <wp:effectExtent l="0" t="0" r="0" b="2540"/>
-            <wp:docPr id="1206517728" name="Picture 1" descr="A screenshot of a computer program&#10;&#10;AI-generated content may be incorrect."/>
+          <wp:inline distT="0" distB="0" distL="0" distR="0" wp14:anchorId="7A05488B" wp14:editId="6D94AADF">
+            <wp:extent cx="5731510" cy="2895600"/>
+            <wp:effectExtent l="0" t="0" r="0" b="0"/>
+            <wp:docPr id="96130296" name="Picture 1" descr="A screenshot of a computer&#10;&#10;AI-generated content may be incorrect."/>
             <wp:cNvGraphicFramePr>
               <a:graphicFrameLocks xmlns:a="http://schemas.openxmlformats.org/drawingml/2006/main" noChangeAspect="1"/>
             </wp:cNvGraphicFramePr>
@@ -1341,11 +735,11 @@
               <a:graphicData uri="http://schemas.openxmlformats.org/drawingml/2006/picture">
                 <pic:pic xmlns:pic="http://schemas.openxmlformats.org/drawingml/2006/picture">
                   <pic:nvPicPr>
-                    <pic:cNvPr id="1206517728" name="Picture 1" descr="A screenshot of a computer program&#10;&#10;AI-generated content may be incorrect."/>
+                    <pic:cNvPr id="96130296" name="Picture 1" descr="A screenshot of a computer&#10;&#10;AI-generated content may be incorrect."/>
                     <pic:cNvPicPr/>
                   </pic:nvPicPr>
                   <pic:blipFill>
-                    <a:blip r:embed="rId17"/>
+                    <a:blip r:embed="rId9"/>
                     <a:stretch>
                       <a:fillRect/>
                     </a:stretch>
@@ -1353,7 +747,7 @@
                   <pic:spPr>
                     <a:xfrm>
                       <a:off x="0" y="0"/>
-                      <a:ext cx="5731510" cy="1991360"/>
+                      <a:ext cx="5731510" cy="2895600"/>
                     </a:xfrm>
                     <a:prstGeom prst="rect">
                       <a:avLst/>
@@ -1383,33 +777,6 @@
       </w:pPr>
       <w:r>
         <w:rPr>
-          <w:rStyle w:val="kb0tx"/>
-          <w:rFonts w:eastAsiaTheme="majorEastAsia"/>
-          <w:color w:val="1E1D1C"/>
-          <w:sz w:val="28"/>
-          <w:szCs w:val="28"/>
-          <w:lang w:val="ru-RU"/>
-        </w:rPr>
-        <w:t>RTT = 22.1 мс — совпадает с выводом программы.</w:t>
-      </w:r>
-    </w:p>
-    <w:p>
-      <w:pPr>
-        <w:pStyle w:val="zfr3q"/>
-        <w:spacing w:before="225" w:beforeAutospacing="0" w:after="0" w:afterAutospacing="0"/>
-        <w:ind w:left="720"/>
-        <w:jc w:val="both"/>
-        <w:rPr>
-          <w:rStyle w:val="kb0tx"/>
-          <w:rFonts w:eastAsiaTheme="majorEastAsia"/>
-          <w:color w:val="1E1D1C"/>
-          <w:sz w:val="28"/>
-          <w:szCs w:val="28"/>
-          <w:lang w:val="ru-RU"/>
-        </w:rPr>
-      </w:pPr>
-      <w:r>
-        <w:rPr>
           <w:rFonts w:eastAsiaTheme="majorEastAsia"/>
           <w:noProof/>
           <w:color w:val="1E1D1C"/>
@@ -1421,28 +788,28 @@
         <mc:AlternateContent>
           <mc:Choice Requires="wpi">
             <w:drawing>
-              <wp:anchor distT="0" distB="0" distL="114300" distR="114300" simplePos="0" relativeHeight="251667456" behindDoc="0" locked="0" layoutInCell="1" allowOverlap="1">
+              <wp:anchor distT="0" distB="0" distL="114300" distR="114300" simplePos="0" relativeHeight="251662336" behindDoc="0" locked="0" layoutInCell="1" allowOverlap="1">
                 <wp:simplePos x="0" y="0"/>
                 <wp:positionH relativeFrom="column">
-                  <wp:posOffset>314503</wp:posOffset>
+                  <wp:posOffset>139700</wp:posOffset>
                 </wp:positionH>
                 <wp:positionV relativeFrom="paragraph">
-                  <wp:posOffset>266680</wp:posOffset>
+                  <wp:posOffset>-551180</wp:posOffset>
                 </wp:positionV>
-                <wp:extent cx="360" cy="360"/>
-                <wp:effectExtent l="63500" t="114300" r="63500" b="114300"/>
+                <wp:extent cx="342275" cy="1270740"/>
+                <wp:effectExtent l="25400" t="38100" r="38735" b="37465"/>
                 <wp:wrapNone/>
-                <wp:docPr id="1033776965" name="Ink 13"/>
+                <wp:docPr id="1932310539" name="Ink 6"/>
                 <wp:cNvGraphicFramePr/>
                 <a:graphic xmlns:a="http://schemas.openxmlformats.org/drawingml/2006/main">
                   <a:graphicData uri="http://schemas.microsoft.com/office/word/2010/wordprocessingInk">
-                    <w14:contentPart bwMode="auto" r:id="rId18">
+                    <w14:contentPart bwMode="auto" r:id="rId10">
                       <w14:nvContentPartPr>
                         <w14:cNvContentPartPr/>
                       </w14:nvContentPartPr>
                       <w14:xfrm>
                         <a:off x="0" y="0"/>
-                        <a:ext cx="360" cy="360"/>
+                        <a:ext cx="342275" cy="1270740"/>
                       </w14:xfrm>
                     </w14:contentPart>
                   </a:graphicData>
@@ -1452,8 +819,8 @@
           </mc:Choice>
           <mc:Fallback>
             <w:pict>
-              <v:shape w14:anchorId="26E16483" id="Ink 13" o:spid="_x0000_s1026" type="#_x0000_t75" style="position:absolute;margin-left:19.8pt;margin-top:16.05pt;width:9.95pt;height:9.95pt;z-index:251667456;visibility:visible;mso-wrap-style:square;mso-wrap-distance-left:9pt;mso-wrap-distance-top:0;mso-wrap-distance-right:9pt;mso-wrap-distance-bottom:0;mso-position-horizontal:absolute;mso-position-horizontal-relative:text;mso-position-vertical:absolute;mso-position-vertical-relative:text" o:gfxdata="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">
-                <v:imagedata r:id="rId19" o:title=""/>
+              <v:shape w14:anchorId="2F7D5030" id="Ink 6" o:spid="_x0000_s1026" type="#_x0000_t75" style="position:absolute;margin-left:10.3pt;margin-top:-44.1pt;width:28.35pt;height:101.45pt;z-index:251662336;visibility:visible;mso-wrap-style:square;mso-wrap-distance-left:9pt;mso-wrap-distance-top:0;mso-wrap-distance-right:9pt;mso-wrap-distance-bottom:0;mso-position-horizontal:absolute;mso-position-horizontal-relative:text;mso-position-vertical:absolute;mso-position-vertical-relative:text" o:gfxdata="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">
+                <v:imagedata r:id="rId11" o:title=""/>
               </v:shape>
             </w:pict>
           </mc:Fallback>
@@ -1461,65 +828,58 @@
       </w:r>
       <w:r>
         <w:rPr>
-          <w:rFonts w:eastAsiaTheme="majorEastAsia"/>
-          <w:noProof/>
-          <w:color w:val="1E1D1C"/>
-          <w:sz w:val="28"/>
-          <w:szCs w:val="28"/>
-          <w:lang w:val="ru-RU"/>
-          <w14:ligatures w14:val="standardContextual"/>
-        </w:rPr>
-        <mc:AlternateContent>
-          <mc:Choice Requires="wpi">
-            <w:drawing>
-              <wp:anchor distT="0" distB="0" distL="114300" distR="114300" simplePos="0" relativeHeight="251660288" behindDoc="0" locked="0" layoutInCell="1" allowOverlap="1">
-                <wp:simplePos x="0" y="0"/>
-                <wp:positionH relativeFrom="column">
-                  <wp:posOffset>280080</wp:posOffset>
-                </wp:positionH>
-                <wp:positionV relativeFrom="paragraph">
-                  <wp:posOffset>232618</wp:posOffset>
-                </wp:positionV>
-                <wp:extent cx="78480" cy="73080"/>
-                <wp:effectExtent l="38100" t="38100" r="23495" b="41275"/>
-                <wp:wrapNone/>
-                <wp:docPr id="1533046652" name="Ink 4"/>
-                <wp:cNvGraphicFramePr/>
-                <a:graphic xmlns:a="http://schemas.openxmlformats.org/drawingml/2006/main">
-                  <a:graphicData uri="http://schemas.microsoft.com/office/word/2010/wordprocessingInk">
-                    <w14:contentPart bwMode="auto" r:id="rId20">
-                      <w14:nvContentPartPr>
-                        <w14:cNvContentPartPr/>
-                      </w14:nvContentPartPr>
-                      <w14:xfrm>
-                        <a:off x="0" y="0"/>
-                        <a:ext cx="78480" cy="73080"/>
-                      </w14:xfrm>
-                    </w14:contentPart>
-                  </a:graphicData>
-                </a:graphic>
-              </wp:anchor>
-            </w:drawing>
-          </mc:Choice>
-          <mc:Fallback>
-            <w:pict>
-              <v:shape w14:anchorId="3D787ABB" id="Ink 4" o:spid="_x0000_s1026" type="#_x0000_t75" style="position:absolute;margin-left:21.35pt;margin-top:17.6pt;width:7.6pt;height:7.15pt;z-index:251660288;visibility:visible;mso-wrap-style:square;mso-wrap-distance-left:9pt;mso-wrap-distance-top:0;mso-wrap-distance-right:9pt;mso-wrap-distance-bottom:0;mso-position-horizontal:absolute;mso-position-horizontal-relative:text;mso-position-vertical:absolute;mso-position-vertical-relative:text" o:gfxdata="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">
-                <v:imagedata r:id="rId21" o:title=""/>
-              </v:shape>
-            </w:pict>
-          </mc:Fallback>
-        </mc:AlternateContent>
-      </w:r>
-      <w:r>
-        <w:rPr>
-          <w:rStyle w:val="kb0tx"/>
-          <w:rFonts w:eastAsiaTheme="majorEastAsia"/>
-          <w:color w:val="1E1D1C"/>
-          <w:sz w:val="28"/>
-          <w:szCs w:val="28"/>
-          <w:lang w:val="ru-RU"/>
-        </w:rPr>
-        <w:t xml:space="preserve">Тип ICMP = 0. Это Echo </w:t>
+          <w:rStyle w:val="kb0tx"/>
+          <w:rFonts w:eastAsiaTheme="majorEastAsia"/>
+          <w:color w:val="1E1D1C"/>
+          <w:sz w:val="28"/>
+          <w:szCs w:val="28"/>
+          <w:lang w:val="ru-RU"/>
+        </w:rPr>
+        <w:t>Маршрут до google.com (</w:t>
+      </w:r>
+      <w:r>
+        <w:rPr>
+          <w:rStyle w:val="kb0tx"/>
+          <w:rFonts w:eastAsiaTheme="majorEastAsia"/>
+          <w:color w:val="1E1D1C"/>
+          <w:sz w:val="28"/>
+          <w:szCs w:val="28"/>
+          <w:lang w:val="ru-RU"/>
+        </w:rPr>
+        <w:t>8.8.8.8</w:t>
+      </w:r>
+      <w:r>
+        <w:rPr>
+          <w:rStyle w:val="kb0tx"/>
+          <w:rFonts w:eastAsiaTheme="majorEastAsia"/>
+          <w:color w:val="1E1D1C"/>
+          <w:sz w:val="28"/>
+          <w:szCs w:val="28"/>
+          <w:lang w:val="ru-RU"/>
+        </w:rPr>
+        <w:t>) прошёл через 1</w:t>
+      </w:r>
+      <w:r>
+        <w:rPr>
+          <w:rStyle w:val="kb0tx"/>
+          <w:rFonts w:eastAsiaTheme="majorEastAsia"/>
+          <w:color w:val="1E1D1C"/>
+          <w:sz w:val="28"/>
+          <w:szCs w:val="28"/>
+          <w:lang w:val="ru-RU"/>
+        </w:rPr>
+        <w:t>5</w:t>
+      </w:r>
+      <w:r>
+        <w:rPr>
+          <w:rStyle w:val="kb0tx"/>
+          <w:rFonts w:eastAsiaTheme="majorEastAsia"/>
+          <w:color w:val="1E1D1C"/>
+          <w:sz w:val="28"/>
+          <w:szCs w:val="28"/>
+          <w:lang w:val="ru-RU"/>
+        </w:rPr>
+        <w:t xml:space="preserve"> </w:t>
       </w:r>
       <w:proofErr w:type="spellStart"/>
       <w:r>
@@ -1531,7 +891,7 @@
           <w:szCs w:val="28"/>
           <w:lang w:val="ru-RU"/>
         </w:rPr>
-        <w:t>Reply</w:t>
+        <w:t>хопов</w:t>
       </w:r>
       <w:proofErr w:type="spellEnd"/>
       <w:r>
@@ -1543,91 +903,18 @@
           <w:szCs w:val="28"/>
           <w:lang w:val="ru-RU"/>
         </w:rPr>
-        <w:t xml:space="preserve"> — конечный узел получил наш запрос и отвечает. В коде мы проверяем именно это</w:t>
-      </w:r>
-      <w:r>
-        <w:rPr>
-          <w:rStyle w:val="kb0tx"/>
-          <w:rFonts w:eastAsiaTheme="majorEastAsia"/>
-          <w:i/>
-          <w:iCs/>
-          <w:color w:val="1E1D1C"/>
-          <w:sz w:val="28"/>
-          <w:szCs w:val="28"/>
-          <w:lang w:val="ru-RU"/>
-        </w:rPr>
-        <w:t xml:space="preserve">: </w:t>
-      </w:r>
-      <w:proofErr w:type="spellStart"/>
-      <w:r>
-        <w:rPr>
-          <w:rStyle w:val="kb0tx"/>
-          <w:rFonts w:eastAsiaTheme="majorEastAsia"/>
-          <w:i/>
-          <w:iCs/>
-          <w:color w:val="1E1D1C"/>
-          <w:sz w:val="28"/>
-          <w:szCs w:val="28"/>
-          <w:lang w:val="ru-RU"/>
-        </w:rPr>
-        <w:t>if</w:t>
-      </w:r>
-      <w:proofErr w:type="spellEnd"/>
-      <w:r>
-        <w:rPr>
-          <w:rStyle w:val="kb0tx"/>
-          <w:rFonts w:eastAsiaTheme="majorEastAsia"/>
-          <w:i/>
-          <w:iCs/>
-          <w:color w:val="1E1D1C"/>
-          <w:sz w:val="28"/>
-          <w:szCs w:val="28"/>
-          <w:lang w:val="ru-RU"/>
-        </w:rPr>
-        <w:t xml:space="preserve"> </w:t>
-      </w:r>
-      <w:proofErr w:type="spellStart"/>
-      <w:proofErr w:type="gramStart"/>
-      <w:r>
-        <w:rPr>
-          <w:rStyle w:val="kb0tx"/>
-          <w:rFonts w:eastAsiaTheme="majorEastAsia"/>
-          <w:i/>
-          <w:iCs/>
-          <w:color w:val="1E1D1C"/>
-          <w:sz w:val="28"/>
-          <w:szCs w:val="28"/>
-          <w:lang w:val="ru-RU"/>
-        </w:rPr>
-        <w:t>icmp</w:t>
-      </w:r>
-      <w:proofErr w:type="spellEnd"/>
-      <w:r>
-        <w:rPr>
-          <w:rStyle w:val="kb0tx"/>
-          <w:rFonts w:eastAsiaTheme="majorEastAsia"/>
-          <w:i/>
-          <w:iCs/>
-          <w:color w:val="1E1D1C"/>
-          <w:sz w:val="28"/>
-          <w:szCs w:val="28"/>
-          <w:lang w:val="ru-RU"/>
-        </w:rPr>
-        <w:t>[</w:t>
-      </w:r>
-      <w:proofErr w:type="gramEnd"/>
-      <w:r>
-        <w:rPr>
-          <w:rStyle w:val="kb0tx"/>
-          <w:rFonts w:eastAsiaTheme="majorEastAsia"/>
-          <w:i/>
-          <w:iCs/>
-          <w:color w:val="1E1D1C"/>
-          <w:sz w:val="28"/>
-          <w:szCs w:val="28"/>
-          <w:lang w:val="ru-RU"/>
-        </w:rPr>
-        <w:t>0] == 0</w:t>
+        <w:t>. Программа отправляла по 3 пакета на каждый хоп</w:t>
+      </w:r>
+      <w:r>
+        <w:rPr>
+          <w:rStyle w:val="kb0tx"/>
+          <w:rFonts w:eastAsiaTheme="majorEastAsia"/>
+          <w:color w:val="1E1D1C"/>
+          <w:sz w:val="28"/>
+          <w:szCs w:val="28"/>
+          <w:lang w:val="ru-RU"/>
+        </w:rPr>
+        <w:t>.</w:t>
       </w:r>
     </w:p>
     <w:p>
@@ -1647,116 +934,14 @@
       </w:pPr>
       <w:r>
         <w:rPr>
-          <w:rFonts w:eastAsiaTheme="majorEastAsia"/>
-          <w:noProof/>
-          <w:color w:val="1E1D1C"/>
-          <w:sz w:val="28"/>
-          <w:szCs w:val="28"/>
-          <w:lang w:val="ru-RU"/>
-          <w14:ligatures w14:val="standardContextual"/>
-        </w:rPr>
-        <mc:AlternateContent>
-          <mc:Choice Requires="wpi">
-            <w:drawing>
-              <wp:anchor distT="0" distB="0" distL="114300" distR="114300" simplePos="0" relativeHeight="251666432" behindDoc="0" locked="0" layoutInCell="1" allowOverlap="1">
-                <wp:simplePos x="0" y="0"/>
-                <wp:positionH relativeFrom="column">
-                  <wp:posOffset>317023</wp:posOffset>
-                </wp:positionH>
-                <wp:positionV relativeFrom="paragraph">
-                  <wp:posOffset>244425</wp:posOffset>
-                </wp:positionV>
-                <wp:extent cx="360" cy="360"/>
-                <wp:effectExtent l="114300" t="114300" r="63500" b="114300"/>
-                <wp:wrapNone/>
-                <wp:docPr id="466807807" name="Ink 12"/>
-                <wp:cNvGraphicFramePr/>
-                <a:graphic xmlns:a="http://schemas.openxmlformats.org/drawingml/2006/main">
-                  <a:graphicData uri="http://schemas.microsoft.com/office/word/2010/wordprocessingInk">
-                    <w14:contentPart bwMode="auto" r:id="rId22">
-                      <w14:nvContentPartPr>
-                        <w14:cNvContentPartPr/>
-                      </w14:nvContentPartPr>
-                      <w14:xfrm>
-                        <a:off x="0" y="0"/>
-                        <a:ext cx="360" cy="360"/>
-                      </w14:xfrm>
-                    </w14:contentPart>
-                  </a:graphicData>
-                </a:graphic>
-              </wp:anchor>
-            </w:drawing>
-          </mc:Choice>
-          <mc:Fallback>
-            <w:pict>
-              <v:shape w14:anchorId="3F8F48D6" id="Ink 12" o:spid="_x0000_s1026" type="#_x0000_t75" style="position:absolute;margin-left:20pt;margin-top:14.3pt;width:9.95pt;height:9.95pt;z-index:251666432;visibility:visible;mso-wrap-style:square;mso-wrap-distance-left:9pt;mso-wrap-distance-top:0;mso-wrap-distance-right:9pt;mso-wrap-distance-bottom:0;mso-position-horizontal:absolute;mso-position-horizontal-relative:text;mso-position-vertical:absolute;mso-position-vertical-relative:text" o:gfxdata="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">
-                <v:imagedata r:id="rId23" o:title=""/>
-              </v:shape>
-            </w:pict>
-          </mc:Fallback>
-        </mc:AlternateContent>
-      </w:r>
-      <w:r>
-        <w:rPr>
-          <w:rFonts w:eastAsiaTheme="majorEastAsia"/>
-          <w:noProof/>
-          <w:color w:val="1E1D1C"/>
-          <w:sz w:val="28"/>
-          <w:szCs w:val="28"/>
-          <w:lang w:val="ru-RU"/>
-          <w14:ligatures w14:val="standardContextual"/>
-        </w:rPr>
-        <mc:AlternateContent>
-          <mc:Choice Requires="wpi">
-            <w:drawing>
-              <wp:anchor distT="0" distB="0" distL="114300" distR="114300" simplePos="0" relativeHeight="251663360" behindDoc="0" locked="0" layoutInCell="1" allowOverlap="1">
-                <wp:simplePos x="0" y="0"/>
-                <wp:positionH relativeFrom="column">
-                  <wp:posOffset>298440</wp:posOffset>
-                </wp:positionH>
-                <wp:positionV relativeFrom="paragraph">
-                  <wp:posOffset>204853</wp:posOffset>
-                </wp:positionV>
-                <wp:extent cx="72720" cy="78840"/>
-                <wp:effectExtent l="50800" t="50800" r="41910" b="60960"/>
-                <wp:wrapNone/>
-                <wp:docPr id="1969065999" name="Ink 8"/>
-                <wp:cNvGraphicFramePr/>
-                <a:graphic xmlns:a="http://schemas.openxmlformats.org/drawingml/2006/main">
-                  <a:graphicData uri="http://schemas.microsoft.com/office/word/2010/wordprocessingInk">
-                    <w14:contentPart bwMode="auto" r:id="rId24">
-                      <w14:nvContentPartPr>
-                        <w14:cNvContentPartPr/>
-                      </w14:nvContentPartPr>
-                      <w14:xfrm>
-                        <a:off x="0" y="0"/>
-                        <a:ext cx="72720" cy="78840"/>
-                      </w14:xfrm>
-                    </w14:contentPart>
-                  </a:graphicData>
-                </a:graphic>
-              </wp:anchor>
-            </w:drawing>
-          </mc:Choice>
-          <mc:Fallback>
-            <w:pict>
-              <v:shape w14:anchorId="775B36B6" id="Ink 8" o:spid="_x0000_s1026" type="#_x0000_t75" style="position:absolute;margin-left:22.1pt;margin-top:14.75pt;width:8.6pt;height:9pt;z-index:251663360;visibility:visible;mso-wrap-style:square;mso-wrap-distance-left:9pt;mso-wrap-distance-top:0;mso-wrap-distance-right:9pt;mso-wrap-distance-bottom:0;mso-position-horizontal:absolute;mso-position-horizontal-relative:text;mso-position-vertical:absolute;mso-position-vertical-relative:text" o:gfxdata="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">
-                <v:imagedata r:id="rId25" o:title=""/>
-              </v:shape>
-            </w:pict>
-          </mc:Fallback>
-        </mc:AlternateContent>
-      </w:r>
-      <w:r>
-        <w:rPr>
-          <w:rStyle w:val="kb0tx"/>
-          <w:rFonts w:eastAsiaTheme="majorEastAsia"/>
-          <w:color w:val="1E1D1C"/>
-          <w:sz w:val="28"/>
-          <w:szCs w:val="28"/>
-          <w:lang w:val="ru-RU"/>
-        </w:rPr>
-        <w:t xml:space="preserve">Контрольная сумма верна. Значит наша функция </w:t>
+          <w:rStyle w:val="kb0tx"/>
+          <w:rFonts w:eastAsiaTheme="majorEastAsia"/>
+          <w:color w:val="1E1D1C"/>
+          <w:sz w:val="28"/>
+          <w:szCs w:val="28"/>
+          <w:lang w:val="ru-RU"/>
+        </w:rPr>
+        <w:t xml:space="preserve">программа отправляет пакет, запускает таймер (в коде стоит </w:t>
       </w:r>
       <w:proofErr w:type="spellStart"/>
       <w:proofErr w:type="gramStart"/>
@@ -1764,146 +949,12 @@
         <w:rPr>
           <w:rStyle w:val="kb0tx"/>
           <w:rFonts w:eastAsiaTheme="majorEastAsia"/>
-          <w:i/>
-          <w:iCs/>
-          <w:color w:val="1E1D1C"/>
-          <w:sz w:val="28"/>
-          <w:szCs w:val="28"/>
-          <w:lang w:val="ru-RU"/>
-        </w:rPr>
-        <w:t>checksum</w:t>
-      </w:r>
-      <w:proofErr w:type="spellEnd"/>
-      <w:r>
-        <w:rPr>
-          <w:rStyle w:val="kb0tx"/>
-          <w:rFonts w:eastAsiaTheme="majorEastAsia"/>
-          <w:i/>
-          <w:iCs/>
-          <w:color w:val="1E1D1C"/>
-          <w:sz w:val="28"/>
-          <w:szCs w:val="28"/>
-          <w:lang w:val="ru-RU"/>
-        </w:rPr>
-        <w:t>(</w:t>
-      </w:r>
-      <w:proofErr w:type="gramEnd"/>
-      <w:r>
-        <w:rPr>
-          <w:rStyle w:val="kb0tx"/>
-          <w:rFonts w:eastAsiaTheme="majorEastAsia"/>
-          <w:i/>
-          <w:iCs/>
-          <w:color w:val="1E1D1C"/>
-          <w:sz w:val="28"/>
-          <w:szCs w:val="28"/>
-          <w:lang w:val="ru-RU"/>
-        </w:rPr>
-        <w:t>)</w:t>
-      </w:r>
-      <w:r>
-        <w:rPr>
-          <w:rStyle w:val="kb0tx"/>
-          <w:rFonts w:eastAsiaTheme="majorEastAsia"/>
-          <w:color w:val="1E1D1C"/>
-          <w:sz w:val="28"/>
-          <w:szCs w:val="28"/>
-          <w:lang w:val="ru-RU"/>
-        </w:rPr>
-        <w:t xml:space="preserve"> работает правильно — пакет дошёл без ошибок.</w:t>
-      </w:r>
-    </w:p>
-    <w:p>
-      <w:pPr>
-        <w:pStyle w:val="zfr3q"/>
-        <w:spacing w:before="225" w:beforeAutospacing="0" w:after="0" w:afterAutospacing="0"/>
-        <w:ind w:left="720"/>
-        <w:jc w:val="both"/>
-        <w:rPr>
-          <w:rStyle w:val="kb0tx"/>
-          <w:rFonts w:eastAsiaTheme="majorEastAsia"/>
-          <w:color w:val="1E1D1C"/>
-          <w:sz w:val="28"/>
-          <w:szCs w:val="28"/>
-          <w:lang w:val="en-US"/>
-        </w:rPr>
-      </w:pPr>
-      <w:r>
-        <w:rPr>
-          <w:rFonts w:eastAsiaTheme="majorEastAsia"/>
-          <w:noProof/>
-          <w:color w:val="1E1D1C"/>
-          <w:sz w:val="28"/>
-          <w:szCs w:val="28"/>
-          <w:lang w:val="ru-RU"/>
-          <w14:ligatures w14:val="standardContextual"/>
-        </w:rPr>
-        <mc:AlternateContent>
-          <mc:Choice Requires="wpi">
-            <w:drawing>
-              <wp:anchor distT="0" distB="0" distL="114300" distR="114300" simplePos="0" relativeHeight="251665408" behindDoc="0" locked="0" layoutInCell="1" allowOverlap="1">
-                <wp:simplePos x="0" y="0"/>
-                <wp:positionH relativeFrom="column">
-                  <wp:posOffset>314503</wp:posOffset>
-                </wp:positionH>
-                <wp:positionV relativeFrom="paragraph">
-                  <wp:posOffset>262130</wp:posOffset>
-                </wp:positionV>
-                <wp:extent cx="360" cy="360"/>
-                <wp:effectExtent l="63500" t="114300" r="63500" b="114300"/>
-                <wp:wrapNone/>
-                <wp:docPr id="1403988826" name="Ink 11"/>
-                <wp:cNvGraphicFramePr/>
-                <a:graphic xmlns:a="http://schemas.openxmlformats.org/drawingml/2006/main">
-                  <a:graphicData uri="http://schemas.microsoft.com/office/word/2010/wordprocessingInk">
-                    <w14:contentPart bwMode="auto" r:id="rId26">
-                      <w14:nvContentPartPr>
-                        <w14:cNvContentPartPr/>
-                      </w14:nvContentPartPr>
-                      <w14:xfrm>
-                        <a:off x="0" y="0"/>
-                        <a:ext cx="360" cy="360"/>
-                      </w14:xfrm>
-                    </w14:contentPart>
-                  </a:graphicData>
-                </a:graphic>
-              </wp:anchor>
-            </w:drawing>
-          </mc:Choice>
-          <mc:Fallback>
-            <w:pict>
-              <v:shape w14:anchorId="0183242C" id="Ink 11" o:spid="_x0000_s1026" type="#_x0000_t75" style="position:absolute;margin-left:19.8pt;margin-top:15.7pt;width:9.95pt;height:9.95pt;z-index:251665408;visibility:visible;mso-wrap-style:square;mso-wrap-distance-left:9pt;mso-wrap-distance-top:0;mso-wrap-distance-right:9pt;mso-wrap-distance-bottom:0;mso-position-horizontal:absolute;mso-position-horizontal-relative:text;mso-position-vertical:absolute;mso-position-vertical-relative:text" o:gfxdata="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">
-                <v:imagedata r:id="rId27" o:title=""/>
-              </v:shape>
-            </w:pict>
-          </mc:Fallback>
-        </mc:AlternateContent>
-      </w:r>
-      <w:r>
-        <w:rPr>
-          <w:rStyle w:val="kb0tx"/>
-          <w:rFonts w:eastAsiaTheme="majorEastAsia"/>
-          <w:color w:val="1E1D1C"/>
-          <w:sz w:val="28"/>
-          <w:szCs w:val="28"/>
-          <w:lang w:val="ru-RU"/>
-        </w:rPr>
-        <w:t xml:space="preserve">ID пакета = 1. Именно это число мы задали в коде: </w:t>
-      </w:r>
-      <w:proofErr w:type="spellStart"/>
-      <w:proofErr w:type="gramStart"/>
-      <w:r>
-        <w:rPr>
-          <w:rStyle w:val="kb0tx"/>
-          <w:rFonts w:eastAsiaTheme="majorEastAsia"/>
-          <w:i/>
-          <w:iCs/>
-          <w:color w:val="1E1D1C"/>
-          <w:sz w:val="28"/>
-          <w:szCs w:val="28"/>
-          <w:lang w:val="ru-RU"/>
-        </w:rPr>
-        <w:t>struct.pack</w:t>
+          <w:color w:val="1E1D1C"/>
+          <w:sz w:val="28"/>
+          <w:szCs w:val="28"/>
+          <w:lang w:val="ru-RU"/>
+        </w:rPr>
+        <w:t>sock.settimeout</w:t>
       </w:r>
       <w:proofErr w:type="spellEnd"/>
       <w:proofErr w:type="gramEnd"/>
@@ -1911,81 +962,60 @@
         <w:rPr>
           <w:rStyle w:val="kb0tx"/>
           <w:rFonts w:eastAsiaTheme="majorEastAsia"/>
-          <w:i/>
-          <w:iCs/>
-          <w:color w:val="1E1D1C"/>
-          <w:sz w:val="28"/>
-          <w:szCs w:val="28"/>
-          <w:lang w:val="ru-RU"/>
-        </w:rPr>
-        <w:t xml:space="preserve">("!BBHHH", 8, 0, </w:t>
+          <w:color w:val="1E1D1C"/>
+          <w:sz w:val="28"/>
+          <w:szCs w:val="28"/>
+          <w:lang w:val="ru-RU"/>
+        </w:rPr>
+        <w:t xml:space="preserve">(2.0) — 2 секунды) сработал таймаут ожидания ответа. Если за эти 2 секунды ответ так и не пришел, функция </w:t>
       </w:r>
       <w:proofErr w:type="spellStart"/>
       <w:r>
         <w:rPr>
           <w:rStyle w:val="kb0tx"/>
           <w:rFonts w:eastAsiaTheme="majorEastAsia"/>
-          <w:i/>
-          <w:iCs/>
-          <w:color w:val="1E1D1C"/>
-          <w:sz w:val="28"/>
-          <w:szCs w:val="28"/>
-          <w:lang w:val="ru-RU"/>
-        </w:rPr>
-        <w:t>csum</w:t>
+          <w:color w:val="1E1D1C"/>
+          <w:sz w:val="28"/>
+          <w:szCs w:val="28"/>
+          <w:lang w:val="ru-RU"/>
+        </w:rPr>
+        <w:t>ping</w:t>
       </w:r>
       <w:proofErr w:type="spellEnd"/>
       <w:r>
         <w:rPr>
           <w:rStyle w:val="kb0tx"/>
           <w:rFonts w:eastAsiaTheme="majorEastAsia"/>
-          <w:i/>
-          <w:iCs/>
-          <w:color w:val="1E1D1C"/>
-          <w:sz w:val="28"/>
-          <w:szCs w:val="28"/>
-          <w:lang w:val="ru-RU"/>
-        </w:rPr>
-        <w:t xml:space="preserve">, 1, </w:t>
+          <w:color w:val="1E1D1C"/>
+          <w:sz w:val="28"/>
+          <w:szCs w:val="28"/>
+          <w:lang w:val="ru-RU"/>
+        </w:rPr>
+        <w:t xml:space="preserve"> возвращает </w:t>
       </w:r>
       <w:proofErr w:type="spellStart"/>
       <w:r>
         <w:rPr>
           <w:rStyle w:val="kb0tx"/>
           <w:rFonts w:eastAsiaTheme="majorEastAsia"/>
-          <w:i/>
-          <w:iCs/>
-          <w:color w:val="1E1D1C"/>
-          <w:sz w:val="28"/>
-          <w:szCs w:val="28"/>
-          <w:lang w:val="ru-RU"/>
-        </w:rPr>
-        <w:t>seq</w:t>
+          <w:color w:val="1E1D1C"/>
+          <w:sz w:val="28"/>
+          <w:szCs w:val="28"/>
+          <w:lang w:val="ru-RU"/>
+        </w:rPr>
+        <w:t>None</w:t>
       </w:r>
       <w:proofErr w:type="spellEnd"/>
       <w:r>
         <w:rPr>
           <w:rStyle w:val="kb0tx"/>
           <w:rFonts w:eastAsiaTheme="majorEastAsia"/>
-          <w:i/>
-          <w:iCs/>
-          <w:color w:val="1E1D1C"/>
-          <w:sz w:val="28"/>
-          <w:szCs w:val="28"/>
-          <w:lang w:val="ru-RU"/>
-        </w:rPr>
-        <w:t>) — четвёртый параметр</w:t>
-      </w:r>
-      <w:r>
-        <w:rPr>
-          <w:rStyle w:val="kb0tx"/>
-          <w:rFonts w:eastAsiaTheme="majorEastAsia"/>
-          <w:color w:val="1E1D1C"/>
-          <w:sz w:val="28"/>
-          <w:szCs w:val="28"/>
-          <w:lang w:val="ru-RU"/>
-        </w:rPr>
-        <w:t>.</w:t>
+          <w:color w:val="1E1D1C"/>
+          <w:sz w:val="28"/>
+          <w:szCs w:val="28"/>
+          <w:lang w:val="ru-RU"/>
+        </w:rPr>
+        <w:t>, а скрипт рисует на экране звездочку и переходит к следующему пакету.</w:t>
       </w:r>
     </w:p>
     <w:p>
@@ -2003,50 +1033,26 @@
           <w:color w:val="1E1D1C"/>
           <w:sz w:val="28"/>
           <w:szCs w:val="28"/>
-          <w:lang w:val="ru-RU"/>
-        </w:rPr>
-      </w:pPr>
-      <w:r>
-        <w:rPr>
-          <w:rStyle w:val="kb0tx"/>
-          <w:rFonts w:eastAsiaTheme="majorEastAsia"/>
-          <w:color w:val="1E1D1C"/>
-          <w:sz w:val="28"/>
-          <w:szCs w:val="28"/>
-          <w:lang w:val="ru-RU"/>
-        </w:rPr>
-        <w:t xml:space="preserve">Системный </w:t>
-      </w:r>
-      <w:r>
-        <w:rPr>
-          <w:rStyle w:val="kb0tx"/>
-          <w:rFonts w:eastAsiaTheme="majorEastAsia"/>
-          <w:color w:val="1E1D1C"/>
-          <w:sz w:val="28"/>
-          <w:szCs w:val="28"/>
-          <w:lang w:val="en-US"/>
-        </w:rPr>
-        <w:t>traceroute</w:t>
-      </w:r>
-      <w:r>
-        <w:rPr>
-          <w:rStyle w:val="kb0tx"/>
-          <w:rFonts w:eastAsiaTheme="majorEastAsia"/>
-          <w:color w:val="1E1D1C"/>
-          <w:sz w:val="28"/>
-          <w:szCs w:val="28"/>
-          <w:lang w:val="ru-RU"/>
-        </w:rPr>
-        <w:t xml:space="preserve"> в </w:t>
-      </w:r>
-      <w:r>
-        <w:rPr>
-          <w:rStyle w:val="kb0tx"/>
-          <w:rFonts w:eastAsiaTheme="majorEastAsia"/>
-          <w:color w:val="1E1D1C"/>
-          <w:sz w:val="28"/>
-          <w:szCs w:val="28"/>
-          <w:lang w:val="en-US"/>
+        </w:rPr>
+      </w:pPr>
+      <w:r>
+        <w:rPr>
+          <w:rStyle w:val="kb0tx"/>
+          <w:rFonts w:eastAsiaTheme="majorEastAsia"/>
+          <w:color w:val="1E1D1C"/>
+          <w:sz w:val="28"/>
+          <w:szCs w:val="28"/>
+          <w:lang w:val="ru-RU"/>
+        </w:rPr>
+        <w:t xml:space="preserve">Что поймал </w:t>
+      </w:r>
+      <w:r>
+        <w:rPr>
+          <w:rStyle w:val="kb0tx"/>
+          <w:rFonts w:eastAsiaTheme="majorEastAsia"/>
+          <w:color w:val="1E1D1C"/>
+          <w:sz w:val="28"/>
+          <w:szCs w:val="28"/>
         </w:rPr>
         <w:t>Wireshark</w:t>
       </w:r>
@@ -2059,18 +1065,7 @@
           <w:szCs w:val="28"/>
           <w:lang w:val="ru-RU"/>
         </w:rPr>
-        <w:t xml:space="preserve"> </w:t>
-      </w:r>
-      <w:r>
-        <w:rPr>
-          <w:rStyle w:val="kb0tx"/>
-          <w:rFonts w:eastAsiaTheme="majorEastAsia"/>
-          <w:color w:val="1E1D1C"/>
-          <w:sz w:val="28"/>
-          <w:szCs w:val="28"/>
-          <w:lang w:val="ru-RU"/>
-        </w:rPr>
-        <w:t>(сравнение):</w:t>
+        <w:t>:</w:t>
       </w:r>
     </w:p>
     <w:p>
@@ -2085,23 +1080,21 @@
           <w:color w:val="1E1D1C"/>
           <w:sz w:val="28"/>
           <w:szCs w:val="28"/>
-          <w:lang w:val="ru-RU"/>
-        </w:rPr>
-      </w:pPr>
-      <w:r>
-        <w:rPr>
-          <w:rStyle w:val="kb0tx"/>
-          <w:rFonts w:eastAsiaTheme="majorEastAsia"/>
-          <w:color w:val="1E1D1C"/>
-          <w:sz w:val="28"/>
-          <w:szCs w:val="28"/>
-          <w:lang w:val="en-US"/>
+        </w:rPr>
+      </w:pPr>
+      <w:r>
+        <w:rPr>
+          <w:rStyle w:val="kb0tx"/>
+          <w:rFonts w:eastAsiaTheme="majorEastAsia"/>
+          <w:color w:val="1E1D1C"/>
+          <w:sz w:val="28"/>
+          <w:szCs w:val="28"/>
         </w:rPr>
         <w:drawing>
-          <wp:inline distT="0" distB="0" distL="0" distR="0" wp14:anchorId="556CED4E" wp14:editId="3039642E">
-            <wp:extent cx="5731510" cy="1790700"/>
-            <wp:effectExtent l="0" t="0" r="0" b="0"/>
-            <wp:docPr id="750124681" name="Picture 1"/>
+          <wp:inline distT="0" distB="0" distL="0" distR="0" wp14:anchorId="590F0929" wp14:editId="4C00146A">
+            <wp:extent cx="5731510" cy="2132330"/>
+            <wp:effectExtent l="0" t="0" r="0" b="1270"/>
+            <wp:docPr id="716602561" name="Picture 1" descr="A screenshot of a computer&#10;&#10;AI-generated content may be incorrect."/>
             <wp:cNvGraphicFramePr>
               <a:graphicFrameLocks xmlns:a="http://schemas.openxmlformats.org/drawingml/2006/main" noChangeAspect="1"/>
             </wp:cNvGraphicFramePr>
@@ -2109,11 +1102,11 @@
               <a:graphicData uri="http://schemas.openxmlformats.org/drawingml/2006/picture">
                 <pic:pic xmlns:pic="http://schemas.openxmlformats.org/drawingml/2006/picture">
                   <pic:nvPicPr>
-                    <pic:cNvPr id="750124681" name=""/>
+                    <pic:cNvPr id="716602561" name="Picture 1" descr="A screenshot of a computer&#10;&#10;AI-generated content may be incorrect."/>
                     <pic:cNvPicPr/>
                   </pic:nvPicPr>
                   <pic:blipFill>
-                    <a:blip r:embed="rId28"/>
+                    <a:blip r:embed="rId12"/>
                     <a:stretch>
                       <a:fillRect/>
                     </a:stretch>
@@ -2121,7 +1114,7 @@
                   <pic:spPr>
                     <a:xfrm>
                       <a:off x="0" y="0"/>
-                      <a:ext cx="5731510" cy="1790700"/>
+                      <a:ext cx="5731510" cy="2132330"/>
                     </a:xfrm>
                     <a:prstGeom prst="rect">
                       <a:avLst/>
@@ -2137,157 +1130,152 @@
     <w:p>
       <w:pPr>
         <w:pStyle w:val="zfr3q"/>
-        <w:spacing w:before="225" w:after="0"/>
+        <w:spacing w:before="225" w:beforeAutospacing="0" w:after="0" w:afterAutospacing="0"/>
         <w:ind w:left="720"/>
-        <w:rPr>
-          <w:rStyle w:val="kb0tx"/>
-          <w:rFonts w:eastAsiaTheme="majorEastAsia"/>
-          <w:color w:val="1E1D1C"/>
-          <w:sz w:val="28"/>
-          <w:szCs w:val="28"/>
-          <w:lang w:val="ru-RU"/>
-        </w:rPr>
-      </w:pPr>
-      <w:r>
-        <w:rPr>
-          <w:rStyle w:val="kb0tx"/>
-          <w:rFonts w:eastAsiaTheme="majorEastAsia"/>
-          <w:color w:val="1E1D1C"/>
-          <w:sz w:val="28"/>
-          <w:szCs w:val="28"/>
-          <w:lang w:val="ru-RU"/>
-        </w:rPr>
-        <w:t xml:space="preserve">Системный traceroute (macOS):        </w:t>
-      </w:r>
-      <w:r>
-        <w:rPr>
-          <w:rStyle w:val="kb0tx"/>
-          <w:rFonts w:eastAsiaTheme="majorEastAsia"/>
-          <w:color w:val="1E1D1C"/>
-          <w:sz w:val="28"/>
-          <w:szCs w:val="28"/>
-          <w:lang w:val="ru-RU"/>
-        </w:rPr>
-        <w:t xml:space="preserve"> Моя</w:t>
-      </w:r>
-      <w:r>
-        <w:rPr>
-          <w:rStyle w:val="kb0tx"/>
-          <w:rFonts w:eastAsiaTheme="majorEastAsia"/>
-          <w:color w:val="1E1D1C"/>
-          <w:sz w:val="28"/>
-          <w:szCs w:val="28"/>
-          <w:lang w:val="ru-RU"/>
-        </w:rPr>
-        <w:t xml:space="preserve"> программа:</w:t>
+        <w:jc w:val="both"/>
+        <w:rPr>
+          <w:rStyle w:val="kb0tx"/>
+          <w:rFonts w:eastAsiaTheme="majorEastAsia"/>
+          <w:color w:val="1E1D1C"/>
+          <w:sz w:val="28"/>
+          <w:szCs w:val="28"/>
+        </w:rPr>
+      </w:pPr>
+      <w:r>
+        <w:rPr>
+          <w:rStyle w:val="kb0tx"/>
+          <w:rFonts w:eastAsiaTheme="majorEastAsia"/>
+          <w:color w:val="1E1D1C"/>
+          <w:sz w:val="28"/>
+          <w:szCs w:val="28"/>
+          <w:lang w:val="ru-RU"/>
+        </w:rPr>
+        <w:t xml:space="preserve">на каждом значении TTL отправляются ровно </w:t>
+      </w:r>
+      <w:r>
+        <w:rPr>
+          <w:rStyle w:val="kb0tx"/>
+          <w:rFonts w:eastAsiaTheme="majorEastAsia"/>
+          <w:color w:val="1E1D1C"/>
+          <w:sz w:val="28"/>
+          <w:szCs w:val="28"/>
+          <w:u w:val="single"/>
+          <w:lang w:val="ru-RU"/>
+        </w:rPr>
+        <w:t>3 пакета</w:t>
+      </w:r>
+      <w:r>
+        <w:rPr>
+          <w:rStyle w:val="kb0tx"/>
+          <w:rFonts w:eastAsiaTheme="majorEastAsia"/>
+          <w:color w:val="1E1D1C"/>
+          <w:sz w:val="28"/>
+          <w:szCs w:val="28"/>
+          <w:lang w:val="ru-RU"/>
+        </w:rPr>
+        <w:t xml:space="preserve">, промежуточные роутеры отвечают TTL </w:t>
+      </w:r>
+      <w:proofErr w:type="spellStart"/>
+      <w:r>
+        <w:rPr>
+          <w:rStyle w:val="kb0tx"/>
+          <w:rFonts w:eastAsiaTheme="majorEastAsia"/>
+          <w:color w:val="1E1D1C"/>
+          <w:sz w:val="28"/>
+          <w:szCs w:val="28"/>
+          <w:lang w:val="ru-RU"/>
+        </w:rPr>
+        <w:t>Exceeded</w:t>
+      </w:r>
+      <w:proofErr w:type="spellEnd"/>
+      <w:r>
+        <w:rPr>
+          <w:rStyle w:val="kb0tx"/>
+          <w:rFonts w:eastAsiaTheme="majorEastAsia"/>
+          <w:color w:val="1E1D1C"/>
+          <w:sz w:val="28"/>
+          <w:szCs w:val="28"/>
+          <w:lang w:val="ru-RU"/>
+        </w:rPr>
+        <w:t xml:space="preserve">, </w:t>
+      </w:r>
+      <w:proofErr w:type="spellStart"/>
+      <w:r>
+        <w:rPr>
+          <w:rStyle w:val="kb0tx"/>
+          <w:rFonts w:eastAsiaTheme="majorEastAsia"/>
+          <w:color w:val="1E1D1C"/>
+          <w:sz w:val="28"/>
+          <w:szCs w:val="28"/>
+          <w:lang w:val="ru-RU"/>
+        </w:rPr>
+        <w:t>sequence</w:t>
+      </w:r>
+      <w:proofErr w:type="spellEnd"/>
+      <w:r>
+        <w:rPr>
+          <w:rStyle w:val="kb0tx"/>
+          <w:rFonts w:eastAsiaTheme="majorEastAsia"/>
+          <w:color w:val="1E1D1C"/>
+          <w:sz w:val="28"/>
+          <w:szCs w:val="28"/>
+          <w:lang w:val="ru-RU"/>
+        </w:rPr>
+        <w:t xml:space="preserve"> </w:t>
+      </w:r>
+      <w:proofErr w:type="spellStart"/>
+      <w:r>
+        <w:rPr>
+          <w:rStyle w:val="kb0tx"/>
+          <w:rFonts w:eastAsiaTheme="majorEastAsia"/>
+          <w:color w:val="1E1D1C"/>
+          <w:sz w:val="28"/>
+          <w:szCs w:val="28"/>
+          <w:lang w:val="ru-RU"/>
+        </w:rPr>
+        <w:t>number</w:t>
+      </w:r>
+      <w:proofErr w:type="spellEnd"/>
+      <w:r>
+        <w:rPr>
+          <w:rStyle w:val="kb0tx"/>
+          <w:rFonts w:eastAsiaTheme="majorEastAsia"/>
+          <w:color w:val="1E1D1C"/>
+          <w:sz w:val="28"/>
+          <w:szCs w:val="28"/>
+          <w:lang w:val="ru-RU"/>
+        </w:rPr>
+        <w:t xml:space="preserve"> увеличивается на 1 с каждым пакетом. </w:t>
       </w:r>
     </w:p>
     <w:p>
       <w:pPr>
         <w:pStyle w:val="zfr3q"/>
-        <w:spacing w:before="225" w:after="0"/>
-        <w:ind w:left="720"/>
-        <w:rPr>
-          <w:rStyle w:val="kb0tx"/>
-          <w:rFonts w:eastAsiaTheme="majorEastAsia"/>
-          <w:color w:val="1E1D1C"/>
-          <w:sz w:val="28"/>
-          <w:szCs w:val="28"/>
-          <w:lang w:val="ru-RU"/>
-        </w:rPr>
-      </w:pPr>
-      <w:r>
-        <w:rPr>
-          <w:rStyle w:val="kb0tx"/>
-          <w:rFonts w:eastAsiaTheme="majorEastAsia"/>
-          <w:color w:val="1E1D1C"/>
-          <w:sz w:val="28"/>
-          <w:szCs w:val="28"/>
-          <w:lang w:val="ru-RU"/>
-        </w:rPr>
-        <w:t xml:space="preserve">Protocol = UDP                       </w:t>
-      </w:r>
-      <w:r>
-        <w:rPr>
-          <w:rStyle w:val="kb0tx"/>
-          <w:rFonts w:eastAsiaTheme="majorEastAsia"/>
-          <w:color w:val="1E1D1C"/>
-          <w:sz w:val="28"/>
-          <w:szCs w:val="28"/>
-          <w:lang w:val="ru-RU"/>
-        </w:rPr>
-        <w:tab/>
-      </w:r>
-      <w:r>
-        <w:rPr>
-          <w:rStyle w:val="kb0tx"/>
-          <w:rFonts w:eastAsiaTheme="majorEastAsia"/>
-          <w:color w:val="1E1D1C"/>
-          <w:sz w:val="28"/>
-          <w:szCs w:val="28"/>
-          <w:lang w:val="ru-RU"/>
-        </w:rPr>
-        <w:tab/>
-      </w:r>
-      <w:r>
-        <w:rPr>
-          <w:rStyle w:val="kb0tx"/>
-          <w:rFonts w:eastAsiaTheme="majorEastAsia"/>
-          <w:color w:val="1E1D1C"/>
-          <w:sz w:val="28"/>
-          <w:szCs w:val="28"/>
-          <w:lang w:val="ru-RU"/>
-        </w:rPr>
-        <w:t xml:space="preserve"> Protocol = ICMP</w:t>
-      </w:r>
-    </w:p>
-    <w:p>
-      <w:pPr>
-        <w:pStyle w:val="zfr3q"/>
-        <w:spacing w:before="225" w:after="0"/>
-        <w:ind w:left="720"/>
-        <w:rPr>
-          <w:rStyle w:val="kb0tx"/>
-          <w:rFonts w:eastAsiaTheme="majorEastAsia"/>
-          <w:color w:val="1E1D1C"/>
-          <w:sz w:val="28"/>
-          <w:szCs w:val="28"/>
-          <w:lang w:val="ru-RU"/>
-        </w:rPr>
-      </w:pPr>
-      <w:r>
-        <w:rPr>
-          <w:rStyle w:val="kb0tx"/>
-          <w:rFonts w:eastAsiaTheme="majorEastAsia"/>
-          <w:color w:val="1E1D1C"/>
-          <w:sz w:val="28"/>
-          <w:szCs w:val="28"/>
-          <w:lang w:val="ru-RU"/>
-        </w:rPr>
-        <w:t xml:space="preserve">Отправляет UDP пакеты                 </w:t>
-      </w:r>
-      <w:r>
-        <w:rPr>
-          <w:rStyle w:val="kb0tx"/>
-          <w:rFonts w:eastAsiaTheme="majorEastAsia"/>
-          <w:color w:val="1E1D1C"/>
-          <w:sz w:val="28"/>
-          <w:szCs w:val="28"/>
-          <w:lang w:val="ru-RU"/>
-        </w:rPr>
-        <w:tab/>
-        <w:t xml:space="preserve"> </w:t>
-      </w:r>
-      <w:r>
-        <w:rPr>
-          <w:rStyle w:val="kb0tx"/>
-          <w:rFonts w:eastAsiaTheme="majorEastAsia"/>
-          <w:color w:val="1E1D1C"/>
-          <w:sz w:val="28"/>
-          <w:szCs w:val="28"/>
-          <w:lang w:val="ru-RU"/>
-        </w:rPr>
-        <w:t>Отправляет ICMP Echo Request</w:t>
+        <w:numPr>
+          <w:ilvl w:val="0"/>
+          <w:numId w:val="1"/>
+        </w:numPr>
+        <w:spacing w:before="225" w:beforeAutospacing="0" w:after="0" w:afterAutospacing="0"/>
+        <w:jc w:val="both"/>
+        <w:rPr>
+          <w:rStyle w:val="kb0tx"/>
+          <w:rFonts w:eastAsiaTheme="majorEastAsia"/>
+          <w:color w:val="1E1D1C"/>
+          <w:sz w:val="28"/>
+          <w:szCs w:val="28"/>
+          <w:lang w:val="ru-RU"/>
+        </w:rPr>
+      </w:pPr>
+      <w:r>
+        <w:rPr>
+          <w:rStyle w:val="kb0tx"/>
+          <w:rFonts w:eastAsiaTheme="majorEastAsia"/>
+          <w:color w:val="1E1D1C"/>
+          <w:sz w:val="28"/>
+          <w:szCs w:val="28"/>
+          <w:lang w:val="ru-RU"/>
+        </w:rPr>
+        <w:t>Дерево конечного узла:</w:t>
       </w:r>
     </w:p>
     <w:p>
@@ -2302,63 +1290,260 @@
           <w:color w:val="1E1D1C"/>
           <w:sz w:val="28"/>
           <w:szCs w:val="28"/>
-          <w:lang w:val="en-US"/>
-        </w:rPr>
-      </w:pPr>
-      <w:r>
-        <w:rPr>
-          <w:rStyle w:val="kb0tx"/>
-          <w:rFonts w:eastAsiaTheme="majorEastAsia"/>
-          <w:color w:val="1E1D1C"/>
-          <w:sz w:val="28"/>
-          <w:szCs w:val="28"/>
-          <w:lang w:val="ru-RU"/>
-        </w:rPr>
-        <w:t>Ждёт</w:t>
-      </w:r>
-      <w:r>
-        <w:rPr>
-          <w:rStyle w:val="kb0tx"/>
-          <w:rFonts w:eastAsiaTheme="majorEastAsia"/>
-          <w:color w:val="1E1D1C"/>
-          <w:sz w:val="28"/>
-          <w:szCs w:val="28"/>
-          <w:lang w:val="en-US"/>
-        </w:rPr>
-        <w:t xml:space="preserve"> ICMP Port Unreachable            </w:t>
-      </w:r>
-      <w:r>
-        <w:rPr>
-          <w:rStyle w:val="kb0tx"/>
-          <w:rFonts w:eastAsiaTheme="majorEastAsia"/>
-          <w:color w:val="1E1D1C"/>
-          <w:sz w:val="28"/>
-          <w:szCs w:val="28"/>
-          <w:lang w:val="en-US"/>
-        </w:rPr>
-        <w:t xml:space="preserve">  </w:t>
-      </w:r>
-      <w:r>
-        <w:rPr>
-          <w:rStyle w:val="kb0tx"/>
-          <w:rFonts w:eastAsiaTheme="majorEastAsia"/>
-          <w:color w:val="1E1D1C"/>
-          <w:sz w:val="28"/>
-          <w:szCs w:val="28"/>
-          <w:lang w:val="ru-RU"/>
-        </w:rPr>
-        <w:t>Ждёт</w:t>
-      </w:r>
-      <w:r>
-        <w:rPr>
-          <w:rStyle w:val="kb0tx"/>
-          <w:rFonts w:eastAsiaTheme="majorEastAsia"/>
-          <w:color w:val="1E1D1C"/>
-          <w:sz w:val="28"/>
-          <w:szCs w:val="28"/>
-          <w:lang w:val="en-US"/>
-        </w:rPr>
-        <w:t xml:space="preserve"> ICMP TTL Exceeded / Echo Reply</w:t>
+          <w:lang w:val="ru-RU"/>
+        </w:rPr>
+      </w:pPr>
+      <w:r>
+        <w:lastRenderedPageBreak/>
+        <w:fldChar w:fldCharType="begin"/>
+      </w:r>
+      <w:r>
+        <w:instrText xml:space="preserve"> INCLUDEPICTURE "/Users/margo/Library/Group Containers/UBF8T346G9.ms/WebArchiveCopyPasteTempFiles/com.microsoft.Word/fd06b24e-a175-490f-97dc-1f7dbcdef4a2" \* MERGEFORMATINET </w:instrText>
+      </w:r>
+      <w:r>
+        <w:fldChar w:fldCharType="separate"/>
+      </w:r>
+      <w:r>
+        <w:rPr>
+          <w:noProof/>
+        </w:rPr>
+        <w:drawing>
+          <wp:inline distT="0" distB="0" distL="0" distR="0">
+            <wp:extent cx="5731510" cy="1815465"/>
+            <wp:effectExtent l="0" t="0" r="0" b="635"/>
+            <wp:docPr id="510595353" name="Picture 1" descr="Выбранное изображение показано в окне просмотра."/>
+            <wp:cNvGraphicFramePr>
+              <a:graphicFrameLocks xmlns:a="http://schemas.openxmlformats.org/drawingml/2006/main" noChangeAspect="1"/>
+            </wp:cNvGraphicFramePr>
+            <a:graphic xmlns:a="http://schemas.openxmlformats.org/drawingml/2006/main">
+              <a:graphicData uri="http://schemas.openxmlformats.org/drawingml/2006/picture">
+                <pic:pic xmlns:pic="http://schemas.openxmlformats.org/drawingml/2006/picture">
+                  <pic:nvPicPr>
+                    <pic:cNvPr id="0" name="Picture 1" descr="Выбранное изображение показано в окне просмотра."/>
+                    <pic:cNvPicPr>
+                      <a:picLocks noChangeAspect="1" noChangeArrowheads="1"/>
+                    </pic:cNvPicPr>
+                  </pic:nvPicPr>
+                  <pic:blipFill>
+                    <a:blip r:embed="rId13">
+                      <a:extLst>
+                        <a:ext uri="{28A0092B-C50C-407E-A947-70E740481C1C}">
+                          <a14:useLocalDpi xmlns:a14="http://schemas.microsoft.com/office/drawing/2010/main" val="0"/>
+                        </a:ext>
+                      </a:extLst>
+                    </a:blip>
+                    <a:srcRect/>
+                    <a:stretch>
+                      <a:fillRect/>
+                    </a:stretch>
+                  </pic:blipFill>
+                  <pic:spPr bwMode="auto">
+                    <a:xfrm>
+                      <a:off x="0" y="0"/>
+                      <a:ext cx="5731510" cy="1815465"/>
+                    </a:xfrm>
+                    <a:prstGeom prst="rect">
+                      <a:avLst/>
+                    </a:prstGeom>
+                    <a:noFill/>
+                    <a:ln>
+                      <a:noFill/>
+                    </a:ln>
+                  </pic:spPr>
+                </pic:pic>
+              </a:graphicData>
+            </a:graphic>
+          </wp:inline>
+        </w:drawing>
+      </w:r>
+      <w:r>
+        <w:fldChar w:fldCharType="end"/>
+      </w:r>
+    </w:p>
+    <w:p>
+      <w:pPr>
+        <w:pStyle w:val="zfr3q"/>
+        <w:spacing w:before="225" w:beforeAutospacing="0" w:after="0" w:afterAutospacing="0"/>
+        <w:jc w:val="both"/>
+        <w:rPr>
+          <w:rStyle w:val="kb0tx"/>
+          <w:rFonts w:eastAsiaTheme="majorEastAsia"/>
+          <w:color w:val="1E1D1C"/>
+          <w:sz w:val="28"/>
+          <w:szCs w:val="28"/>
+          <w:lang w:val="ru-RU"/>
+        </w:rPr>
+      </w:pPr>
+      <w:r>
+        <w:rPr>
+          <w:rStyle w:val="kb0tx"/>
+          <w:rFonts w:eastAsiaTheme="majorEastAsia"/>
+          <w:color w:val="1E1D1C"/>
+          <w:sz w:val="28"/>
+          <w:szCs w:val="28"/>
+          <w:lang w:val="ru-RU"/>
+        </w:rPr>
+        <w:t xml:space="preserve">Утилита успешно сформировала и отправила пакет </w:t>
+      </w:r>
+      <w:proofErr w:type="spellStart"/>
+      <w:r>
+        <w:rPr>
+          <w:rStyle w:val="kb0tx"/>
+          <w:rFonts w:eastAsiaTheme="majorEastAsia"/>
+          <w:color w:val="1E1D1C"/>
+          <w:sz w:val="28"/>
+          <w:szCs w:val="28"/>
+          <w:lang w:val="ru-RU"/>
+        </w:rPr>
+        <w:t>Echo</w:t>
+      </w:r>
+      <w:proofErr w:type="spellEnd"/>
+      <w:r>
+        <w:rPr>
+          <w:rStyle w:val="kb0tx"/>
+          <w:rFonts w:eastAsiaTheme="majorEastAsia"/>
+          <w:color w:val="1E1D1C"/>
+          <w:sz w:val="28"/>
+          <w:szCs w:val="28"/>
+          <w:lang w:val="ru-RU"/>
+        </w:rPr>
+        <w:t xml:space="preserve"> (</w:t>
+      </w:r>
+      <w:proofErr w:type="spellStart"/>
+      <w:r>
+        <w:rPr>
+          <w:rStyle w:val="kb0tx"/>
+          <w:rFonts w:eastAsiaTheme="majorEastAsia"/>
+          <w:color w:val="1E1D1C"/>
+          <w:sz w:val="28"/>
+          <w:szCs w:val="28"/>
+          <w:lang w:val="ru-RU"/>
+        </w:rPr>
+        <w:t>ping</w:t>
+      </w:r>
+      <w:proofErr w:type="spellEnd"/>
+      <w:r>
+        <w:rPr>
+          <w:rStyle w:val="kb0tx"/>
+          <w:rFonts w:eastAsiaTheme="majorEastAsia"/>
+          <w:color w:val="1E1D1C"/>
+          <w:sz w:val="28"/>
+          <w:szCs w:val="28"/>
+          <w:lang w:val="ru-RU"/>
+        </w:rPr>
+        <w:t xml:space="preserve">) </w:t>
+      </w:r>
+      <w:proofErr w:type="spellStart"/>
+      <w:r>
+        <w:rPr>
+          <w:rStyle w:val="kb0tx"/>
+          <w:rFonts w:eastAsiaTheme="majorEastAsia"/>
+          <w:color w:val="1E1D1C"/>
+          <w:sz w:val="28"/>
+          <w:szCs w:val="28"/>
+          <w:lang w:val="ru-RU"/>
+        </w:rPr>
+        <w:t>request</w:t>
+      </w:r>
+      <w:proofErr w:type="spellEnd"/>
+      <w:r>
+        <w:rPr>
+          <w:rStyle w:val="kb0tx"/>
+          <w:rFonts w:eastAsiaTheme="majorEastAsia"/>
+          <w:color w:val="1E1D1C"/>
+          <w:sz w:val="28"/>
+          <w:szCs w:val="28"/>
+          <w:lang w:val="ru-RU"/>
+        </w:rPr>
+        <w:t>.</w:t>
+      </w:r>
+    </w:p>
+    <w:p>
+      <w:pPr>
+        <w:pStyle w:val="zfr3q"/>
+        <w:numPr>
+          <w:ilvl w:val="0"/>
+          <w:numId w:val="3"/>
+        </w:numPr>
+        <w:spacing w:before="225" w:after="0"/>
+        <w:rPr>
+          <w:rStyle w:val="kb0tx"/>
+          <w:rFonts w:eastAsiaTheme="majorEastAsia"/>
+          <w:color w:val="1E1D1C"/>
+          <w:sz w:val="28"/>
+          <w:szCs w:val="28"/>
+          <w:lang w:val="en-RU"/>
+        </w:rPr>
+      </w:pPr>
+      <w:r>
+        <w:rPr>
+          <w:rStyle w:val="kb0tx"/>
+          <w:rFonts w:eastAsiaTheme="majorEastAsia"/>
+          <w:color w:val="1E1D1C"/>
+          <w:sz w:val="28"/>
+          <w:szCs w:val="28"/>
+          <w:lang w:val="en-RU"/>
+        </w:rPr>
+        <w:t>В структуре пакета корректно установлены поля Type: 8 и Code: 0.</w:t>
+      </w:r>
+    </w:p>
+    <w:p>
+      <w:pPr>
+        <w:pStyle w:val="zfr3q"/>
+        <w:numPr>
+          <w:ilvl w:val="0"/>
+          <w:numId w:val="3"/>
+        </w:numPr>
+        <w:spacing w:before="225" w:after="0"/>
+        <w:rPr>
+          <w:rStyle w:val="kb0tx"/>
+          <w:rFonts w:eastAsiaTheme="majorEastAsia"/>
+          <w:color w:val="1E1D1C"/>
+          <w:sz w:val="28"/>
+          <w:szCs w:val="28"/>
+          <w:lang w:val="en-RU"/>
+        </w:rPr>
+      </w:pPr>
+      <w:r>
+        <w:rPr>
+          <w:rStyle w:val="kb0tx"/>
+          <w:rFonts w:eastAsiaTheme="majorEastAsia"/>
+          <w:color w:val="1E1D1C"/>
+          <w:sz w:val="28"/>
+          <w:szCs w:val="28"/>
+          <w:lang w:val="en-RU"/>
+        </w:rPr>
+        <w:t>Идентификатор () установлен в 0x0001, номер последовательности (Sequence Number) установлен в 43 (0x002b).</w:t>
+      </w:r>
+    </w:p>
+    <w:p>
+      <w:pPr>
+        <w:pStyle w:val="zfr3q"/>
+        <w:numPr>
+          <w:ilvl w:val="0"/>
+          <w:numId w:val="3"/>
+        </w:numPr>
+        <w:spacing w:before="225" w:beforeAutospacing="0" w:after="0" w:afterAutospacing="0"/>
+        <w:jc w:val="both"/>
+        <w:rPr>
+          <w:rStyle w:val="kb0tx"/>
+          <w:rFonts w:eastAsiaTheme="majorEastAsia"/>
+          <w:color w:val="1E1D1C"/>
+          <w:sz w:val="28"/>
+          <w:szCs w:val="28"/>
+          <w:lang w:val="en-RU"/>
+        </w:rPr>
+      </w:pPr>
+      <w:r>
+        <w:rPr>
+          <w:rStyle w:val="kb0tx"/>
+          <w:rFonts w:eastAsiaTheme="majorEastAsia"/>
+          <w:color w:val="1E1D1C"/>
+          <w:sz w:val="28"/>
+          <w:szCs w:val="28"/>
+          <w:lang w:val="en-RU"/>
+        </w:rPr>
+        <w:t>Wireshark подтверждает, что контрольная сумма рассчитана абсолютно верно: Checksum: 0xf7d3 [correct], [Checksum Status: Good].</w:t>
       </w:r>
     </w:p>
     <w:p>
@@ -2373,31 +1558,219 @@
           <w:color w:val="1E1D1C"/>
           <w:sz w:val="28"/>
           <w:szCs w:val="28"/>
-          <w:lang w:val="ru-RU"/>
-        </w:rPr>
-      </w:pPr>
-      <w:r>
-        <w:rPr>
-          <w:rStyle w:val="kb0tx"/>
-          <w:rFonts w:eastAsiaTheme="majorEastAsia"/>
-          <w:color w:val="1E1D1C"/>
-          <w:sz w:val="28"/>
-          <w:szCs w:val="28"/>
-          <w:lang w:val="ru-RU"/>
-        </w:rPr>
-        <w:t xml:space="preserve">Системная утилита traceroute на macOS использует протокол UDP, а не ICMP. Она отправляет UDP пакеты на порты начиная с 33471, увеличивая номер порта на 1 с каждым пакетом. Промежуточные </w:t>
-      </w:r>
-      <w:r>
-        <w:rPr>
-          <w:rStyle w:val="kb0tx"/>
-          <w:rFonts w:eastAsiaTheme="majorEastAsia"/>
-          <w:color w:val="1E1D1C"/>
-          <w:sz w:val="28"/>
-          <w:szCs w:val="28"/>
-          <w:lang w:val="ru-RU"/>
-        </w:rPr>
-        <w:lastRenderedPageBreak/>
-        <w:t xml:space="preserve">роутеры отвечают ICMP TTL </w:t>
+        </w:rPr>
+      </w:pPr>
+      <w:r>
+        <w:rPr>
+          <w:rStyle w:val="kb0tx"/>
+          <w:rFonts w:eastAsiaTheme="majorEastAsia"/>
+          <w:color w:val="1E1D1C"/>
+          <w:sz w:val="28"/>
+          <w:szCs w:val="28"/>
+          <w:lang w:val="ru-RU"/>
+        </w:rPr>
+        <w:drawing>
+          <wp:inline distT="0" distB="0" distL="0" distR="0" wp14:anchorId="11E67287" wp14:editId="4DEBABB4">
+            <wp:extent cx="5731510" cy="1704975"/>
+            <wp:effectExtent l="0" t="0" r="0" b="0"/>
+            <wp:docPr id="408196223" name="Picture 1"/>
+            <wp:cNvGraphicFramePr>
+              <a:graphicFrameLocks xmlns:a="http://schemas.openxmlformats.org/drawingml/2006/main" noChangeAspect="1"/>
+            </wp:cNvGraphicFramePr>
+            <a:graphic xmlns:a="http://schemas.openxmlformats.org/drawingml/2006/main">
+              <a:graphicData uri="http://schemas.openxmlformats.org/drawingml/2006/picture">
+                <pic:pic xmlns:pic="http://schemas.openxmlformats.org/drawingml/2006/picture">
+                  <pic:nvPicPr>
+                    <pic:cNvPr id="408196223" name=""/>
+                    <pic:cNvPicPr/>
+                  </pic:nvPicPr>
+                  <pic:blipFill>
+                    <a:blip r:embed="rId14"/>
+                    <a:stretch>
+                      <a:fillRect/>
+                    </a:stretch>
+                  </pic:blipFill>
+                  <pic:spPr>
+                    <a:xfrm>
+                      <a:off x="0" y="0"/>
+                      <a:ext cx="5731510" cy="1704975"/>
+                    </a:xfrm>
+                    <a:prstGeom prst="rect">
+                      <a:avLst/>
+                    </a:prstGeom>
+                  </pic:spPr>
+                </pic:pic>
+              </a:graphicData>
+            </a:graphic>
+          </wp:inline>
+        </w:drawing>
+      </w:r>
+    </w:p>
+    <w:p>
+      <w:pPr>
+        <w:pStyle w:val="zfr3q"/>
+        <w:spacing w:before="225" w:after="0"/>
+        <w:rPr>
+          <w:rStyle w:val="kb0tx"/>
+          <w:rFonts w:eastAsiaTheme="majorEastAsia"/>
+          <w:color w:val="1E1D1C"/>
+          <w:sz w:val="28"/>
+          <w:szCs w:val="28"/>
+          <w:lang w:val="ru-RU"/>
+        </w:rPr>
+      </w:pPr>
+      <w:r>
+        <w:rPr>
+          <w:rStyle w:val="kb0tx"/>
+          <w:rFonts w:eastAsiaTheme="majorEastAsia"/>
+          <w:color w:val="1E1D1C"/>
+          <w:sz w:val="28"/>
+          <w:szCs w:val="28"/>
+          <w:lang w:val="ru-RU"/>
+        </w:rPr>
+        <w:t xml:space="preserve">Конечный узел (8.8.8.8) успешно обработал пакет и прислал ответ </w:t>
+      </w:r>
+      <w:r>
+        <w:rPr>
+          <w:rStyle w:val="kb0tx"/>
+          <w:rFonts w:eastAsiaTheme="majorEastAsia"/>
+          <w:color w:val="1E1D1C"/>
+          <w:sz w:val="28"/>
+          <w:szCs w:val="28"/>
+        </w:rPr>
+        <w:t>Echo</w:t>
+      </w:r>
+      <w:r>
+        <w:rPr>
+          <w:rStyle w:val="kb0tx"/>
+          <w:rFonts w:eastAsiaTheme="majorEastAsia"/>
+          <w:color w:val="1E1D1C"/>
+          <w:sz w:val="28"/>
+          <w:szCs w:val="28"/>
+          <w:lang w:val="ru-RU"/>
+        </w:rPr>
+        <w:t xml:space="preserve"> (</w:t>
+      </w:r>
+      <w:r>
+        <w:rPr>
+          <w:rStyle w:val="kb0tx"/>
+          <w:rFonts w:eastAsiaTheme="majorEastAsia"/>
+          <w:color w:val="1E1D1C"/>
+          <w:sz w:val="28"/>
+          <w:szCs w:val="28"/>
+        </w:rPr>
+        <w:t>ping</w:t>
+      </w:r>
+      <w:r>
+        <w:rPr>
+          <w:rStyle w:val="kb0tx"/>
+          <w:rFonts w:eastAsiaTheme="majorEastAsia"/>
+          <w:color w:val="1E1D1C"/>
+          <w:sz w:val="28"/>
+          <w:szCs w:val="28"/>
+          <w:lang w:val="ru-RU"/>
+        </w:rPr>
+        <w:t xml:space="preserve">) </w:t>
+      </w:r>
+      <w:r>
+        <w:rPr>
+          <w:rStyle w:val="kb0tx"/>
+          <w:rFonts w:eastAsiaTheme="majorEastAsia"/>
+          <w:color w:val="1E1D1C"/>
+          <w:sz w:val="28"/>
+          <w:szCs w:val="28"/>
+        </w:rPr>
+        <w:t>reply</w:t>
+      </w:r>
+      <w:r>
+        <w:rPr>
+          <w:rStyle w:val="kb0tx"/>
+          <w:rFonts w:eastAsiaTheme="majorEastAsia"/>
+          <w:color w:val="1E1D1C"/>
+          <w:sz w:val="28"/>
+          <w:szCs w:val="28"/>
+          <w:lang w:val="ru-RU"/>
+        </w:rPr>
+        <w:t>.</w:t>
+      </w:r>
+    </w:p>
+    <w:p>
+      <w:pPr>
+        <w:pStyle w:val="zfr3q"/>
+        <w:numPr>
+          <w:ilvl w:val="0"/>
+          <w:numId w:val="4"/>
+        </w:numPr>
+        <w:spacing w:before="225" w:after="0"/>
+        <w:rPr>
+          <w:rStyle w:val="kb0tx"/>
+          <w:rFonts w:eastAsiaTheme="majorEastAsia"/>
+          <w:color w:val="1E1D1C"/>
+          <w:sz w:val="28"/>
+          <w:szCs w:val="28"/>
+          <w:lang w:val="ru-RU"/>
+        </w:rPr>
+      </w:pPr>
+      <w:r>
+        <w:rPr>
+          <w:rStyle w:val="kb0tx"/>
+          <w:rFonts w:eastAsiaTheme="majorEastAsia"/>
+          <w:color w:val="1E1D1C"/>
+          <w:sz w:val="28"/>
+          <w:szCs w:val="28"/>
+          <w:lang w:val="ru-RU"/>
+        </w:rPr>
+        <w:t xml:space="preserve">Тип сообщения изменился на </w:t>
+      </w:r>
+      <w:r>
+        <w:rPr>
+          <w:rStyle w:val="kb0tx"/>
+          <w:rFonts w:eastAsiaTheme="majorEastAsia"/>
+          <w:color w:val="1E1D1C"/>
+          <w:sz w:val="28"/>
+          <w:szCs w:val="28"/>
+        </w:rPr>
+        <w:t>Type</w:t>
+      </w:r>
+      <w:r>
+        <w:rPr>
+          <w:rStyle w:val="kb0tx"/>
+          <w:rFonts w:eastAsiaTheme="majorEastAsia"/>
+          <w:color w:val="1E1D1C"/>
+          <w:sz w:val="28"/>
+          <w:szCs w:val="28"/>
+          <w:lang w:val="ru-RU"/>
+        </w:rPr>
+        <w:t>: 0, что означает успешный ответ.</w:t>
+      </w:r>
+    </w:p>
+    <w:p>
+      <w:pPr>
+        <w:pStyle w:val="zfr3q"/>
+        <w:numPr>
+          <w:ilvl w:val="0"/>
+          <w:numId w:val="4"/>
+        </w:numPr>
+        <w:spacing w:before="225" w:after="0"/>
+        <w:rPr>
+          <w:rStyle w:val="kb0tx"/>
+          <w:rFonts w:eastAsiaTheme="majorEastAsia"/>
+          <w:color w:val="1E1D1C"/>
+          <w:sz w:val="28"/>
+          <w:szCs w:val="28"/>
+          <w:lang w:val="ru-RU"/>
+        </w:rPr>
+      </w:pPr>
+      <w:r>
+        <w:rPr>
+          <w:rStyle w:val="kb0tx"/>
+          <w:rFonts w:eastAsiaTheme="majorEastAsia"/>
+          <w:color w:val="1E1D1C"/>
+          <w:sz w:val="28"/>
+          <w:szCs w:val="28"/>
+          <w:lang w:val="ru-RU"/>
+        </w:rPr>
+        <w:t>Контрольная сумма ответа также верна (0</w:t>
       </w:r>
       <w:proofErr w:type="spellStart"/>
       <w:r>
@@ -2407,9 +1780,8 @@
           <w:color w:val="1E1D1C"/>
           <w:sz w:val="28"/>
           <w:szCs w:val="28"/>
-          <w:lang w:val="ru-RU"/>
-        </w:rPr>
-        <w:t>Exceeded</w:t>
+        </w:rPr>
+        <w:t>xffd</w:t>
       </w:r>
       <w:proofErr w:type="spellEnd"/>
       <w:r>
@@ -2421,31 +1793,183 @@
           <w:szCs w:val="28"/>
           <w:lang w:val="ru-RU"/>
         </w:rPr>
-        <w:t xml:space="preserve">, а конечный узел 8.8.8.8 сигнализирует о достижении цели сообщением ICMP Port </w:t>
-      </w:r>
-      <w:proofErr w:type="spellStart"/>
-      <w:r>
-        <w:rPr>
-          <w:rStyle w:val="kb0tx"/>
-          <w:rFonts w:eastAsiaTheme="majorEastAsia"/>
-          <w:color w:val="1E1D1C"/>
-          <w:sz w:val="28"/>
-          <w:szCs w:val="28"/>
-          <w:lang w:val="ru-RU"/>
-        </w:rPr>
-        <w:t>Unreachable</w:t>
-      </w:r>
-      <w:proofErr w:type="spellEnd"/>
-      <w:r>
-        <w:rPr>
-          <w:rStyle w:val="kb0tx"/>
-          <w:rFonts w:eastAsiaTheme="majorEastAsia"/>
-          <w:color w:val="1E1D1C"/>
-          <w:sz w:val="28"/>
-          <w:szCs w:val="28"/>
-          <w:lang w:val="ru-RU"/>
-        </w:rPr>
-        <w:t>.</w:t>
+        <w:t>3 [</w:t>
+      </w:r>
+      <w:r>
+        <w:rPr>
+          <w:rStyle w:val="kb0tx"/>
+          <w:rFonts w:eastAsiaTheme="majorEastAsia"/>
+          <w:color w:val="1E1D1C"/>
+          <w:sz w:val="28"/>
+          <w:szCs w:val="28"/>
+        </w:rPr>
+        <w:t>correct</w:t>
+      </w:r>
+      <w:r>
+        <w:rPr>
+          <w:rStyle w:val="kb0tx"/>
+          <w:rFonts w:eastAsiaTheme="majorEastAsia"/>
+          <w:color w:val="1E1D1C"/>
+          <w:sz w:val="28"/>
+          <w:szCs w:val="28"/>
+          <w:lang w:val="ru-RU"/>
+        </w:rPr>
+        <w:t>]).</w:t>
+      </w:r>
+    </w:p>
+    <w:p>
+      <w:pPr>
+        <w:pStyle w:val="zfr3q"/>
+        <w:numPr>
+          <w:ilvl w:val="0"/>
+          <w:numId w:val="4"/>
+        </w:numPr>
+        <w:spacing w:before="225" w:beforeAutospacing="0" w:after="0" w:afterAutospacing="0"/>
+        <w:jc w:val="both"/>
+        <w:rPr>
+          <w:rStyle w:val="kb0tx"/>
+          <w:rFonts w:eastAsiaTheme="majorEastAsia"/>
+          <w:color w:val="1E1D1C"/>
+          <w:sz w:val="28"/>
+          <w:szCs w:val="28"/>
+          <w:lang w:val="ru-RU"/>
+        </w:rPr>
+      </w:pPr>
+      <w:r>
+        <w:rPr>
+          <w:rStyle w:val="kb0tx"/>
+          <w:rFonts w:eastAsiaTheme="majorEastAsia"/>
+          <w:color w:val="1E1D1C"/>
+          <w:sz w:val="28"/>
+          <w:szCs w:val="28"/>
+          <w:lang w:val="ru-RU"/>
+        </w:rPr>
+        <w:t>Идентификатор (0</w:t>
+      </w:r>
+      <w:r>
+        <w:rPr>
+          <w:rStyle w:val="kb0tx"/>
+          <w:rFonts w:eastAsiaTheme="majorEastAsia"/>
+          <w:color w:val="1E1D1C"/>
+          <w:sz w:val="28"/>
+          <w:szCs w:val="28"/>
+        </w:rPr>
+        <w:t>x</w:t>
+      </w:r>
+      <w:r>
+        <w:rPr>
+          <w:rStyle w:val="kb0tx"/>
+          <w:rFonts w:eastAsiaTheme="majorEastAsia"/>
+          <w:color w:val="1E1D1C"/>
+          <w:sz w:val="28"/>
+          <w:szCs w:val="28"/>
+          <w:lang w:val="ru-RU"/>
+        </w:rPr>
+        <w:t>0001) и порядковый номер (43) в ответе полностью совпадают с теми, что были в отправленном запросе (</w:t>
+      </w:r>
+      <w:r>
+        <w:rPr>
+          <w:rStyle w:val="kb0tx"/>
+          <w:rFonts w:eastAsiaTheme="majorEastAsia"/>
+          <w:color w:val="1E1D1C"/>
+          <w:sz w:val="28"/>
+          <w:szCs w:val="28"/>
+        </w:rPr>
+        <w:t>Frame</w:t>
+      </w:r>
+      <w:r>
+        <w:rPr>
+          <w:rStyle w:val="kb0tx"/>
+          <w:rFonts w:eastAsiaTheme="majorEastAsia"/>
+          <w:color w:val="1E1D1C"/>
+          <w:sz w:val="28"/>
+          <w:szCs w:val="28"/>
+          <w:lang w:val="ru-RU"/>
+        </w:rPr>
+        <w:t xml:space="preserve"> 120). Это подтверждает, что программа правильно сопоставляет запросы и ответы.</w:t>
+      </w:r>
+    </w:p>
+    <w:p>
+      <w:pPr>
+        <w:pStyle w:val="zfr3q"/>
+        <w:numPr>
+          <w:ilvl w:val="0"/>
+          <w:numId w:val="1"/>
+        </w:numPr>
+        <w:spacing w:before="225" w:beforeAutospacing="0" w:after="0" w:afterAutospacing="0"/>
+        <w:jc w:val="both"/>
+        <w:rPr>
+          <w:rStyle w:val="kb0tx"/>
+          <w:rFonts w:eastAsiaTheme="majorEastAsia"/>
+          <w:color w:val="1E1D1C"/>
+          <w:sz w:val="28"/>
+          <w:szCs w:val="28"/>
+          <w:lang w:val="ru-RU"/>
+        </w:rPr>
+      </w:pPr>
+      <w:r>
+        <w:rPr>
+          <w:rStyle w:val="kb0tx"/>
+          <w:rFonts w:eastAsiaTheme="majorEastAsia"/>
+          <w:color w:val="1E1D1C"/>
+          <w:sz w:val="28"/>
+          <w:szCs w:val="28"/>
+          <w:lang w:val="ru-RU"/>
+        </w:rPr>
+        <w:t xml:space="preserve">Системный </w:t>
+      </w:r>
+      <w:r>
+        <w:rPr>
+          <w:rStyle w:val="kb0tx"/>
+          <w:rFonts w:eastAsiaTheme="majorEastAsia"/>
+          <w:color w:val="1E1D1C"/>
+          <w:sz w:val="28"/>
+          <w:szCs w:val="28"/>
+        </w:rPr>
+        <w:t>traceroute</w:t>
+      </w:r>
+      <w:r>
+        <w:rPr>
+          <w:rStyle w:val="kb0tx"/>
+          <w:rFonts w:eastAsiaTheme="majorEastAsia"/>
+          <w:color w:val="1E1D1C"/>
+          <w:sz w:val="28"/>
+          <w:szCs w:val="28"/>
+          <w:lang w:val="ru-RU"/>
+        </w:rPr>
+        <w:t xml:space="preserve"> в </w:t>
+      </w:r>
+      <w:r>
+        <w:rPr>
+          <w:rStyle w:val="kb0tx"/>
+          <w:rFonts w:eastAsiaTheme="majorEastAsia"/>
+          <w:color w:val="1E1D1C"/>
+          <w:sz w:val="28"/>
+          <w:szCs w:val="28"/>
+        </w:rPr>
+        <w:t>Wireshark</w:t>
+      </w:r>
+      <w:r>
+        <w:rPr>
+          <w:rStyle w:val="kb0tx"/>
+          <w:rFonts w:eastAsiaTheme="majorEastAsia"/>
+          <w:color w:val="1E1D1C"/>
+          <w:sz w:val="28"/>
+          <w:szCs w:val="28"/>
+          <w:lang w:val="ru-RU"/>
+        </w:rPr>
+        <w:t xml:space="preserve"> </w:t>
+      </w:r>
+      <w:r>
+        <w:rPr>
+          <w:rStyle w:val="kb0tx"/>
+          <w:rFonts w:eastAsiaTheme="majorEastAsia"/>
+          <w:color w:val="1E1D1C"/>
+          <w:sz w:val="28"/>
+          <w:szCs w:val="28"/>
+          <w:lang w:val="ru-RU"/>
+        </w:rPr>
+        <w:t>(сравнение):</w:t>
       </w:r>
     </w:p>
     <w:p>
@@ -2457,83 +1981,57 @@
         <w:rPr>
           <w:rStyle w:val="kb0tx"/>
           <w:rFonts w:eastAsiaTheme="majorEastAsia"/>
-          <w:b/>
-          <w:bCs/>
-          <w:color w:val="1E1D1C"/>
-          <w:sz w:val="28"/>
-          <w:szCs w:val="28"/>
-          <w:lang w:val="ru-RU"/>
-        </w:rPr>
-      </w:pPr>
-      <w:r>
-        <w:rPr>
-          <w:rStyle w:val="kb0tx"/>
-          <w:rFonts w:eastAsiaTheme="majorEastAsia"/>
-          <w:b/>
-          <w:bCs/>
-          <w:color w:val="1E1D1C"/>
-          <w:sz w:val="28"/>
-          <w:szCs w:val="28"/>
-          <w:lang w:val="ru-RU"/>
-        </w:rPr>
-        <w:t>Вывод:</w:t>
-      </w:r>
-      <w:r>
-        <w:rPr>
-          <w:rStyle w:val="kb0tx"/>
-          <w:rFonts w:eastAsiaTheme="majorEastAsia"/>
-          <w:b/>
-          <w:bCs/>
-          <w:color w:val="1E1D1C"/>
-          <w:sz w:val="28"/>
-          <w:szCs w:val="28"/>
-          <w:lang w:val="ru-RU"/>
-        </w:rPr>
-        <w:t xml:space="preserve"> </w:t>
-      </w:r>
-      <w:r>
-        <w:rPr>
-          <w:rStyle w:val="kb0tx"/>
-          <w:rFonts w:eastAsiaTheme="majorEastAsia"/>
-          <w:color w:val="1E1D1C"/>
-          <w:sz w:val="28"/>
-          <w:szCs w:val="28"/>
-          <w:lang w:val="ru-RU"/>
-        </w:rPr>
-        <w:t>в ходе</w:t>
-      </w:r>
-      <w:r>
-        <w:rPr>
-          <w:rStyle w:val="kb0tx"/>
-          <w:rFonts w:eastAsiaTheme="majorEastAsia"/>
-          <w:color w:val="1E1D1C"/>
-          <w:sz w:val="28"/>
-          <w:szCs w:val="28"/>
-          <w:lang w:val="ru-RU"/>
-        </w:rPr>
-        <w:t xml:space="preserve"> лабораторной работы была разработана утилита на языке Python, реализующая аналог системного traceroute с использованием программного интерфейса сокетов и протокола ICMP.</w:t>
-      </w:r>
-      <w:r>
-        <w:rPr>
-          <w:rStyle w:val="kb0tx"/>
-          <w:rFonts w:eastAsiaTheme="majorEastAsia"/>
-          <w:color w:val="1E1D1C"/>
-          <w:sz w:val="28"/>
-          <w:szCs w:val="28"/>
-          <w:lang w:val="ru-RU"/>
-        </w:rPr>
-        <w:t xml:space="preserve"> </w:t>
-      </w:r>
-      <w:r>
-        <w:rPr>
-          <w:rStyle w:val="kb0tx"/>
-          <w:rFonts w:eastAsiaTheme="majorEastAsia"/>
-          <w:color w:val="1E1D1C"/>
-          <w:sz w:val="28"/>
-          <w:szCs w:val="28"/>
-          <w:lang w:val="ru-RU"/>
-        </w:rPr>
-        <w:t>Результаты программы совпали с выводом системного traceroute — первый хоп и конечный узел одинаковы. Было установлено, что системный traceroute на macOS использует UDP, тогда как наша программа использует ICMP — оба подхода являются допустимыми реализациями алгоритма трассировки маршрута.</w:t>
+          <w:color w:val="1E1D1C"/>
+          <w:sz w:val="28"/>
+          <w:szCs w:val="28"/>
+          <w:lang w:val="ru-RU"/>
+        </w:rPr>
+      </w:pPr>
+      <w:r>
+        <w:rPr>
+          <w:rStyle w:val="kb0tx"/>
+          <w:rFonts w:eastAsiaTheme="majorEastAsia"/>
+          <w:color w:val="1E1D1C"/>
+          <w:sz w:val="28"/>
+          <w:szCs w:val="28"/>
+          <w:lang w:val="ru-RU"/>
+        </w:rPr>
+        <w:lastRenderedPageBreak/>
+        <w:drawing>
+          <wp:inline distT="0" distB="0" distL="0" distR="0" wp14:anchorId="25815DF0" wp14:editId="2903F443">
+            <wp:extent cx="5731510" cy="2465705"/>
+            <wp:effectExtent l="0" t="0" r="0" b="0"/>
+            <wp:docPr id="2066495749" name="Picture 1" descr="A screenshot of a computer&#10;&#10;AI-generated content may be incorrect."/>
+            <wp:cNvGraphicFramePr>
+              <a:graphicFrameLocks xmlns:a="http://schemas.openxmlformats.org/drawingml/2006/main" noChangeAspect="1"/>
+            </wp:cNvGraphicFramePr>
+            <a:graphic xmlns:a="http://schemas.openxmlformats.org/drawingml/2006/main">
+              <a:graphicData uri="http://schemas.openxmlformats.org/drawingml/2006/picture">
+                <pic:pic xmlns:pic="http://schemas.openxmlformats.org/drawingml/2006/picture">
+                  <pic:nvPicPr>
+                    <pic:cNvPr id="2066495749" name="Picture 1" descr="A screenshot of a computer&#10;&#10;AI-generated content may be incorrect."/>
+                    <pic:cNvPicPr/>
+                  </pic:nvPicPr>
+                  <pic:blipFill>
+                    <a:blip r:embed="rId15"/>
+                    <a:stretch>
+                      <a:fillRect/>
+                    </a:stretch>
+                  </pic:blipFill>
+                  <pic:spPr>
+                    <a:xfrm>
+                      <a:off x="0" y="0"/>
+                      <a:ext cx="5731510" cy="2465705"/>
+                    </a:xfrm>
+                    <a:prstGeom prst="rect">
+                      <a:avLst/>
+                    </a:prstGeom>
+                  </pic:spPr>
+                </pic:pic>
+              </a:graphicData>
+            </a:graphic>
+          </wp:inline>
+        </w:drawing>
       </w:r>
     </w:p>
     <w:p>
@@ -2548,9 +2046,323 @@
           <w:color w:val="1E1D1C"/>
           <w:sz w:val="28"/>
           <w:szCs w:val="28"/>
-          <w:lang w:val="ru-RU"/>
-        </w:rPr>
-      </w:pPr>
+        </w:rPr>
+      </w:pPr>
+      <w:r>
+        <w:rPr>
+          <w:rStyle w:val="kb0tx"/>
+          <w:rFonts w:eastAsiaTheme="majorEastAsia"/>
+          <w:color w:val="1E1D1C"/>
+          <w:sz w:val="28"/>
+          <w:szCs w:val="28"/>
+          <w:lang w:val="ru-RU"/>
+        </w:rPr>
+        <w:t xml:space="preserve">Поскольку по умолчанию </w:t>
+      </w:r>
+      <w:proofErr w:type="spellStart"/>
+      <w:r>
+        <w:rPr>
+          <w:rStyle w:val="kb0tx"/>
+          <w:rFonts w:eastAsiaTheme="majorEastAsia"/>
+          <w:color w:val="1E1D1C"/>
+          <w:sz w:val="28"/>
+          <w:szCs w:val="28"/>
+          <w:lang w:val="ru-RU"/>
+        </w:rPr>
+        <w:t>macOS</w:t>
+      </w:r>
+      <w:proofErr w:type="spellEnd"/>
+      <w:r>
+        <w:rPr>
+          <w:rStyle w:val="kb0tx"/>
+          <w:rFonts w:eastAsiaTheme="majorEastAsia"/>
+          <w:color w:val="1E1D1C"/>
+          <w:sz w:val="28"/>
+          <w:szCs w:val="28"/>
+          <w:lang w:val="ru-RU"/>
+        </w:rPr>
+        <w:t xml:space="preserve"> использует для трассировки протокол UDP, для корректного сравнения системная утилита была запущена с флагом -I (</w:t>
+      </w:r>
+      <w:proofErr w:type="spellStart"/>
+      <w:r>
+        <w:rPr>
+          <w:rStyle w:val="kb0tx"/>
+          <w:rFonts w:eastAsiaTheme="majorEastAsia"/>
+          <w:color w:val="1E1D1C"/>
+          <w:sz w:val="28"/>
+          <w:szCs w:val="28"/>
+          <w:lang w:val="ru-RU"/>
+        </w:rPr>
+        <w:t>sudo</w:t>
+      </w:r>
+      <w:proofErr w:type="spellEnd"/>
+      <w:r>
+        <w:rPr>
+          <w:rStyle w:val="kb0tx"/>
+          <w:rFonts w:eastAsiaTheme="majorEastAsia"/>
+          <w:color w:val="1E1D1C"/>
+          <w:sz w:val="28"/>
+          <w:szCs w:val="28"/>
+          <w:lang w:val="ru-RU"/>
+        </w:rPr>
+        <w:t xml:space="preserve"> </w:t>
+      </w:r>
+      <w:proofErr w:type="spellStart"/>
+      <w:r>
+        <w:rPr>
+          <w:rStyle w:val="kb0tx"/>
+          <w:rFonts w:eastAsiaTheme="majorEastAsia"/>
+          <w:color w:val="1E1D1C"/>
+          <w:sz w:val="28"/>
+          <w:szCs w:val="28"/>
+          <w:lang w:val="ru-RU"/>
+        </w:rPr>
+        <w:t>traceroute</w:t>
+      </w:r>
+      <w:proofErr w:type="spellEnd"/>
+      <w:r>
+        <w:rPr>
+          <w:rStyle w:val="kb0tx"/>
+          <w:rFonts w:eastAsiaTheme="majorEastAsia"/>
+          <w:color w:val="1E1D1C"/>
+          <w:sz w:val="28"/>
+          <w:szCs w:val="28"/>
+          <w:lang w:val="ru-RU"/>
+        </w:rPr>
+        <w:t xml:space="preserve"> -I 8.8.8.8), который принудительно переключает её в режим использования ICMP </w:t>
+      </w:r>
+      <w:proofErr w:type="spellStart"/>
+      <w:r>
+        <w:rPr>
+          <w:rStyle w:val="kb0tx"/>
+          <w:rFonts w:eastAsiaTheme="majorEastAsia"/>
+          <w:color w:val="1E1D1C"/>
+          <w:sz w:val="28"/>
+          <w:szCs w:val="28"/>
+          <w:lang w:val="ru-RU"/>
+        </w:rPr>
+        <w:t>Echo</w:t>
+      </w:r>
+      <w:proofErr w:type="spellEnd"/>
+      <w:r>
+        <w:rPr>
+          <w:rStyle w:val="kb0tx"/>
+          <w:rFonts w:eastAsiaTheme="majorEastAsia"/>
+          <w:color w:val="1E1D1C"/>
+          <w:sz w:val="28"/>
+          <w:szCs w:val="28"/>
+          <w:lang w:val="ru-RU"/>
+        </w:rPr>
+        <w:t>-запросов</w:t>
+      </w:r>
+    </w:p>
+    <w:p>
+      <w:pPr>
+        <w:pStyle w:val="zfr3q"/>
+        <w:spacing w:before="225" w:beforeAutospacing="0" w:after="0" w:afterAutospacing="0"/>
+        <w:ind w:left="720"/>
+        <w:jc w:val="both"/>
+        <w:rPr>
+          <w:rStyle w:val="kb0tx"/>
+          <w:rFonts w:eastAsiaTheme="majorEastAsia"/>
+          <w:color w:val="1E1D1C"/>
+          <w:sz w:val="28"/>
+          <w:szCs w:val="28"/>
+          <w:lang w:val="ru-RU"/>
+        </w:rPr>
+      </w:pPr>
+      <w:r>
+        <w:rPr>
+          <w:rStyle w:val="kb0tx"/>
+          <w:rFonts w:eastAsiaTheme="majorEastAsia"/>
+          <w:b/>
+          <w:bCs/>
+          <w:color w:val="1E1D1C"/>
+          <w:sz w:val="28"/>
+          <w:szCs w:val="28"/>
+          <w:lang w:val="ru-RU"/>
+        </w:rPr>
+        <w:t>Вывод</w:t>
+      </w:r>
+      <w:r>
+        <w:rPr>
+          <w:rStyle w:val="kb0tx"/>
+          <w:rFonts w:eastAsiaTheme="majorEastAsia"/>
+          <w:b/>
+          <w:bCs/>
+          <w:color w:val="1E1D1C"/>
+          <w:sz w:val="28"/>
+          <w:szCs w:val="28"/>
+          <w:lang w:val="ru-RU"/>
+        </w:rPr>
+        <w:t>:</w:t>
+      </w:r>
+      <w:r>
+        <w:rPr>
+          <w:rStyle w:val="kb0tx"/>
+          <w:rFonts w:eastAsiaTheme="majorEastAsia"/>
+          <w:b/>
+          <w:bCs/>
+          <w:color w:val="1E1D1C"/>
+          <w:sz w:val="28"/>
+          <w:szCs w:val="28"/>
+          <w:lang w:val="ru-RU"/>
+        </w:rPr>
+        <w:t xml:space="preserve"> </w:t>
+      </w:r>
+      <w:r>
+        <w:rPr>
+          <w:rStyle w:val="kb0tx"/>
+          <w:rFonts w:eastAsiaTheme="majorEastAsia"/>
+          <w:color w:val="1E1D1C"/>
+          <w:sz w:val="28"/>
+          <w:szCs w:val="28"/>
+          <w:lang w:val="ru-RU"/>
+        </w:rPr>
+        <w:t>в ходе</w:t>
+      </w:r>
+      <w:r>
+        <w:rPr>
+          <w:rStyle w:val="kb0tx"/>
+          <w:rFonts w:eastAsiaTheme="majorEastAsia"/>
+          <w:color w:val="1E1D1C"/>
+          <w:sz w:val="28"/>
+          <w:szCs w:val="28"/>
+          <w:lang w:val="ru-RU"/>
+        </w:rPr>
+        <w:t xml:space="preserve"> лабораторной работы был разработан полноценный аналог утилиты </w:t>
+      </w:r>
+      <w:proofErr w:type="spellStart"/>
+      <w:r>
+        <w:rPr>
+          <w:rStyle w:val="kb0tx"/>
+          <w:rFonts w:eastAsiaTheme="majorEastAsia"/>
+          <w:color w:val="1E1D1C"/>
+          <w:sz w:val="28"/>
+          <w:szCs w:val="28"/>
+          <w:lang w:val="ru-RU"/>
+        </w:rPr>
+        <w:t>traceroute</w:t>
+      </w:r>
+      <w:proofErr w:type="spellEnd"/>
+      <w:r>
+        <w:rPr>
+          <w:rStyle w:val="kb0tx"/>
+          <w:rFonts w:eastAsiaTheme="majorEastAsia"/>
+          <w:color w:val="1E1D1C"/>
+          <w:sz w:val="28"/>
+          <w:szCs w:val="28"/>
+          <w:lang w:val="ru-RU"/>
+        </w:rPr>
+        <w:t>. Утилита полностью самостоятельно формирует ICMP-заголовки на битовом уровне, производит расчет контрольной суммы и корректно обрабатывает вложенные IP-заголовки в ответах "Time-</w:t>
+      </w:r>
+      <w:proofErr w:type="spellStart"/>
+      <w:r>
+        <w:rPr>
+          <w:rStyle w:val="kb0tx"/>
+          <w:rFonts w:eastAsiaTheme="majorEastAsia"/>
+          <w:color w:val="1E1D1C"/>
+          <w:sz w:val="28"/>
+          <w:szCs w:val="28"/>
+          <w:lang w:val="ru-RU"/>
+        </w:rPr>
+        <w:t>to</w:t>
+      </w:r>
+      <w:proofErr w:type="spellEnd"/>
+      <w:r>
+        <w:rPr>
+          <w:rStyle w:val="kb0tx"/>
+          <w:rFonts w:eastAsiaTheme="majorEastAsia"/>
+          <w:color w:val="1E1D1C"/>
+          <w:sz w:val="28"/>
+          <w:szCs w:val="28"/>
+          <w:lang w:val="ru-RU"/>
+        </w:rPr>
+        <w:t>-</w:t>
+      </w:r>
+      <w:proofErr w:type="spellStart"/>
+      <w:r>
+        <w:rPr>
+          <w:rStyle w:val="kb0tx"/>
+          <w:rFonts w:eastAsiaTheme="majorEastAsia"/>
+          <w:color w:val="1E1D1C"/>
+          <w:sz w:val="28"/>
+          <w:szCs w:val="28"/>
+          <w:lang w:val="ru-RU"/>
+        </w:rPr>
+        <w:t>live</w:t>
+      </w:r>
+      <w:proofErr w:type="spellEnd"/>
+      <w:r>
+        <w:rPr>
+          <w:rStyle w:val="kb0tx"/>
+          <w:rFonts w:eastAsiaTheme="majorEastAsia"/>
+          <w:color w:val="1E1D1C"/>
+          <w:sz w:val="28"/>
+          <w:szCs w:val="28"/>
+          <w:lang w:val="ru-RU"/>
+        </w:rPr>
+        <w:t xml:space="preserve"> </w:t>
+      </w:r>
+      <w:proofErr w:type="spellStart"/>
+      <w:r>
+        <w:rPr>
+          <w:rStyle w:val="kb0tx"/>
+          <w:rFonts w:eastAsiaTheme="majorEastAsia"/>
+          <w:color w:val="1E1D1C"/>
+          <w:sz w:val="28"/>
+          <w:szCs w:val="28"/>
+          <w:lang w:val="ru-RU"/>
+        </w:rPr>
+        <w:t>exceeded</w:t>
+      </w:r>
+      <w:proofErr w:type="spellEnd"/>
+      <w:r>
+        <w:rPr>
+          <w:rStyle w:val="kb0tx"/>
+          <w:rFonts w:eastAsiaTheme="majorEastAsia"/>
+          <w:color w:val="1E1D1C"/>
+          <w:sz w:val="28"/>
+          <w:szCs w:val="28"/>
+          <w:lang w:val="ru-RU"/>
+        </w:rPr>
+        <w:t xml:space="preserve">". Анализ в </w:t>
+      </w:r>
+      <w:proofErr w:type="spellStart"/>
+      <w:r>
+        <w:rPr>
+          <w:rStyle w:val="kb0tx"/>
+          <w:rFonts w:eastAsiaTheme="majorEastAsia"/>
+          <w:color w:val="1E1D1C"/>
+          <w:sz w:val="28"/>
+          <w:szCs w:val="28"/>
+          <w:lang w:val="ru-RU"/>
+        </w:rPr>
+        <w:t>Wireshark</w:t>
+      </w:r>
+      <w:proofErr w:type="spellEnd"/>
+      <w:r>
+        <w:rPr>
+          <w:rStyle w:val="kb0tx"/>
+          <w:rFonts w:eastAsiaTheme="majorEastAsia"/>
+          <w:color w:val="1E1D1C"/>
+          <w:sz w:val="28"/>
+          <w:szCs w:val="28"/>
+          <w:lang w:val="ru-RU"/>
+        </w:rPr>
+        <w:t xml:space="preserve"> подтвердил валидность всех генерируемых пакетов. Результаты трассировки полностью совпадают с результатами системной утилиты в режиме ICMP</w:t>
+      </w:r>
+      <w:r>
+        <w:rPr>
+          <w:rStyle w:val="kb0tx"/>
+          <w:rFonts w:eastAsiaTheme="majorEastAsia"/>
+          <w:color w:val="1E1D1C"/>
+          <w:sz w:val="28"/>
+          <w:szCs w:val="28"/>
+          <w:lang w:val="ru-RU"/>
+        </w:rPr>
+        <w:t>.</w:t>
+      </w:r>
     </w:p>
     <w:p>
       <w:pPr>
@@ -2700,8 +2512,356 @@
       </w:pPr>
     </w:lvl>
   </w:abstractNum>
+  <w:abstractNum w:abstractNumId="1" w15:restartNumberingAfterBreak="0">
+    <w:nsid w:val="3016719A"/>
+    <w:multiLevelType w:val="hybridMultilevel"/>
+    <w:tmpl w:val="F20EA868"/>
+    <w:lvl w:ilvl="0" w:tplc="08090001">
+      <w:start w:val="1"/>
+      <w:numFmt w:val="bullet"/>
+      <w:lvlText w:val=""/>
+      <w:lvlJc w:val="left"/>
+      <w:pPr>
+        <w:ind w:left="720" w:hanging="360"/>
+      </w:pPr>
+      <w:rPr>
+        <w:rFonts w:ascii="Symbol" w:hAnsi="Symbol" w:hint="default"/>
+      </w:rPr>
+    </w:lvl>
+    <w:lvl w:ilvl="1" w:tplc="08090003" w:tentative="1">
+      <w:start w:val="1"/>
+      <w:numFmt w:val="bullet"/>
+      <w:lvlText w:val="o"/>
+      <w:lvlJc w:val="left"/>
+      <w:pPr>
+        <w:ind w:left="1440" w:hanging="360"/>
+      </w:pPr>
+      <w:rPr>
+        <w:rFonts w:ascii="Courier New" w:hAnsi="Courier New" w:hint="default"/>
+      </w:rPr>
+    </w:lvl>
+    <w:lvl w:ilvl="2" w:tplc="08090005" w:tentative="1">
+      <w:start w:val="1"/>
+      <w:numFmt w:val="bullet"/>
+      <w:lvlText w:val=""/>
+      <w:lvlJc w:val="left"/>
+      <w:pPr>
+        <w:ind w:left="2160" w:hanging="360"/>
+      </w:pPr>
+      <w:rPr>
+        <w:rFonts w:ascii="Wingdings" w:hAnsi="Wingdings" w:hint="default"/>
+      </w:rPr>
+    </w:lvl>
+    <w:lvl w:ilvl="3" w:tplc="08090001" w:tentative="1">
+      <w:start w:val="1"/>
+      <w:numFmt w:val="bullet"/>
+      <w:lvlText w:val=""/>
+      <w:lvlJc w:val="left"/>
+      <w:pPr>
+        <w:ind w:left="2880" w:hanging="360"/>
+      </w:pPr>
+      <w:rPr>
+        <w:rFonts w:ascii="Symbol" w:hAnsi="Symbol" w:hint="default"/>
+      </w:rPr>
+    </w:lvl>
+    <w:lvl w:ilvl="4" w:tplc="08090003" w:tentative="1">
+      <w:start w:val="1"/>
+      <w:numFmt w:val="bullet"/>
+      <w:lvlText w:val="o"/>
+      <w:lvlJc w:val="left"/>
+      <w:pPr>
+        <w:ind w:left="3600" w:hanging="360"/>
+      </w:pPr>
+      <w:rPr>
+        <w:rFonts w:ascii="Courier New" w:hAnsi="Courier New" w:hint="default"/>
+      </w:rPr>
+    </w:lvl>
+    <w:lvl w:ilvl="5" w:tplc="08090005" w:tentative="1">
+      <w:start w:val="1"/>
+      <w:numFmt w:val="bullet"/>
+      <w:lvlText w:val=""/>
+      <w:lvlJc w:val="left"/>
+      <w:pPr>
+        <w:ind w:left="4320" w:hanging="360"/>
+      </w:pPr>
+      <w:rPr>
+        <w:rFonts w:ascii="Wingdings" w:hAnsi="Wingdings" w:hint="default"/>
+      </w:rPr>
+    </w:lvl>
+    <w:lvl w:ilvl="6" w:tplc="08090001" w:tentative="1">
+      <w:start w:val="1"/>
+      <w:numFmt w:val="bullet"/>
+      <w:lvlText w:val=""/>
+      <w:lvlJc w:val="left"/>
+      <w:pPr>
+        <w:ind w:left="5040" w:hanging="360"/>
+      </w:pPr>
+      <w:rPr>
+        <w:rFonts w:ascii="Symbol" w:hAnsi="Symbol" w:hint="default"/>
+      </w:rPr>
+    </w:lvl>
+    <w:lvl w:ilvl="7" w:tplc="08090003" w:tentative="1">
+      <w:start w:val="1"/>
+      <w:numFmt w:val="bullet"/>
+      <w:lvlText w:val="o"/>
+      <w:lvlJc w:val="left"/>
+      <w:pPr>
+        <w:ind w:left="5760" w:hanging="360"/>
+      </w:pPr>
+      <w:rPr>
+        <w:rFonts w:ascii="Courier New" w:hAnsi="Courier New" w:hint="default"/>
+      </w:rPr>
+    </w:lvl>
+    <w:lvl w:ilvl="8" w:tplc="08090005" w:tentative="1">
+      <w:start w:val="1"/>
+      <w:numFmt w:val="bullet"/>
+      <w:lvlText w:val=""/>
+      <w:lvlJc w:val="left"/>
+      <w:pPr>
+        <w:ind w:left="6480" w:hanging="360"/>
+      </w:pPr>
+      <w:rPr>
+        <w:rFonts w:ascii="Wingdings" w:hAnsi="Wingdings" w:hint="default"/>
+      </w:rPr>
+    </w:lvl>
+  </w:abstractNum>
+  <w:abstractNum w:abstractNumId="2" w15:restartNumberingAfterBreak="0">
+    <w:nsid w:val="4C301449"/>
+    <w:multiLevelType w:val="hybridMultilevel"/>
+    <w:tmpl w:val="B57E3250"/>
+    <w:lvl w:ilvl="0" w:tplc="401CFF28">
+      <w:start w:val="1"/>
+      <w:numFmt w:val="bullet"/>
+      <w:lvlText w:val=""/>
+      <w:lvlJc w:val="left"/>
+      <w:pPr>
+        <w:ind w:left="720" w:hanging="360"/>
+      </w:pPr>
+      <w:rPr>
+        <w:rFonts w:ascii="Symbol" w:hAnsi="Symbol" w:hint="default"/>
+      </w:rPr>
+    </w:lvl>
+    <w:lvl w:ilvl="1" w:tplc="FFFFFFFF" w:tentative="1">
+      <w:start w:val="1"/>
+      <w:numFmt w:val="bullet"/>
+      <w:lvlText w:val="o"/>
+      <w:lvlJc w:val="left"/>
+      <w:pPr>
+        <w:ind w:left="1440" w:hanging="360"/>
+      </w:pPr>
+      <w:rPr>
+        <w:rFonts w:ascii="Courier New" w:hAnsi="Courier New" w:hint="default"/>
+      </w:rPr>
+    </w:lvl>
+    <w:lvl w:ilvl="2" w:tplc="FFFFFFFF" w:tentative="1">
+      <w:start w:val="1"/>
+      <w:numFmt w:val="bullet"/>
+      <w:lvlText w:val=""/>
+      <w:lvlJc w:val="left"/>
+      <w:pPr>
+        <w:ind w:left="2160" w:hanging="360"/>
+      </w:pPr>
+      <w:rPr>
+        <w:rFonts w:ascii="Wingdings" w:hAnsi="Wingdings" w:hint="default"/>
+      </w:rPr>
+    </w:lvl>
+    <w:lvl w:ilvl="3" w:tplc="FFFFFFFF" w:tentative="1">
+      <w:start w:val="1"/>
+      <w:numFmt w:val="bullet"/>
+      <w:lvlText w:val=""/>
+      <w:lvlJc w:val="left"/>
+      <w:pPr>
+        <w:ind w:left="2880" w:hanging="360"/>
+      </w:pPr>
+      <w:rPr>
+        <w:rFonts w:ascii="Symbol" w:hAnsi="Symbol" w:hint="default"/>
+      </w:rPr>
+    </w:lvl>
+    <w:lvl w:ilvl="4" w:tplc="FFFFFFFF" w:tentative="1">
+      <w:start w:val="1"/>
+      <w:numFmt w:val="bullet"/>
+      <w:lvlText w:val="o"/>
+      <w:lvlJc w:val="left"/>
+      <w:pPr>
+        <w:ind w:left="3600" w:hanging="360"/>
+      </w:pPr>
+      <w:rPr>
+        <w:rFonts w:ascii="Courier New" w:hAnsi="Courier New" w:hint="default"/>
+      </w:rPr>
+    </w:lvl>
+    <w:lvl w:ilvl="5" w:tplc="FFFFFFFF" w:tentative="1">
+      <w:start w:val="1"/>
+      <w:numFmt w:val="bullet"/>
+      <w:lvlText w:val=""/>
+      <w:lvlJc w:val="left"/>
+      <w:pPr>
+        <w:ind w:left="4320" w:hanging="360"/>
+      </w:pPr>
+      <w:rPr>
+        <w:rFonts w:ascii="Wingdings" w:hAnsi="Wingdings" w:hint="default"/>
+      </w:rPr>
+    </w:lvl>
+    <w:lvl w:ilvl="6" w:tplc="FFFFFFFF" w:tentative="1">
+      <w:start w:val="1"/>
+      <w:numFmt w:val="bullet"/>
+      <w:lvlText w:val=""/>
+      <w:lvlJc w:val="left"/>
+      <w:pPr>
+        <w:ind w:left="5040" w:hanging="360"/>
+      </w:pPr>
+      <w:rPr>
+        <w:rFonts w:ascii="Symbol" w:hAnsi="Symbol" w:hint="default"/>
+      </w:rPr>
+    </w:lvl>
+    <w:lvl w:ilvl="7" w:tplc="FFFFFFFF" w:tentative="1">
+      <w:start w:val="1"/>
+      <w:numFmt w:val="bullet"/>
+      <w:lvlText w:val="o"/>
+      <w:lvlJc w:val="left"/>
+      <w:pPr>
+        <w:ind w:left="5760" w:hanging="360"/>
+      </w:pPr>
+      <w:rPr>
+        <w:rFonts w:ascii="Courier New" w:hAnsi="Courier New" w:hint="default"/>
+      </w:rPr>
+    </w:lvl>
+    <w:lvl w:ilvl="8" w:tplc="FFFFFFFF" w:tentative="1">
+      <w:start w:val="1"/>
+      <w:numFmt w:val="bullet"/>
+      <w:lvlText w:val=""/>
+      <w:lvlJc w:val="left"/>
+      <w:pPr>
+        <w:ind w:left="6480" w:hanging="360"/>
+      </w:pPr>
+      <w:rPr>
+        <w:rFonts w:ascii="Wingdings" w:hAnsi="Wingdings" w:hint="default"/>
+      </w:rPr>
+    </w:lvl>
+  </w:abstractNum>
+  <w:abstractNum w:abstractNumId="3" w15:restartNumberingAfterBreak="0">
+    <w:nsid w:val="6C57236E"/>
+    <w:multiLevelType w:val="hybridMultilevel"/>
+    <w:tmpl w:val="C14C3246"/>
+    <w:lvl w:ilvl="0" w:tplc="401CFF28">
+      <w:start w:val="1"/>
+      <w:numFmt w:val="bullet"/>
+      <w:lvlText w:val=""/>
+      <w:lvlJc w:val="left"/>
+      <w:pPr>
+        <w:ind w:left="1440" w:hanging="360"/>
+      </w:pPr>
+      <w:rPr>
+        <w:rFonts w:ascii="Symbol" w:hAnsi="Symbol" w:hint="default"/>
+      </w:rPr>
+    </w:lvl>
+    <w:lvl w:ilvl="1" w:tplc="08090003" w:tentative="1">
+      <w:start w:val="1"/>
+      <w:numFmt w:val="bullet"/>
+      <w:lvlText w:val="o"/>
+      <w:lvlJc w:val="left"/>
+      <w:pPr>
+        <w:ind w:left="2160" w:hanging="360"/>
+      </w:pPr>
+      <w:rPr>
+        <w:rFonts w:ascii="Courier New" w:hAnsi="Courier New" w:hint="default"/>
+      </w:rPr>
+    </w:lvl>
+    <w:lvl w:ilvl="2" w:tplc="08090005" w:tentative="1">
+      <w:start w:val="1"/>
+      <w:numFmt w:val="bullet"/>
+      <w:lvlText w:val=""/>
+      <w:lvlJc w:val="left"/>
+      <w:pPr>
+        <w:ind w:left="2880" w:hanging="360"/>
+      </w:pPr>
+      <w:rPr>
+        <w:rFonts w:ascii="Wingdings" w:hAnsi="Wingdings" w:hint="default"/>
+      </w:rPr>
+    </w:lvl>
+    <w:lvl w:ilvl="3" w:tplc="08090001" w:tentative="1">
+      <w:start w:val="1"/>
+      <w:numFmt w:val="bullet"/>
+      <w:lvlText w:val=""/>
+      <w:lvlJc w:val="left"/>
+      <w:pPr>
+        <w:ind w:left="3600" w:hanging="360"/>
+      </w:pPr>
+      <w:rPr>
+        <w:rFonts w:ascii="Symbol" w:hAnsi="Symbol" w:hint="default"/>
+      </w:rPr>
+    </w:lvl>
+    <w:lvl w:ilvl="4" w:tplc="08090003" w:tentative="1">
+      <w:start w:val="1"/>
+      <w:numFmt w:val="bullet"/>
+      <w:lvlText w:val="o"/>
+      <w:lvlJc w:val="left"/>
+      <w:pPr>
+        <w:ind w:left="4320" w:hanging="360"/>
+      </w:pPr>
+      <w:rPr>
+        <w:rFonts w:ascii="Courier New" w:hAnsi="Courier New" w:hint="default"/>
+      </w:rPr>
+    </w:lvl>
+    <w:lvl w:ilvl="5" w:tplc="08090005" w:tentative="1">
+      <w:start w:val="1"/>
+      <w:numFmt w:val="bullet"/>
+      <w:lvlText w:val=""/>
+      <w:lvlJc w:val="left"/>
+      <w:pPr>
+        <w:ind w:left="5040" w:hanging="360"/>
+      </w:pPr>
+      <w:rPr>
+        <w:rFonts w:ascii="Wingdings" w:hAnsi="Wingdings" w:hint="default"/>
+      </w:rPr>
+    </w:lvl>
+    <w:lvl w:ilvl="6" w:tplc="08090001" w:tentative="1">
+      <w:start w:val="1"/>
+      <w:numFmt w:val="bullet"/>
+      <w:lvlText w:val=""/>
+      <w:lvlJc w:val="left"/>
+      <w:pPr>
+        <w:ind w:left="5760" w:hanging="360"/>
+      </w:pPr>
+      <w:rPr>
+        <w:rFonts w:ascii="Symbol" w:hAnsi="Symbol" w:hint="default"/>
+      </w:rPr>
+    </w:lvl>
+    <w:lvl w:ilvl="7" w:tplc="08090003" w:tentative="1">
+      <w:start w:val="1"/>
+      <w:numFmt w:val="bullet"/>
+      <w:lvlText w:val="o"/>
+      <w:lvlJc w:val="left"/>
+      <w:pPr>
+        <w:ind w:left="6480" w:hanging="360"/>
+      </w:pPr>
+      <w:rPr>
+        <w:rFonts w:ascii="Courier New" w:hAnsi="Courier New" w:hint="default"/>
+      </w:rPr>
+    </w:lvl>
+    <w:lvl w:ilvl="8" w:tplc="08090005" w:tentative="1">
+      <w:start w:val="1"/>
+      <w:numFmt w:val="bullet"/>
+      <w:lvlText w:val=""/>
+      <w:lvlJc w:val="left"/>
+      <w:pPr>
+        <w:ind w:left="7200" w:hanging="360"/>
+      </w:pPr>
+      <w:rPr>
+        <w:rFonts w:ascii="Wingdings" w:hAnsi="Wingdings" w:hint="default"/>
+      </w:rPr>
+    </w:lvl>
+  </w:abstractNum>
   <w:num w:numId="1" w16cid:durableId="1328443554">
     <w:abstractNumId w:val="0"/>
+  </w:num>
+  <w:num w:numId="2" w16cid:durableId="1747725432">
+    <w:abstractNumId w:val="1"/>
+  </w:num>
+  <w:num w:numId="3" w16cid:durableId="1796365607">
+    <w:abstractNumId w:val="2"/>
+  </w:num>
+  <w:num w:numId="4" w16cid:durableId="1169053650">
+    <w:abstractNumId w:val="3"/>
   </w:num>
 </w:numbering>
 </file>
@@ -3705,7 +3865,6 @@
       <w:rFonts w:eastAsia="Times New Roman" w:cs="Times New Roman"/>
       <w:sz w:val="24"/>
       <w:szCs w:val="24"/>
-      <w:lang/>
     </w:rPr>
   </w:style>
   <w:style w:type="character" w:customStyle="1" w:styleId="kb0tx">
@@ -3732,7 +3891,7 @@
           <inkml:channelProperty channel="F" name="resolution" value="0" units="1/dev"/>
         </inkml:channelProperties>
       </inkml:inkSource>
-      <inkml:timestamp xml:id="ts0" timeString="2026-03-04T21:12:36.316"/>
+      <inkml:timestamp xml:id="ts0" timeString="2026-03-11T19:07:55.040"/>
     </inkml:context>
     <inkml:brush xml:id="br0">
       <inkml:brushProperty name="width" value="0.05" units="cm"/>
@@ -3740,7 +3899,7 @@
       <inkml:brushProperty name="color" value="#E71224"/>
     </inkml:brush>
   </inkml:definitions>
-  <inkml:trace contextRef="#ctx0" brushRef="#br0">0 21 24575,'14'0'0,"2"0"0,-3 0 0,1 0 0,-4 0 0,-1 0 0,1 0 0,0 0 0,-2 0 0,8 0 0,-8 0 0,8 0 0,-9 0 0,3 0 0,-3 0 0,0 0 0,1 0 0,0 0 0,2 0 0,0 0 0,0 0 0,0 0 0,-2 0 0,-1 0 0,-2 0 0,0 0 0,0 0 0,0 0 0,0 0 0,2 0 0,3 0 0,2 0 0,5 0 0,-5 0 0,2 0 0,-7 0 0,1 0 0,-2 0 0,0 0 0,0 0 0,0 0 0,-1 0 0,1 0 0,-1 0 0,3 0 0,0 0 0,-1 0 0,-1 0 0,-1 0 0,0 0 0,1 0 0,-1 0 0,1 0 0,0 0 0,1 0 0,2 0 0,3 0 0,2 0 0,1 0 0,-4 0 0,0 0 0,-4 0 0,0 0 0,-1 0 0,-1 0 0,1 0 0,0 0 0,-1 0 0,1 0 0,1 0 0,1 0 0,2 0 0,1 0 0,0 0 0,-1 0 0,0 0 0,0 0 0,0 0 0,2 0 0,0 0 0,2 0 0,0 0 0,0 0 0,0 0 0,5 0 0,-6 0 0,5 0 0,-5 0 0,1 0 0,0 0 0,0 1 0,0 1 0,1 0 0,1 0 0,0-2 0,-1 1 0,-1 1 0,-2 0 0,0 0 0,-2-2 0,-1 0 0,-1 0 0,1 0 0,1 0 0,1 0 0,1 0 0,2 0 0,0 0 0,0 0 0,1 0 0,1 0 0,2 0 0,-1 0 0,9 0 0,-10 0 0,10 0 0,-11 0 0,1 0 0,-1 0 0,-1 0 0,1 0 0,-2 0 0,-1 0 0,-2 0 0,0 0 0,0 0 0,0 0 0,0 0 0,-2 0 0,0 0 0,0 0 0,1 0 0,0 0 0,-1 0 0,-2 0 0,0 0 0,0 0 0,-1 0 0,1 0 0,-1 0 0,7 0 0,-1 0 0,8 0 0,-2 0 0,2 0 0,1 0 0,2 0 0,-1 0 0,-1 0 0,-3 0 0,-2 0 0,5 0 0,1 0 0,-1 0 0,0 0 0,-6 0 0,3 0 0,2 0 0,-2 0 0,1 0 0,-1 0 0,-2 0 0,-1 0 0,3 0 0,-2 0 0,0 0 0,-1 0 0,-4-1 0,2-1 0,0 0 0,1 1 0,0 0 0,1 1 0,1 0 0,-1-1 0,-1 0 0,-1 0 0,-2-1 0,0 1 0,2 1 0,-1 0 0,0 0 0,5 0 0,-4 0 0,6 0 0,-5 0 0,1 0 0,0 0 0,0 0 0,2 0 0,2 0 0,-1 0 0,2-2 0,1-1 0,0 1 0,2 0 0,-3 2 0,-2 0 0,0 0 0,-2 0 0,0 0 0,1 0 0,0 0 0,-1 0 0,0 0 0,-4 0 0,1 0 0,-1 0 0,-3 0 0,0 0 0,-3 0 0,3 0 0,-3-1 0,3 0 0,-3-1 0,0 1 0,2 1 0,2 0 0,3 0 0,4 0 0,1-1 0,-1 1 0,-2 0 0,-4 0 0,-2 0 0,-1 0 0,-2 0 0,-1 0 0,1 0 0,1 0 0,-1 0 0,1 0 0,1 0 0,3 0 0,2 0 0,4 0 0,1-1 0,2-1 0,1 0 0,1 0 0,-5 2 0,1 0 0,-8 0 0,-1 0 0,-1 0 0,-1 0 0,0 0 0,0 0 0,-1 0 0,1 0 0,1 0 0,5 0 0,1 0 0,4 0 0,2 0 0,1 0 0,2 0 0,0 0 0,1 0 0,-3 0 0,1 0 0,-4 0 0,-2 0 0,-1 0 0,0 0 0,5 1 0,-6 1 0,4-1 0,-7 1 0,2-2 0,0 2 0,2 0 0,0 0 0,0-1 0,0-1 0,1 2 0,-1 0 0,0 0 0,-1-1 0,-2-1 0,1 0 0,-2 0 0,2 0 0,0 0 0,1 1 0,0 1 0,1 0 0,1-1 0,-1 1 0,3 0 0,0 0 0,0-1 0,0 0 0,-3-1 0,-1 0 0,3 1 0,-5 0 0,4 1 0,-5-1 0,2 0 0,-1-1 0,0 0 0,1 0 0,-1 0 0,1 0 0,0 0 0,0 0 0,0 0 0,0 0 0,0 0 0,-2 0 0,1 0 0,-1 0 0,0 0 0,2 0 0,1 0 0,0 0 0,1 0 0,-1 0 0,3 0 0,1 0 0,-1 0 0,0 0 0,-2 0 0,0 0 0,5 0 0,-6 0 0,4 0 0,-6 0 0,-1 0 0,-1 0 0,-1 0 0,-2 0 0,0 0 0,0 0 0,-1 0 0,1 0 0,-1 0 0,2 0 0,2 0 0,1 0 0,4 0 0,1 0 0,4 0 0,2 0 0,1 0 0,3 0 0,1 0 0,-1 0 0,1 0 0,0 0 0,-3 0 0,-1 0 0,2 0 0,-8 0 0,5 0 0,-9 0 0,2 0 0,2 0 0,1 0 0,1 0 0,-2 0 0,-1-1 0,-2-1 0,-1 0 0,-2-1 0,-2 1 0,-1 1 0,-2 0 0,-2 1 0,-1 0 0,-1 0 0</inkml:trace>
+  <inkml:trace contextRef="#ctx0" brushRef="#br0">0 98 24575,'8'0'0,"7"0"0,-4 0 0,10 0 0,-6 0 0,2 0 0,-1 0 0,-2 0 0,-2 0 0,2 0 0,12 0 0,-5 0 0,6 0 0,-12 0 0,0 0 0,1 0 0,0 0 0,-1 0 0,5 0 0,-5 0 0,8 0 0,-7 0 0,2 0 0,0 0 0,-2 0 0,0 0 0,-1 0 0,1 0 0,2 0 0,-2 0 0,-1 0 0,-3 0 0,0 0 0,0 0 0,-3 0 0,1 0 0,-1 0 0,3 0 0,2 0 0,-1 0 0,2 0 0,-2 0 0,0 0 0,2 0 0,-1 0 0,1 0 0,-3 0 0,5 0 0,-5 0 0,6 0 0,-6 0 0,2 0 0,-1 0 0,0 0 0,1 0 0,2-2 0,0-1 0,-1 1 0,0 0 0,-1 2 0,0 0 0,1 0 0,-3-1 0,1-1 0,-2 0 0,-2 1 0,0 0 0,-1 0 0,0 1 0,-1 0 0,1 0 0,-1 0 0,0 0 0,1 0 0,-1 0 0,2 0 0,-2 0 0,2 0 0,-3 0 0,1 0 0,0 0 0,0 0 0,1 0 0,-1 0 0,0 0 0,0 0 0,1 0 0,-1 0 0,0 0 0,-1 0 0,0 0 0,2 0 0,1 0 0,3 0 0,0 0 0,1 0 0,-1 0 0,1 0 0,0 0 0,-3 0 0,3 0 0,-3 0 0,0 0 0,6 0 0,-8 0 0,8 0 0,-7 0 0,1 0 0,-1 0 0,1 0 0,0 0 0,1 0 0,-2 0 0,-1 0 0,0 0 0,-1 0 0,2 0 0,1 0 0,-1 0 0,0 0 0,-3 0 0,0 0 0,3 0 0,1 0 0,0 0 0,2 0 0,-2 0 0,1 0 0,1 0 0,-2 0 0,3 0 0,-1 0 0,6 0 0,-5 0 0,5 0 0,-5 0 0,1 0 0,1 0 0,-2 0 0,0 0 0,2 0 0,-2 0 0,2 0 0,0 0 0,-1 0 0,0 0 0,1 0 0,-3 0 0,1 0 0,0 0 0,-2 0 0,3 0 0,1 0 0,1 0 0,1 0 0,1 0 0,1 0 0,-1 0 0,0 0 0,0 0 0,0 0 0,7 0 0,-5 0 0,7 0 0,-8 0 0,0 0 0,0 0 0,2 0 0,1 0 0,0 0 0,-1 0 0,-2 0 0,-1 0 0,0 0 0,-2 0 0,-2 0 0,-1 0 0,-2 0 0,2 0 0,-2 0 0,2 0 0,0 0 0,-1 0 0,1 0 0,0 0 0,2 0 0,1 0 0,5 0 0,1 0 0,-1 0 0,8 0 0,-9 0 0,9 0 0,-6 0 0,-1 0 0,3 0 0,0 0 0,1 0 0,2 0 0,-3 0 0,1 0 0,0 0 0,-1 0 0,3 0 0,-3 0 0,-1 0 0,-2 0 0,-1 0 0,1 0 0,3-2 0,0-1 0,1 0 0,2 1 0,-2 1 0,3 1 0,0 0 0,-3 0 0,2 0 0,-3 0 0,9 0 0,-12 0 0,7 0 0,-11 0 0,3 0 0,1 0 0,-1 0 0,1 0 0,1 0 0,-1 0 0,-1 0 0,-2 0 0,-1 0 0,0 0 0,-1 0 0,-1 0 0,-1 0 0,0 0 0,1-2 0,2 0 0,0 0 0,3-1 0,0 3 0,2 0 0,-2 0 0,1-1 0,0 1 0,0 0 0,2-2 0,3-1 0,-5 0 0,4 1 0,-11 2 0,3 0 0,0 0 0,-2 0 0,0 0 0,-1 0 0,1 0 0,2 0 0,-2 0 0,-1 0 0,0 0 0,0 0 0,0 0 0,-2 0 0,-3 0 0,1 0 0,3 0 0,-1 0 0,2 0 0,0 0 0,1 0 0,-1 0 0,1 0 0,-1 0 0,1 0 0,1 0 0,1 0 0,6 0 0,-4 0 0,6 0 0,-6 0 0,0 0 0,2 0 0,0 0 0,0 0 0,-1 0 0,-2 0 0,3 0 0,0 0 0,0 0 0,-2 0 0,-4 0 0,-1 0 0,0 0 0,-1 0 0,1 0 0,1 0 0,-1 0 0,1 0 0,-1 0 0,1 0 0,-1 0 0,3 0 0,0 0 0,0 0 0,3 0 0,7 1 0,-5 1 0,6 0 0,-9 1 0,1 0 0,-3 0 0,1-1 0,-1-2 0,1 1 0,-1 0 0,0 2 0,1-1 0,-1 0 0,-1-2 0,-2 0 0,-2 0 0,0 0 0,-2 0 0,2 0 0,0 0 0,0 0 0,0 0 0,0 0 0,0 0 0,0 0 0,2 0 0,-2 0 0,2 0 0,-3 0 0,7 0 0,-7 0 0,7 0 0,-8 0 0,2 0 0,-1 0 0,-1 0 0,1 0 0,-1 0 0,1 0 0,3 0 0,-1 0 0,1 0 0,-1 0 0,2 0 0,-1 0 0,1 0 0,-1 0 0,1 0 0,1 0 0,1 0 0,1 0 0,-1 0 0,0 0 0,0 0 0,1 0 0,-1 0 0,0 0 0,-3 0 0,6 0 0,-6 0 0,5 0 0,-6-1 0,1-1 0,0 0 0,-1 1 0,1 0 0,0 1 0,1 0 0,0 0 0,-1 0 0,0 0 0,-1 0 0,0 0 0,1 0 0,-3 0 0,1 0 0,0 0 0,0 0 0,4 0 0,1 0 0,0 0 0,-2 0 0,2 0 0,1-2 0,1-1 0,1 1 0,-3 0 0,-1 2 0,7 0 0,-7 0 0,9 0 0,-7 0 0,5-2 0,1-1 0,0 0 0,1 1 0,-1-1 0,1 0 0,-1-2 0,0-1 0,-3 3 0,2-1 0,-4 1 0,-1 0 0,-1 1 0,-2 2 0,1-2 0,1 0 0,0-1 0,-1 1 0,-2 2 0,1 0 0,-3-1 0,3 1 0,-4-1 0,1-1 0,-1 0 0,7 0 0,-5 2 0,7 0 0,-5 0 0,2 0 0,0 0 0,0 0 0,0 0 0,-2 0 0,0 0 0,-1 0 0,1 0 0,-1 0 0,0 0 0,-2 0 0,-2 0 0,1 0 0,0 0 0,-2 0 0,2 0 0,-1 0 0,-1 0 0,0 0 0,-2 0 0,0 0 0,-4 0 0,-1 0 0</inkml:trace>
 </inkml:ink>
 </file>
 
@@ -3760,119 +3919,7 @@
           <inkml:channelProperty channel="F" name="resolution" value="0" units="1/dev"/>
         </inkml:channelProperties>
       </inkml:inkSource>
-      <inkml:timestamp xml:id="ts0" timeString="2026-03-04T21:15:18.994"/>
-    </inkml:context>
-    <inkml:brush xml:id="br0">
-      <inkml:brushProperty name="width" value="0.1" units="cm"/>
-      <inkml:brushProperty name="height" value="0.1" units="cm"/>
-      <inkml:brushProperty name="color" value="#004F8B"/>
-    </inkml:brush>
-  </inkml:definitions>
-  <inkml:trace contextRef="#ctx0" brushRef="#br0">0 58 24575,'17'0'0,"-6"0"0,2 0 0,-5 0 0,2 0 0,0 0 0,1 0 0,0 0 0,-2 0 0,0 0 0,-2 0 0,0 0 0,1 0 0,-2 0 0,2 0 0,-1 0 0,1 0 0,0 0 0,-1 0 0,1 0 0,0 0 0,-1 0 0,0 0 0,-2 0 0,1 0 0,-2 0 0,2 0 0,-3 0 0,2 0 0,-1 0 0,0 0 0,0 0 0,0 0 0,2 0 0,0 0 0,-1 0 0,1 0 0,0 0 0,-1 0 0,1 0 0,-2 0 0,1 0 0,-1 0 0,0 0 0,1 0 0,0 0 0,6 0 0,-2 0 0,3 0 0,-4 0 0,0 0 0,-1 0 0,0 0 0,-1 0 0,1 0 0,-2 0 0,0 0 0,1 0 0,0 0 0,0 0 0,-1 0 0,0 0 0,0 0 0,0 0 0,0 0 0,1 0 0,0 0 0,1 0 0,-2 0 0,0 0 0,1 0 0,0 0 0,0 0 0,0 0 0,0 0 0,1 0 0,-1 0 0,1 0 0,-4 0 0,2 0 0,-1 0 0,0 0 0,1 0 0,-1 0 0,0 0 0,1 0 0,-1 0 0,0 0 0,1 0 0,-1 0 0,0 0 0,-1 0 0,1 0 0,0 0 0,0 0 0,0 0 0,0 0 0,1 0 0,-1 0 0,1 0 0,0 0 0,1 0 0,0 0 0,0 0 0,0-1 0,-2-2 0,2 1 0,-2-1 0,0 2 0,1 1 0,-1 0 0,0-1 0,1-1 0,-1 1 0,1 0 0,-1 1 0,0 0 0,0 0 0,1 0 0,-1 0 0,0 0 0,-1 0 0,1 0 0,1 0 0,1 0 0,0 0 0,1 0 0,-1 0 0,1 0 0,1 0 0,-1 0 0,1 0 0,0 0 0,0 0 0,2 0 0,0 0 0,0 0 0,-2 0 0,0 0 0,-1 0 0,1 0 0,0 0 0,-1 0 0,0 0 0,0 0 0,-1 0 0,2 0 0,-1 0 0,-1 0 0,1 0 0,-2 0 0,1 0 0,0 0 0,1 0 0,-2 0 0,0 0 0,0 0 0,-1 0 0,1 0 0,-1 0 0,0 0 0,1 0 0,0 0 0,-1 0 0,2 0 0,-2 0 0,1 0 0,2 0 0,2 0 0,0 0 0,0 0 0,0 0 0,0 0 0,2 0 0,0 0 0,-1 0 0,1 0 0,-2 0 0,-1 0 0,-1 0 0,0 0 0,1-1 0,-1 0 0,0-1 0,-1 1 0,-1 1 0,1 0 0,0 0 0,0 0 0,0-1 0,-2 1 0,0 0 0,2 0 0,-2 0 0,2 0 0,-3 0 0,2 0 0,-1 0 0,0 0 0,1 0 0,-1 0 0,0 0 0,1 0 0,-1 0 0,0 0 0,0 0 0,-1 0 0,1 0 0,1 0 0,0 0 0,1 0 0,0 0 0,0 0 0,0 0 0,0 0 0,0 0 0,-1 0 0,-1 0 0,0 0 0,2 0 0,-2 0 0,1 0 0,-1 0 0,0 0 0,1 0 0,-1 0 0,0 0 0,1 0 0,-1 0 0,0 0 0,0 0 0,-1 0 0,2 0 0,0 0 0,2 0 0,2 0 0,-1 0 0,1 0 0,-2 0 0,0 0 0,-1 0 0,-2 0 0,0 0 0,0 0 0,0 0 0,-1 0 0,1 0 0,0 0 0,2 0 0,1 0 0,1 0 0,1 0 0,-2 0 0,1 0 0,-2 0 0,0 0 0,0 0 0,-1 0 0,2 0 0,1 0 0,1 0 0,1 0 0,-1 0 0,0 0 0,0 0 0,2 0 0,0 0 0,-1 0 0,1 0 0,3 0 0,-2 0 0,3 0 0,-1 0 0,0 0 0,1 0 0,2 0 0,-2 0 0,2 0 0,-1 0 0,-1 0 0,0 0 0,-2 0 0,2 0 0,-3 0 0,0 0 0,-1 0 0,-2 0 0,0 0 0,0 0 0,0 0 0,-1 0 0,1 0 0,-1 0 0,-1 0 0,1 0 0,-2 0 0,0 0 0,-2 0 0,3 0 0,-2 0 0,2 0 0,-1 0 0,-1 0 0,-1 0 0,1 0 0,-1 0 0,0 0 0,1 0 0,0 0 0,2 0 0,0 0 0,0 0 0,1 0 0,-2 0 0,1 0 0,-1 0 0,0 0 0,0 0 0,1 0 0,-1 0 0,0 0 0,-2 0 0,1 0 0,-1 0 0,1 0 0,-1 0 0,0 0 0,2 0 0,-2 0 0,2 0 0,-3 0 0,2 0 0,-1 0 0,0 0 0,1 0 0,-1 0 0,0 0 0,1 0 0,-1 0 0,0 0 0,1 0 0,-1 0 0,0 0 0,-1 0 0,1 0 0,0 0 0,0 0 0,1 0 0,1 0 0,1 0 0,1 0 0,0 0 0,-1 0 0,1 0 0,-1 0 0,1 0 0,4 0 0,-4 0 0,4 0 0,-5 0 0,1 0 0,-1 0 0,0 0 0,0 0 0,-1 0 0,2 0 0,-1-1 0,1 0 0,-1 0 0,1-1 0,0 0 0,0 1 0,0-1 0,-2 1 0,0-1 0,1 1 0,0 1 0,-1 0 0,-1 0 0,-2-1 0,0-1 0,2 1 0,-2 0 0,3 0 0,0 0 0,3 0 0,0-1 0,0 0 0,0 1 0,-1-1 0,1 1 0,-1 0 0,0 0 0,-1 0 0,-1 0 0,1 0 0,-1 0 0,0 0 0,1 1 0,-1 0 0,2 0 0,0 0 0,1 0 0,0 0 0,-1 0 0,1 0 0,0 0 0,-1 0 0,1 0 0,0 0 0,-1 0 0,4 0 0,-3 0 0,3 0 0,-3 0 0,2 0 0,0 0 0,-1 0 0,1 0 0,2 0 0,0 0 0,0 0 0,0 0 0,-2 0 0,1 0 0,0 0 0,-2 0 0,-1 0 0,-1 0 0,1 0 0,1 0 0,-1 0 0,-1 0 0,-1 0 0,1 0 0,-1 0 0,0 0 0,-1 0 0,2 0 0,-1 0 0,3 0 0,-3 0 0,3 0 0,-3 0 0,0 0 0,-1 0 0,0 0 0,-1 0 0,-1 0 0,1 0 0,-1 0 0,0 0 0,-1 0 0,2 0 0,1 0 0,2 0 0,1 0 0,0 0 0,-1 0 0,-2 0 0,0 0 0,-1 0 0,0 0 0,-1 0 0,0 0 0,1 0 0,0 0 0,1 0 0,4 0 0,1 0 0,0 0 0,2 0 0,-2 0 0,0 0 0,0 0 0,0 0 0,0 0 0,0 0 0,0 0 0,1 0 0,1 0 0,3 0 0,-3 0 0,0 0 0,-3 0 0,0 0 0,1 0 0,-1 0 0,-1 0 0,0 0 0,1 0 0,-1 0 0,0 0 0,0 0 0,0 0 0,2 0 0,-2 0 0,-1 0 0,1 0 0,0 0 0,2 0 0,2 0 0,-2 0 0,2 0 0,-2 0 0,0 0 0,0 0 0,0 0 0,0 0 0,0 0 0,4 0 0,-3 0 0,4 0 0,-5 0 0,0 0 0,0 0 0,0 0 0,-1 0 0,-1 0 0,-1 0 0,-1 0 0,-1 0 0,-2 0 0,0 0 0,1 0 0,-1 0 0,4 0 0,1 0 0,4 0 0,3 0 0,1 0 0,0 0 0,0 0 0,1 0 0,-2 0 0,-1 0 0,0 0 0,-2 0 0,2 0 0,3 0 0,-4 0 0,5 0 0,-5 1 0,2 0 0,0 1 0,0-1 0,1-1 0,-2 0 0,-2 0 0,-2 0 0,-3 0 0,-2 0 0,0 0 0,-2 0 0,0 0 0,2 0 0,2 0 0,4 0 0,2 0 0,0 0 0,3 0 0,0 0 0,0 0 0,-1 0 0,-3 0 0,-2 0 0,0 0 0,0 0 0,3 0 0,-2 1 0,3 0 0,-3 1 0,2-1 0,-2 0 0,0 0 0,-2 0 0,-3 1 0,-1-1 0,-1-1 0,-1 0 0,2 0 0,1 0 0,2 0 0,1 0 0,0 1 0,2 1 0,2-1 0,2 1 0,-1-2 0,-1 0 0,-2 0 0,-4 0 0,-1 0 0,-2 0 0,-1 0 0,1 0 0,-1 0 0,0 0 0,2 0 0,-2 0 0,1 0 0,-1 0 0,1 0 0,-3 0 0,0 0 0</inkml:trace>
-</inkml:ink>
-</file>
-
-<file path=word/ink/ink3.xml><?xml version="1.0" encoding="utf-8"?>
-<inkml:ink xmlns:inkml="http://www.w3.org/2003/InkML">
-  <inkml:definitions>
-    <inkml:context xml:id="ctx0">
-      <inkml:inkSource xml:id="inkSrc0">
-        <inkml:traceFormat>
-          <inkml:channel name="X" type="integer" min="-2.14748E9" max="2.14748E9" units="cm"/>
-          <inkml:channel name="Y" type="integer" min="-2.14748E9" max="2.14748E9" units="cm"/>
-          <inkml:channel name="F" type="integer" max="32767" units="dev"/>
-        </inkml:traceFormat>
-        <inkml:channelProperties>
-          <inkml:channelProperty channel="X" name="resolution" value="1000" units="1/cm"/>
-          <inkml:channelProperty channel="Y" name="resolution" value="1000" units="1/cm"/>
-          <inkml:channelProperty channel="F" name="resolution" value="0" units="1/dev"/>
-        </inkml:channelProperties>
-      </inkml:inkSource>
-      <inkml:timestamp xml:id="ts0" timeString="2026-03-04T21:13:49.374"/>
-    </inkml:context>
-    <inkml:brush xml:id="br0">
-      <inkml:brushProperty name="width" value="0.1" units="cm"/>
-      <inkml:brushProperty name="height" value="0.1" units="cm"/>
-      <inkml:brushProperty name="color" value="#5B2D90"/>
-    </inkml:brush>
-  </inkml:definitions>
-  <inkml:trace contextRef="#ctx0" brushRef="#br0">58 1 24575,'11'0'0,"2"0"0,-2 0 0,0 0 0,5 0 0,-6 0 0,17 0 0,-14 0 0,7 0 0,-9 0 0,-1 0 0,1 0 0,-2 0 0,0 0 0,2 0 0,3 0 0,-4 0 0,3 0 0,-5 0 0,-1 0 0,-1 0 0,-2 1 0,-2 1 0,-1 1 0,-1 3 0,2 1 0,-1 2 0,2 0 0,-1-1 0,0 1 0,0-1 0,0 0 0,0 0 0,0-2 0,-1 1 0,0 2 0,1-1 0,-1 2 0,1-1 0,0 1 0,-1 0 0,0-1 0,-1 0 0,0-1 0,0 0 0,1 2 0,1 3 0,0-3 0,-1 5 0,-1-8 0,0 0 0,0-1 0,0 0 0,0 0 0,0 0 0,0-1 0,0 1 0,0-2 0,0 2 0,0 2 0,0 2 0,0 5 0,0 0 0,0 0 0,0 4 0,0-8 0,0 4 0,0-9 0,0 0 0,0-1 0,0 1 0,0 5 0,0-3 0,0 4 0,0-4 0,0-1 0,0-1 0,0 0 0,0 0 0,0-1 0,0 0 0,0 0 0,0 0 0,0 0 0,0 0 0,0 1 0,0 0 0,0-1 0,0 0 0,0 0 0,0-1 0,0 3 0,0 0 0,0 1 0,0 2 0,0-3 0,0 1 0,0-2 0,0-1 0,0 0 0,0-1 0,0 1 0,0 0 0,0 1 0,0 0 0,0-1 0,0-1 0,-3-1 0,0-2 0,-2-1 0,-5 0 0,3 0 0,-4 0 0,7-2 0,-2 1 0,2-2 0,-3 1 0,2 0 0,0 0 0,-1 0 0,1-1 0,-1 1 0,2-1 0,0 0 0,0 1 0,1 0 0,-1 1 0,1-1 0,-1-1 0,-1 1 0,0 0 0,-1 0 0,1 1 0,0 0 0,0 0 0,-3 1 0,3 0 0,-3 0 0,2 0 0,-2 0 0,0 0 0,0 0 0,2 0 0,0 0 0,1 0 0,-1 0 0,1 0 0,1 0 0,-1 0 0,0 0 0,0 0 0,-1 0 0,0 0 0,0 0 0,0 0 0,1 0 0,0 1 0,0 2 0,1 0 0,0 2 0,0-1 0,1-1 0,0 0 0,1 0 0,-1 0 0,1-1 0,-1 1 0,0-1 0,-2 2 0,0 0 0,0 1 0,1-1 0,0 0 0,1 0 0,-1-1 0,0 0 0,2-2 0,0-1 0</inkml:trace>
-</inkml:ink>
-</file>
-
-<file path=word/ink/ink4.xml><?xml version="1.0" encoding="utf-8"?>
-<inkml:ink xmlns:inkml="http://www.w3.org/2003/InkML">
-  <inkml:definitions>
-    <inkml:context xml:id="ctx0">
-      <inkml:inkSource xml:id="inkSrc0">
-        <inkml:traceFormat>
-          <inkml:channel name="X" type="integer" min="-2.14748E9" max="2.14748E9" units="cm"/>
-          <inkml:channel name="Y" type="integer" min="-2.14748E9" max="2.14748E9" units="cm"/>
-          <inkml:channel name="F" type="integer" max="32767" units="dev"/>
-        </inkml:traceFormat>
-        <inkml:channelProperties>
-          <inkml:channelProperty channel="X" name="resolution" value="1000" units="1/cm"/>
-          <inkml:channelProperty channel="Y" name="resolution" value="1000" units="1/cm"/>
-          <inkml:channelProperty channel="F" name="resolution" value="0" units="1/dev"/>
-        </inkml:channelProperties>
-      </inkml:inkSource>
-      <inkml:timestamp xml:id="ts0" timeString="2026-03-04T21:13:44.978"/>
-    </inkml:context>
-    <inkml:brush xml:id="br0">
-      <inkml:brushProperty name="width" value="0.1" units="cm"/>
-      <inkml:brushProperty name="height" value="0.1" units="cm"/>
-      <inkml:brushProperty name="color" value="#5B2D90"/>
-    </inkml:brush>
-  </inkml:definitions>
-  <inkml:trace contextRef="#ctx0" brushRef="#br0">212 0 24575,'-13'0'0,"-2"0"0,5 0 0,-1 0 0,5 0 0,1 0 0,-1 0 0,0 0 0,1 0 0,-1 0 0,-12 0 0,6 0 0,-9 0 0,13 0 0,0 0 0,2 0 0,1 0 0,0 0 0,0 0 0,0 1 0,0 1 0,-1 1 0,1-1 0,-1 1 0,0 0 0,2-1 0,1 2 0,2-1 0,1 2 0,1 0 0,2 0 0,4 2 0,1 0 0,1 0 0,0-1 0,-1 0 0,1 0 0,-2 0 0,-1 0 0,0-2 0,0 1 0,-2-1 0,-1-1 0,0 2 0,-1 0 0,0 0 0,1 0 0,0 1 0,0 0 0,0 1 0,0 2 0,0 3 0,-1 2 0,2 0 0,-2 1 0,-1-1 0,2 3 0,-2-6 0,0 1 0,0-7 0,0 1 0,-1-1 0,0 1 0,1 0 0,1 1 0,-1 2 0,0 3 0,-1 2 0,0 0 0,0-2 0,0-2 0,0-1 0,0-2 0,0-1 0,0 1 0,0-1 0,0 0 0,0-1 0,0 1 0,0 0 0,0-1 0,0 1 0,0 0 0,0 1 0,0-2 0,0 3 0,0-3 0,0 0 0,0 1 0,0 6 0,0-1 0,0 3 0,0-2 0,0-2 0,0 1 0,0-1 0,0-2 0,0-2 0,0 0 0,1-2 0,1-1 0,-1 1 0,0 0 0,0 1 0,0 1 0,1-1 0,-1 0 0,0-2 0,1 0 0,2-2 0,0-1 0,1 0 0,-1 0 0,1 0 0,-1 0 0,1 0 0,0 0 0,0 0 0,1 0 0,1 0 0,-2 0 0,3 0 0,-3 0 0,0 0 0,1 0 0,-1 0 0,1 0 0,-1 0 0,1 0 0,-1 0 0,0 0 0,-1 0 0,1 0 0,0 0 0,-1 0 0,1 0 0,-1 0 0,-1 0 0,-1 0 0</inkml:trace>
-</inkml:ink>
-</file>
-
-<file path=word/ink/ink5.xml><?xml version="1.0" encoding="utf-8"?>
-<inkml:ink xmlns:inkml="http://www.w3.org/2003/InkML">
-  <inkml:definitions>
-    <inkml:context xml:id="ctx0">
-      <inkml:inkSource xml:id="inkSrc0">
-        <inkml:traceFormat>
-          <inkml:channel name="X" type="integer" min="-2.14748E9" max="2.14748E9" units="cm"/>
-          <inkml:channel name="Y" type="integer" min="-2.14748E9" max="2.14748E9" units="cm"/>
-          <inkml:channel name="F" type="integer" max="32767" units="dev"/>
-        </inkml:traceFormat>
-        <inkml:channelProperties>
-          <inkml:channelProperty channel="X" name="resolution" value="1000" units="1/cm"/>
-          <inkml:channelProperty channel="Y" name="resolution" value="1000" units="1/cm"/>
-          <inkml:channelProperty channel="F" name="resolution" value="0" units="1/dev"/>
-        </inkml:channelProperties>
-      </inkml:inkSource>
-      <inkml:timestamp xml:id="ts0" timeString="2026-03-04T21:15:45.897"/>
-    </inkml:context>
-    <inkml:brush xml:id="br0">
-      <inkml:brushProperty name="width" value="0.35" units="cm"/>
-      <inkml:brushProperty name="height" value="0.35" units="cm"/>
-      <inkml:brushProperty name="color" value="#E71224"/>
-    </inkml:brush>
-  </inkml:definitions>
-  <inkml:trace contextRef="#ctx0" brushRef="#br0">0 0 24575,'0'0'0</inkml:trace>
-</inkml:ink>
-</file>
-
-<file path=word/ink/ink6.xml><?xml version="1.0" encoding="utf-8"?>
-<inkml:ink xmlns:inkml="http://www.w3.org/2003/InkML">
-  <inkml:definitions>
-    <inkml:context xml:id="ctx0">
-      <inkml:inkSource xml:id="inkSrc0">
-        <inkml:traceFormat>
-          <inkml:channel name="X" type="integer" min="-2.14748E9" max="2.14748E9" units="cm"/>
-          <inkml:channel name="Y" type="integer" min="-2.14748E9" max="2.14748E9" units="cm"/>
-          <inkml:channel name="F" type="integer" max="32767" units="dev"/>
-        </inkml:traceFormat>
-        <inkml:channelProperties>
-          <inkml:channelProperty channel="X" name="resolution" value="1000" units="1/cm"/>
-          <inkml:channelProperty channel="Y" name="resolution" value="1000" units="1/cm"/>
-          <inkml:channelProperty channel="F" name="resolution" value="0" units="1/dev"/>
-        </inkml:channelProperties>
-      </inkml:inkSource>
-      <inkml:timestamp xml:id="ts0" timeString="2026-03-04T21:12:48.582"/>
+      <inkml:timestamp xml:id="ts0" timeString="2026-03-11T19:08:04.034"/>
     </inkml:context>
     <inkml:brush xml:id="br0">
       <inkml:brushProperty name="width" value="0.05" units="cm"/>
@@ -3880,91 +3927,8 @@
       <inkml:brushProperty name="color" value="#E71224"/>
     </inkml:brush>
   </inkml:definitions>
-  <inkml:trace contextRef="#ctx0" brushRef="#br0">162 110 24575,'-8'0'0,"-1"0"0,2 0 0,1-1 0,1 0 0,1-2 0,3 0 0,-2 0 0,1-1 0,-2-2 0,0 2 0,-3-5 0,3 4 0,0-2 0,1 4 0,2-1 0,-1-1 0,1 1 0,1 0 0,0-1 0,0 0 0,0 0 0,0 0 0,0-1 0,0 1 0,1 2 0,1 0 0,2 1 0,0 1 0,1 0 0,-1 0 0,1 0 0,0 1 0,1 0 0,-2 0 0,1 0 0,0 0 0,-1 0 0,1 0 0,0 0 0,0 0 0,0 0 0,0 0 0,-1 0 0,0 1 0,-1 0 0,0 2 0,0-1 0,-1 1 0,1 1 0,1-1 0,-1 2 0,1-3 0,-1 1 0,0 1 0,-1-1 0,-1 2 0,0 0 0,-1 0 0,1 0 0,-1 0 0,0 1 0,0-1 0,0-1 0,0 1 0,0 0 0,0 0 0,0 0 0,0 1 0,0-1 0,0 1 0,0-1 0,0 0 0,0 0 0,0 0 0,-1-1 0,-2-2 0,0 1 0,-3-2 0,1 1 0,-1-1 0,0-1 0,1 0 0,-1 0 0,-1 0 0,1 0 0,-1 0 0,2 0 0,0-1 0,1 0 0,0-2 0,0-1 0,0 1 0,1-1 0,1 0 0,-1 1 0,2-1 0,-1 0 0,1 1 0,1-2 0,0 0 0,-1 1 0,-1 0 0,1 0 0,0-1 0,0 0 0,1 1 0,0-1 0,0 0 0,0 1 0,1 0 0,2 0 0,0 2 0,2 1 0,0 0 0,-1-1 0,0 1 0,1-1 0,-1 1 0,2 1 0,-1 0 0,1-1 0,-1 1 0,-1 0 0,1 0 0,-1 0 0,0 1 0,-1 2 0,-1-1 0,0 1 0,-1 1 0,0-1 0,-1 2 0,0 1 0,0-1 0,0 1 0,0-1 0,0 1 0,0-1 0,0 0 0,0 0 0,0 0 0,0 0 0,-1-2 0,-1 1 0,-2-1 0,-1-1 0,-1-1 0,1-1 0,-1 0 0,1 0 0,0 0 0,0 0 0,0 0 0,0 0 0,-1 0 0,0 0 0,1 0 0,-1 0 0,0-1 0,0-2 0,0 0 0,1-1 0,-1 1 0,0 0 0,1 0 0,1-1 0,1-1 0,2 0 0,1 0 0,0 0 0,0 0 0,0 0 0,0 0 0,0 0 0,1 1 0,1-1 0,2 1 0,0 0 0,2 1 0,-2 1 0,0-1 0,0 1 0,-1-1 0,2 1 0,-1-1 0,2 2 0,-1-1 0,1 1 0,-1-1 0,0 0 0,0 1 0,0 1 0,-1 0 0,1 0 0,0 0 0,0 1 0,1 1 0,-1 2 0,-1 1 0,-1 1 0,-1-2 0,0 2 0,-1-2 0,1 2 0,-2-1 0,0 0 0,0 1 0,0-1 0,0 1 0,0 0 0,0-1 0,0 1 0,0-1 0,0-1 0,0 1 0,0 0 0,0 0 0,0 0 0,0 1 0,0-1 0,0 0 0,0-1 0,-1 0 0,-2-1 0,-1 0 0,-1-2 0,0 2 0,0-2 0,-1 0 0,0 1 0,1-2 0,0 0 0,0 0 0,0 0 0,0 0 0,-2 0 0,-1 0 0,0 0 0,1 0 0,1 0 0,0 0 0,0 0 0,0 0 0,0 0 0,0 0 0,1 0 0,-3-3 0,2 1 0,-1-2 0,3 0 0,0 0 0,1 1 0,1-1 0,1-1 0,1 0 0,0-1 0,0 1 0,0 0 0,0 1 0,0-1 0,0 0 0,0-1 0,0 1 0,0 0 0,0-1 0,0 1 0,0 0 0,0 1 0,0-1 0,0 0 0,0-1 0,0 1 0,1-1 0,0 2 0,1 0 0,1 1 0,-1 0 0,2 2 0,0-2 0,1 2 0,0-1 0,2 0 0,-1 1 0,1-1 0,-2 1 0,0 0 0,0 0 0,-1-1 0,0 1 0,1 0 0,0 0 0,0 1 0,1 0 0,-2 0 0,1 0 0,0 0 0,0 0 0,0 0 0,0 0 0,1 1 0,-2 2 0,0 0 0,0 1 0,2 1 0,0-2 0,1 1 0,-3-1 0,0-1 0,0 1 0,1 0 0,-1 0 0,0 0 0,0-1 0,0 2 0,0-1 0,-1 1 0,-2 0 0,0-1 0,-1 2 0,0 0 0,0 0 0,0 0 0,0 0 0,0 0 0,0 0 0,0 0 0,0-1 0,0 1 0,0 0 0,0 0 0,0 1 0,0-1 0,0 0 0,0 0 0,-1-1 0,0-1 0,-1 1 0,-2 0 0,1 1 0,-1 0 0,1-1 0,0-2 0,-1 1 0,-1 0 0,1 0 0,-2 0 0,2 0 0,-1 0 0,0-1 0,0 0 0,0-1 0,0-1 0,-1 0 0,2 0 0,-1 0 0,0 0 0,0 0 0,-1 0 0,0 0 0,1 0 0,-1 0 0,0 0 0,0-1 0,-3-3 0,2-1 0,-1 0 0,2 0 0,0 1 0,0-1 0,0 0 0,1 0 0,0 1 0,1 0 0,0-1 0,2 2 0,0-2 0,0 2 0,0-1 0,0 0 0,0 0 0,0-1 0,1 0 0,-1 0 0,1 0 0,-1 0 0,1 0 0,1 0 0,0 0 0,0-1 0,0 1 0,0 1 0,0-1 0,0 0 0,0 0 0,0 0 0,0 0 0,0 0 0,0 1 0,0-1 0,1 1 0,1 1 0,3 0 0,0 2 0,-1-2 0,-1 2 0,0-1 0,1 1 0,1 1 0,0 0 0,1 0 0,-1-1 0,1-1 0,-1 1 0,1-1 0,-1 2 0,0 0 0,0 0 0,-1 0 0,1 0 0,0 0 0,1 0 0,-1 0 0,1 0 0,-1 0 0,0 0 0,-1 1 0,-1 0 0,-1 2 0,1 0 0,0 1 0,-1 2 0,1-1 0,-1 0 0,0-1 0,0 0 0,-1 0 0,0 0 0,0 1 0,1 0 0,-1 0 0,0 0 0,-1 0 0,0 0 0,0 0 0,0 0 0,0-1 0,0 1 0,0 0 0,0-1 0,0 1 0,0-3 0,0 0 0</inkml:trace>
-</inkml:ink>
-</file>
-
-<file path=word/ink/ink7.xml><?xml version="1.0" encoding="utf-8"?>
-<inkml:ink xmlns:inkml="http://www.w3.org/2003/InkML">
-  <inkml:definitions>
-    <inkml:context xml:id="ctx0">
-      <inkml:inkSource xml:id="inkSrc0">
-        <inkml:traceFormat>
-          <inkml:channel name="X" type="integer" min="-2.14748E9" max="2.14748E9" units="cm"/>
-          <inkml:channel name="Y" type="integer" min="-2.14748E9" max="2.14748E9" units="cm"/>
-          <inkml:channel name="F" type="integer" max="32767" units="dev"/>
-        </inkml:traceFormat>
-        <inkml:channelProperties>
-          <inkml:channelProperty channel="X" name="resolution" value="1000" units="1/cm"/>
-          <inkml:channelProperty channel="Y" name="resolution" value="1000" units="1/cm"/>
-          <inkml:channelProperty channel="F" name="resolution" value="0" units="1/dev"/>
-        </inkml:channelProperties>
-      </inkml:inkSource>
-      <inkml:timestamp xml:id="ts0" timeString="2026-03-04T21:15:40.160"/>
-    </inkml:context>
-    <inkml:brush xml:id="br0">
-      <inkml:brushProperty name="width" value="0.35" units="cm"/>
-      <inkml:brushProperty name="height" value="0.35" units="cm"/>
-      <inkml:brushProperty name="color" value="#5B2D90"/>
-    </inkml:brush>
-  </inkml:definitions>
-  <inkml:trace contextRef="#ctx0" brushRef="#br0">1 1 24575,'0'0'0</inkml:trace>
-</inkml:ink>
-</file>
-
-<file path=word/ink/ink8.xml><?xml version="1.0" encoding="utf-8"?>
-<inkml:ink xmlns:inkml="http://www.w3.org/2003/InkML">
-  <inkml:definitions>
-    <inkml:context xml:id="ctx0">
-      <inkml:inkSource xml:id="inkSrc0">
-        <inkml:traceFormat>
-          <inkml:channel name="X" type="integer" min="-2.14748E9" max="2.14748E9" units="cm"/>
-          <inkml:channel name="Y" type="integer" min="-2.14748E9" max="2.14748E9" units="cm"/>
-          <inkml:channel name="F" type="integer" max="32767" units="dev"/>
-        </inkml:traceFormat>
-        <inkml:channelProperties>
-          <inkml:channelProperty channel="X" name="resolution" value="1000" units="1/cm"/>
-          <inkml:channelProperty channel="Y" name="resolution" value="1000" units="1/cm"/>
-          <inkml:channelProperty channel="F" name="resolution" value="0" units="1/dev"/>
-        </inkml:channelProperties>
-      </inkml:inkSource>
-      <inkml:timestamp xml:id="ts0" timeString="2026-03-04T21:13:55.407"/>
-    </inkml:context>
-    <inkml:brush xml:id="br0">
-      <inkml:brushProperty name="width" value="0.1" units="cm"/>
-      <inkml:brushProperty name="height" value="0.1" units="cm"/>
-      <inkml:brushProperty name="color" value="#5B2D90"/>
-    </inkml:brush>
-  </inkml:definitions>
-  <inkml:trace contextRef="#ctx0" brushRef="#br0">65 211 24575,'-10'-13'0,"3"0"0,3 6 0,-2-8 0,2 3 0,-1-2 0,3 4 0,-1 2 0,2 0 0,-1 1 0,1 1 0,1 1 0,0 0 0,0 0 0,0 0 0,0 0 0,0-1 0,0 1 0,0-1 0,0 1 0,0 0 0,0 0 0,1 2 0,0-1 0,2 1 0,1-2 0,0 1 0,1 0 0,1 1 0,0 0 0,-1 0 0,0 2 0,0-2 0,-1 2 0,1 0 0,1-1 0,-1 2 0,1 0 0,0 0 0,-1-1 0,1 1 0,0 0 0,-1 0 0,2 0 0,-1 0 0,1 0 0,-2 0 0,0 0 0,1 0 0,0 0 0,-1 0 0,1 0 0,0 1 0,-2 2 0,-1 0 0,-1 1 0,-1-1 0,1 1 0,-1-1 0,-1 2 0,0 0 0,2 0 0,-1 0 0,1 2 0,-1-1 0,-1 1 0,1-2 0,0 0 0,0 0 0,0 1 0,0-1 0,-1 0 0,0 0 0,0 0 0,0 0 0,0-1 0,0 1 0,0 1 0,0-1 0,0 0 0,0 0 0,0-1 0,0 1 0,-1 0 0,-2 0 0,-1 0 0,0-1 0,-1 1 0,0-2 0,2 1 0,-1-1 0,0-2 0,1 2 0,-1-2 0,0 1 0,0-1 0,-1-1 0,1 0 0,-1 0 0,0 0 0,0 0 0,0 0 0,-1 0 0,2 0 0,-1 0 0,0 0 0,0 0 0,0 0 0,0 0 0,1-2 0,1 1 0,-1-2 0,0 0 0,0 1 0,0-2 0,2 0 0,-1 0 0,0 0 0,2 0 0,-1 0 0,2-2 0,0 1 0,0 0 0,0 1 0,0-1 0,0 0 0,0 0 0,0-1 0,0 1 0,0-1 0,0-1 0,0 2 0,0-2 0,1 3 0,1 1 0,3 2 0,0 1 0,-1-2 0,0 1 0,0-1 0,0 1 0,1 1 0,0 0 0,-1 0 0,2 0 0,-1 0 0,1 0 0,-1 0 0,1 0 0,0 0 0,-1 0 0,0 0 0,0 0 0,-1 1 0,1 1 0,-1 2 0,0 0 0,-2 0 0,1-2 0,0 1 0,-2 1 0,1-1 0,0 2 0,-1 0 0,0 0 0,0 0 0,-1 1 0,0-1 0,0 0 0,0 0 0,0 0 0,0 0 0,0-1 0,0 1 0,0 0 0,0 1 0,0-1 0,0 0 0,0 0 0,0-1 0,0 1 0,0 0 0,-1-1 0,-1 0 0,-1-2 0,0 1 0,-1-1 0,-1 0 0,0-1 0,2 0 0,-1 0 0,-1 0 0,1 1 0,-2-2 0,1 0 0,-1 0 0,1 0 0,0 0 0,0 0 0,0 0 0,0 0 0,0 0 0,-1 0 0,1 0 0,-1 0 0,1 0 0,-1 0 0,0 0 0,2-1 0,-2-1 0,2 0 0,-2-1 0,2 1 0,0-1 0,0 1 0,1 0 0,-1-1 0,2-1 0,-1 1 0,1-1 0,0 1 0,1-1 0,0-1 0,-1 0 0,1-1 0,-2 2 0,2 1 0,-1-1 0,1 0 0,1-1 0,0 1 0,0-1 0,0-1 0,0 1 0,0-1 0,0 1 0,0-1 0,0 1 0,0 0 0,0 0 0,0 0 0,0 0 0,0 0 0,0 0 0,0 0 0,1 0 0,1 1 0,0 1 0,2 0 0,-2 0 0,1 1 0,1 0 0,0-1 0,1 2 0,0-1 0,-1 0 0,1 0 0,0 1 0,0 0 0,1 0 0,-1 1 0,0 0 0,1 0 0,-1 0 0,-1 0 0,1 0 0,0 0 0,0 0 0,0 0 0,1 0 0,-1 0 0,0 0 0,-1 0 0,1 0 0,0 1 0,-2 1 0,0 2 0,-1 0 0,0 0 0,-1-1 0,0 1 0,0 1 0,1-1 0,-1 1 0,0 0 0,-1 0 0,0-2 0,0-1 0</inkml:trace>
-</inkml:ink>
-</file>
-
-<file path=word/ink/ink9.xml><?xml version="1.0" encoding="utf-8"?>
-<inkml:ink xmlns:inkml="http://www.w3.org/2003/InkML">
-  <inkml:definitions>
-    <inkml:context xml:id="ctx0">
-      <inkml:inkSource xml:id="inkSrc0">
-        <inkml:traceFormat>
-          <inkml:channel name="X" type="integer" min="-2.14748E9" max="2.14748E9" units="cm"/>
-          <inkml:channel name="Y" type="integer" min="-2.14748E9" max="2.14748E9" units="cm"/>
-          <inkml:channel name="F" type="integer" max="32767" units="dev"/>
-        </inkml:traceFormat>
-        <inkml:channelProperties>
-          <inkml:channelProperty channel="X" name="resolution" value="1000" units="1/cm"/>
-          <inkml:channelProperty channel="Y" name="resolution" value="1000" units="1/cm"/>
-          <inkml:channelProperty channel="F" name="resolution" value="0" units="1/dev"/>
-        </inkml:channelProperties>
-      </inkml:inkSource>
-      <inkml:timestamp xml:id="ts0" timeString="2026-03-04T21:15:33.319"/>
-    </inkml:context>
-    <inkml:brush xml:id="br0">
-      <inkml:brushProperty name="width" value="0.35" units="cm"/>
-      <inkml:brushProperty name="height" value="0.35" units="cm"/>
-      <inkml:brushProperty name="color" value="#004F8B"/>
-    </inkml:brush>
-  </inkml:definitions>
-  <inkml:trace contextRef="#ctx0" brushRef="#br0">0 0 24575,'0'0'0</inkml:trace>
+  <inkml:trace contextRef="#ctx0" brushRef="#br0">726 0 24575,'-14'0'0,"-6"0"0,4 0 0,-6 4 0,3 4 0,-2 3 0,4 2 0,-7 3 0,2 1 0,-1 2 0,-3 3 0,8-4 0,-9 18 0,7-11 0,-15 27 0,14-23 0,-4 8 0,7-9 0,1-2 0,1 3 0,1 0 0,-1 0 0,3 0 0,-1-3 0,-2 13 0,4-15 0,-3 11 0,5-10 0,0 3 0,0 4 0,-1 0 0,-2 0 0,-1 1 0,2 0 0,2 0 0,2-3 0,-1 2 0,-1-2 0,0-1 0,2 3 0,1-7 0,3 3 0,0-3 0,-1 0 0,0 3 0,0-2 0,1 3 0,0-4 0,1 1 0,0 3 0,1-3 0,-1 2 0,0 1 0,1 0 0,-2 7 0,2-7 0,-1 7 0,0-10 0,2 5 0,1-1 0,0 4 0,-1 3 0,1-3 0,0 6 0,0-2 0,0 4 0,0-1 0,0-4 0,0-2 0,0-4 0,0 0 0,0 1 0,2 0 0,2 5 0,2 0 0,2 3 0,0 2 0,1-4 0,3 3 0,-1-3 0,0 0 0,0-2 0,0-4 0,4 11 0,-2-12 0,3 10 0,-4-13 0,-1 1 0,2 0 0,0 0 0,0-2 0,2 2 0,-2-4 0,3 1 0,-1 0 0,0-1 0,0 0 0,-1-4 0,-1-2 0,0-1 0,0 0 0,2 4 0,4 2 0,0 1 0,1 0 0,0 1 0,0-1 0,0 1 0,0-1 0,-1-2 0,-2-2 0,-1-3 0,0 1 0,-3-4 0,3 1 0,-5-5 0,2 2 0,-1-1 0,1 1 0,0 0 0,-3-2 0,3 1 0,-3-2 0,1 1 0,0 1 0,0-2 0,-1 0 0,-2-2 0,-2-1 0,2 0 0,1 2 0,1 1 0,-1-1 0,-1-1 0,0 0 0,-1-1 0,1 1 0,-1-1 0,0-1 0,-1-1 0,-3-3 0,-2 0 0</inkml:trace>
+  <inkml:trace contextRef="#ctx0" brushRef="#br0" timeOffset="2516">833 3282 24575,'0'7'0,"1"1"0,3 6 0,1-3 0,3 6 0,0-2 0,-1-4 0,0 2 0,-1-5 0,0 2 0,-1 0 0,-1 1 0,0-1 0,1-3 0,0 1 0,0-1 0,-2 0 0,0 3 0,0-3 0,0 2 0,0-3 0,1 1 0,0 0 0,0 0 0,-1 0 0,0-1 0,0-1 0,-1-3 0,-2-1 0,-3-1 0,-3-3 0,-5-4 0,-1 0 0,-12-6 0,5 7 0,-8-4 0,5 3 0,-2 0 0,-1 0 0,0-1 0,2 2 0,-2-1 0,3 1 0,-1 1 0,2 0 0,2 0 0,1 1 0,0-1 0,2 1 0,3 2 0,0-2 0,0 2 0,-1 0 0,-1 0 0,2 0 0,0 0 0,0 0 0,0 0 0,0 2 0,0-2 0,1-1 0,-1 1 0,-3 0 0,4 2 0,-4 0 0,4-2 0,1 1 0,-1-1 0,2 0 0,-1 2 0,1 0 0,2-1 0,0 1 0,1 0 0,3 0 0,1 0 0</inkml:trace>
 </inkml:ink>
 </file>
 
